--- a/docs/para-drive/Manual de usuario.docx
+++ b/docs/para-drive/Manual de usuario.docx
@@ -639,7 +639,7 @@
         <w:t xml:space="preserve">”</w:t>
       </w:r>
       <w:r>
-        <w:t xml:space="preserve">.</w:t>
+        <w:t xml:space="preserve">; recordatorios del día anterior (salen solos y se pueden generar con un botón).</w:t>
       </w:r>
     </w:p>
     <w:p>
@@ -661,7 +661,7 @@
         <w:t xml:space="preserve"> </w:t>
       </w:r>
       <w:r>
-        <w:t xml:space="preserve">autorización de datos, clave temporal (se muestra una sola vez) y citas vinculadas.</w:t>
+        <w:t xml:space="preserve">autorización de datos, clave temporal (se muestra una sola vez) y citas vinculadas. Restablecer la clave de un paciente que la olvidó.</w:t>
       </w:r>
     </w:p>
     <w:p>
@@ -741,17 +741,7 @@
         <w:pStyle w:val="Compact"/>
       </w:pPr>
       <w:r>
-        <w:t xml:space="preserve">Olvidé mi contraseña.</w:t>
-      </w:r>
-      <w:r>
-        <w:t xml:space="preserve"> </w:t>
-      </w:r>
-      <w:r>
-        <w:rPr>
-          <w:iCs/>
-          <w:i/>
-        </w:rPr>
-        <w:t xml:space="preserve">(Por definir: el sistema aún no tiene esta función.)</w:t>
+        <w:t xml:space="preserve">Olvidé mi contraseña. (Pídela en el consultorio o por WhatsApp: la secretaria te genera una clave temporal y la cambias al ingresar.)</w:t>
       </w:r>
     </w:p>
     <w:bookmarkEnd w:id="28"/>

--- a/docs/para-drive/Manual de usuario.docx
+++ b/docs/para-drive/Manual de usuario.docx
@@ -438,7 +438,22 @@
         <w:t xml:space="preserve"> </w:t>
       </w:r>
       <w:r>
-        <w:t xml:space="preserve">captura.</w:t>
+        <w:t xml:space="preserve">captura. Tu próxima cita (fecha, hora, especialista, dirección y</w:t>
+      </w:r>
+      <w:r>
+        <w:t xml:space="preserve"> </w:t>
+      </w:r>
+      <w:r>
+        <w:t xml:space="preserve">“</w:t>
+      </w:r>
+      <w:r>
+        <w:t xml:space="preserve">Cómo llegar</w:t>
+      </w:r>
+      <w:r>
+        <w:t xml:space="preserve">”</w:t>
+      </w:r>
+      <w:r>
+        <w:t xml:space="preserve">), otras citas próximas, historial y mis datos.</w:t>
       </w:r>
     </w:p>
     <w:p>
@@ -454,7 +469,13 @@
           <w:bCs/>
           <w:b/>
         </w:rPr>
-        <w:t xml:space="preserve">3.4 Agendar con los datos ya cargados.</w:t>
+        <w:t xml:space="preserve">3.4 Reprogramar o cancelar desde Mis citas:</w:t>
+      </w:r>
+      <w:r>
+        <w:t xml:space="preserve"> </w:t>
+      </w:r>
+      <w:r>
+        <w:t xml:space="preserve">una sola reprogramación y hasta 24 horas antes, igual que con el enlace del WhatsApp.</w:t>
       </w:r>
     </w:p>
     <w:p>
@@ -470,7 +491,63 @@
           <w:bCs/>
           <w:b/>
         </w:rPr>
-        <w:t xml:space="preserve">3.5 Cerrar sesión.</w:t>
+        <w:t xml:space="preserve">3.5 Agendar con los datos ya cargados.</w:t>
+      </w:r>
+    </w:p>
+    <w:p>
+      <w:pPr>
+        <w:numPr>
+          <w:ilvl w:val="0"/>
+          <w:numId w:val="1003"/>
+        </w:numPr>
+        <w:pStyle w:val="Compact"/>
+      </w:pPr>
+      <w:r>
+        <w:rPr>
+          <w:bCs/>
+          <w:b/>
+        </w:rPr>
+        <w:t xml:space="preserve">3.6 Corregir un dato:</w:t>
+      </w:r>
+      <w:r>
+        <w:t xml:space="preserve"> </w:t>
+      </w:r>
+      <w:r>
+        <w:t xml:space="preserve">botón</w:t>
+      </w:r>
+      <w:r>
+        <w:t xml:space="preserve"> </w:t>
+      </w:r>
+      <w:r>
+        <w:t xml:space="preserve">“</w:t>
+      </w:r>
+      <w:r>
+        <w:t xml:space="preserve">Escríbenos por WhatsApp</w:t>
+      </w:r>
+      <w:r>
+        <w:t xml:space="preserve">”</w:t>
+      </w:r>
+      <w:r>
+        <w:t xml:space="preserve"> </w:t>
+      </w:r>
+      <w:r>
+        <w:t xml:space="preserve">en Mis datos.</w:t>
+      </w:r>
+    </w:p>
+    <w:p>
+      <w:pPr>
+        <w:numPr>
+          <w:ilvl w:val="0"/>
+          <w:numId w:val="1003"/>
+        </w:numPr>
+        <w:pStyle w:val="Compact"/>
+      </w:pPr>
+      <w:r>
+        <w:rPr>
+          <w:bCs/>
+          <w:b/>
+        </w:rPr>
+        <w:t xml:space="preserve">3.7 Cerrar sesión.</w:t>
       </w:r>
     </w:p>
     <w:bookmarkEnd w:id="26"/>

--- a/docs/para-drive/Manual de usuario.docx
+++ b/docs/para-drive/Manual de usuario.docx
@@ -26,7 +26,7 @@
         <w:t xml:space="preserve"> </w:t>
       </w:r>
       <w:r>
-        <w:t xml:space="preserve">0.1 (esqueleto) · 6 de octubre de 2026</w:t>
+        <w:t xml:space="preserve">0.2 (esqueleto) · 9 de octubre de 2026</w:t>
       </w:r>
     </w:p>
     <w:p>
@@ -65,7 +65,7 @@
         <w:pStyle w:val="Compact"/>
       </w:pPr>
       <w:r>
-        <w:t xml:space="preserve">Qué es el sistema y para quién es: personas que quieren una cita, pacientes con usuario y la secretaria.</w:t>
+        <w:t xml:space="preserve">Qué es el sistema y para quién es: personas que quieren una cita (no necesitan cuenta) y la secretaria.</w:t>
       </w:r>
     </w:p>
     <w:p>
@@ -90,13 +90,13 @@
         <w:t xml:space="preserve">2. Para personas que quieren una cita (sin cuenta)</w:t>
       </w:r>
     </w:p>
-    <w:bookmarkStart w:id="21" w:name="agendar-una-cita"/>
+    <w:bookmarkStart w:id="21" w:name="pedir-una-cita"/>
     <w:p>
       <w:pPr>
         <w:pStyle w:val="Heading3"/>
       </w:pPr>
       <w:r>
-        <w:t xml:space="preserve">2.1 Agendar una cita</w:t>
+        <w:t xml:space="preserve">2.1 Pedir una cita</w:t>
       </w:r>
     </w:p>
     <w:p>
@@ -158,7 +158,19 @@
         <w:t xml:space="preserve"> </w:t>
       </w:r>
       <w:r>
-        <w:t xml:space="preserve">- confirmación</w:t>
+        <w:t xml:space="preserve">-</w:t>
+      </w:r>
+      <w:r>
+        <w:t xml:space="preserve"> </w:t>
+      </w:r>
+      <w:r>
+        <w:t xml:space="preserve">“</w:t>
+      </w:r>
+      <w:r>
+        <w:t xml:space="preserve">¡Recibimos tu solicitud!</w:t>
+      </w:r>
+      <w:r>
+        <w:t xml:space="preserve">”</w:t>
       </w:r>
     </w:p>
     <w:p>
@@ -178,7 +190,7 @@
         <w:t xml:space="preserve"> </w:t>
       </w:r>
       <w:r>
-        <w:t xml:space="preserve">- Datos obligatorios y opcionales.</w:t>
+        <w:t xml:space="preserve">- Datos obligatorios: nombre, documento, celular y correo.</w:t>
       </w:r>
       <w:r>
         <w:t xml:space="preserve"> </w:t>
@@ -190,7 +202,25 @@
         <w:t xml:space="preserve"> </w:t>
       </w:r>
       <w:r>
-        <w:t xml:space="preserve">- El enlace</w:t>
+        <w:t xml:space="preserve">- Que la cita queda pendiente y la hora apartada hasta que el consultorio la confirme por WhatsApp.</w:t>
+      </w:r>
+    </w:p>
+    <w:bookmarkEnd w:id="21"/>
+    <w:bookmarkStart w:id="22" w:name="los-mensajes-de-whatsapp"/>
+    <w:p>
+      <w:pPr>
+        <w:pStyle w:val="Heading3"/>
+      </w:pPr>
+      <w:r>
+        <w:t xml:space="preserve">2.2 Los mensajes de WhatsApp</w:t>
+      </w:r>
+    </w:p>
+    <w:p>
+      <w:pPr>
+        <w:pStyle w:val="FirstParagraph"/>
+      </w:pPr>
+      <w:r>
+        <w:t xml:space="preserve">Capturas de ejemplo de la confirmación (con el enlace</w:t>
       </w:r>
       <w:r>
         <w:t xml:space="preserve"> </w:t>
@@ -205,28 +235,7 @@
         <w:t xml:space="preserve">”</w:t>
       </w:r>
       <w:r>
-        <w:t xml:space="preserve"> </w:t>
-      </w:r>
-      <w:r>
-        <w:t xml:space="preserve">y que debe guardarlo.</w:t>
-      </w:r>
-    </w:p>
-    <w:bookmarkEnd w:id="21"/>
-    <w:bookmarkStart w:id="22" w:name="el-mensaje-de-whatsapp"/>
-    <w:p>
-      <w:pPr>
-        <w:pStyle w:val="Heading3"/>
-      </w:pPr>
-      <w:r>
-        <w:t xml:space="preserve">2.2 El mensaje de WhatsApp</w:t>
-      </w:r>
-    </w:p>
-    <w:p>
-      <w:pPr>
-        <w:pStyle w:val="FirstParagraph"/>
-      </w:pPr>
-      <w:r>
-        <w:t xml:space="preserve">Captura de un mensaje de confirmación de ejemplo.</w:t>
+        <w:t xml:space="preserve">, que conviene guardar), del aviso cuando el consultorio no puede atender esa hora y del recordatorio que llega unas 24 horas antes.</w:t>
       </w:r>
     </w:p>
     <w:bookmarkEnd w:id="22"/>
@@ -276,7 +285,7 @@
         <w:t xml:space="preserve"> </w:t>
       </w:r>
       <w:r>
-        <w:t xml:space="preserve">- Se puede reprogramar una sola vez.</w:t>
+        <w:t xml:space="preserve">- Se puede reprogramar una sola vez, y la nueva hora queda pendiente hasta que el consultorio la confirme.</w:t>
       </w:r>
       <w:r>
         <w:t xml:space="preserve"> </w:t>
@@ -334,7 +343,7 @@
         <w:t xml:space="preserve">“</w:t>
       </w:r>
       <w:r>
-        <w:t xml:space="preserve">Ya tienes una cita agendada</w:t>
+        <w:t xml:space="preserve">Ya tienes una cita pedida</w:t>
       </w:r>
       <w:r>
         <w:t xml:space="preserve">”</w:t>
@@ -366,13 +375,13 @@
     </w:p>
     <w:bookmarkEnd w:id="24"/>
     <w:bookmarkEnd w:id="25"/>
-    <w:bookmarkStart w:id="26" w:name="para-pacientes-con-usuario"/>
+    <w:bookmarkStart w:id="26" w:name="si-llegas-directo-al-consultorio"/>
     <w:p>
       <w:pPr>
         <w:pStyle w:val="Heading2"/>
       </w:pPr>
       <w:r>
-        <w:t xml:space="preserve">3. Para pacientes con usuario</w:t>
+        <w:t xml:space="preserve">3. Si llegas directo al consultorio</w:t>
       </w:r>
     </w:p>
     <w:p>
@@ -384,170 +393,7 @@
         <w:pStyle w:val="Compact"/>
       </w:pPr>
       <w:r>
-        <w:rPr>
-          <w:bCs/>
-          <w:b/>
-        </w:rPr>
-        <w:t xml:space="preserve">3.1 Cómo se obtiene el usuario:</w:t>
-      </w:r>
-      <w:r>
-        <w:t xml:space="preserve"> </w:t>
-      </w:r>
-      <w:r>
-        <w:t xml:space="preserve">lo crea la secretaria en el consultorio.</w:t>
-      </w:r>
-    </w:p>
-    <w:p>
-      <w:pPr>
-        <w:numPr>
-          <w:ilvl w:val="0"/>
-          <w:numId w:val="1003"/>
-        </w:numPr>
-        <w:pStyle w:val="Compact"/>
-      </w:pPr>
-      <w:r>
-        <w:rPr>
-          <w:bCs/>
-          <w:b/>
-        </w:rPr>
-        <w:t xml:space="preserve">3.2 Primer ingreso y cambio de la clave temporal:</w:t>
-      </w:r>
-      <w:r>
-        <w:t xml:space="preserve"> </w:t>
-      </w:r>
-      <w:r>
-        <w:t xml:space="preserve">capturas.</w:t>
-      </w:r>
-    </w:p>
-    <w:p>
-      <w:pPr>
-        <w:numPr>
-          <w:ilvl w:val="0"/>
-          <w:numId w:val="1003"/>
-        </w:numPr>
-        <w:pStyle w:val="Compact"/>
-      </w:pPr>
-      <w:r>
-        <w:rPr>
-          <w:bCs/>
-          <w:b/>
-        </w:rPr>
-        <w:t xml:space="preserve">3.3 Mis citas:</w:t>
-      </w:r>
-      <w:r>
-        <w:t xml:space="preserve"> </w:t>
-      </w:r>
-      <w:r>
-        <w:t xml:space="preserve">captura. Tu próxima cita (fecha, hora, especialista, dirección y</w:t>
-      </w:r>
-      <w:r>
-        <w:t xml:space="preserve"> </w:t>
-      </w:r>
-      <w:r>
-        <w:t xml:space="preserve">“</w:t>
-      </w:r>
-      <w:r>
-        <w:t xml:space="preserve">Cómo llegar</w:t>
-      </w:r>
-      <w:r>
-        <w:t xml:space="preserve">”</w:t>
-      </w:r>
-      <w:r>
-        <w:t xml:space="preserve">), otras citas próximas, historial y mis datos.</w:t>
-      </w:r>
-    </w:p>
-    <w:p>
-      <w:pPr>
-        <w:numPr>
-          <w:ilvl w:val="0"/>
-          <w:numId w:val="1003"/>
-        </w:numPr>
-        <w:pStyle w:val="Compact"/>
-      </w:pPr>
-      <w:r>
-        <w:rPr>
-          <w:bCs/>
-          <w:b/>
-        </w:rPr>
-        <w:t xml:space="preserve">3.4 Reprogramar o cancelar desde Mis citas:</w:t>
-      </w:r>
-      <w:r>
-        <w:t xml:space="preserve"> </w:t>
-      </w:r>
-      <w:r>
-        <w:t xml:space="preserve">una sola reprogramación y hasta 24 horas antes, igual que con el enlace del WhatsApp.</w:t>
-      </w:r>
-    </w:p>
-    <w:p>
-      <w:pPr>
-        <w:numPr>
-          <w:ilvl w:val="0"/>
-          <w:numId w:val="1003"/>
-        </w:numPr>
-        <w:pStyle w:val="Compact"/>
-      </w:pPr>
-      <w:r>
-        <w:rPr>
-          <w:bCs/>
-          <w:b/>
-        </w:rPr>
-        <w:t xml:space="preserve">3.5 Agendar con los datos ya cargados.</w:t>
-      </w:r>
-    </w:p>
-    <w:p>
-      <w:pPr>
-        <w:numPr>
-          <w:ilvl w:val="0"/>
-          <w:numId w:val="1003"/>
-        </w:numPr>
-        <w:pStyle w:val="Compact"/>
-      </w:pPr>
-      <w:r>
-        <w:rPr>
-          <w:bCs/>
-          <w:b/>
-        </w:rPr>
-        <w:t xml:space="preserve">3.6 Corregir un dato:</w:t>
-      </w:r>
-      <w:r>
-        <w:t xml:space="preserve"> </w:t>
-      </w:r>
-      <w:r>
-        <w:t xml:space="preserve">botón</w:t>
-      </w:r>
-      <w:r>
-        <w:t xml:space="preserve"> </w:t>
-      </w:r>
-      <w:r>
-        <w:t xml:space="preserve">“</w:t>
-      </w:r>
-      <w:r>
-        <w:t xml:space="preserve">Escríbenos por WhatsApp</w:t>
-      </w:r>
-      <w:r>
-        <w:t xml:space="preserve">”</w:t>
-      </w:r>
-      <w:r>
-        <w:t xml:space="preserve"> </w:t>
-      </w:r>
-      <w:r>
-        <w:t xml:space="preserve">en Mis datos.</w:t>
-      </w:r>
-    </w:p>
-    <w:p>
-      <w:pPr>
-        <w:numPr>
-          <w:ilvl w:val="0"/>
-          <w:numId w:val="1003"/>
-        </w:numPr>
-        <w:pStyle w:val="Compact"/>
-      </w:pPr>
-      <w:r>
-        <w:rPr>
-          <w:bCs/>
-          <w:b/>
-        </w:rPr>
-        <w:t xml:space="preserve">3.7 Cerrar sesión.</w:t>
+        <w:t xml:space="preserve">La secretaria te registra con tu nombre, documento, celular y correo, y te agenda la cita. Te llega el mismo WhatsApp de confirmación con el enlace para reprogramar o cancelar.</w:t>
       </w:r>
     </w:p>
     <w:bookmarkEnd w:id="26"/>
@@ -573,7 +419,25 @@
           <w:bCs/>
           <w:b/>
         </w:rPr>
-        <w:t xml:space="preserve">4.1 Ingresar al panel.</w:t>
+        <w:t xml:space="preserve">4.1 Ingresar al panel:</w:t>
+      </w:r>
+      <w:r>
+        <w:t xml:space="preserve"> </w:t>
+      </w:r>
+      <w:r>
+        <w:t xml:space="preserve">“</w:t>
+      </w:r>
+      <w:r>
+        <w:t xml:space="preserve">Acceso del consultorio</w:t>
+      </w:r>
+      <w:r>
+        <w:t xml:space="preserve">”</w:t>
+      </w:r>
+      <w:r>
+        <w:t xml:space="preserve"> </w:t>
+      </w:r>
+      <w:r>
+        <w:t xml:space="preserve">en el pie de la página principal. Menú de la cuenta (arriba a la derecha): cambiar contraseña y cerrar sesión. En el celular, el menú de secciones está abajo.</w:t>
       </w:r>
     </w:p>
     <w:p>
@@ -589,13 +453,13 @@
           <w:bCs/>
           <w:b/>
         </w:rPr>
-        <w:t xml:space="preserve">4.2 Especialidades:</w:t>
-      </w:r>
-      <w:r>
-        <w:t xml:space="preserve"> </w:t>
-      </w:r>
-      <w:r>
-        <w:t xml:space="preserve">crear, editar, activar o desactivar.</w:t>
+        <w:t xml:space="preserve">4.2 Inicio y solicitudes por confirmar:</w:t>
+      </w:r>
+      <w:r>
+        <w:t xml:space="preserve"> </w:t>
+      </w:r>
+      <w:r>
+        <w:t xml:space="preserve">aceptar (se envía la confirmación y se crea la ficha si es la primera vez) o rechazar (se libera la hora y se avisa al paciente).</w:t>
       </w:r>
     </w:p>
     <w:p>
@@ -611,13 +475,13 @@
           <w:bCs/>
           <w:b/>
         </w:rPr>
-        <w:t xml:space="preserve">4.3 Especialistas:</w:t>
-      </w:r>
-      <w:r>
-        <w:t xml:space="preserve"> </w:t>
-      </w:r>
-      <w:r>
-        <w:t xml:space="preserve">registrar y asignar especialidades.</w:t>
+        <w:t xml:space="preserve">4.3 Especialidades:</w:t>
+      </w:r>
+      <w:r>
+        <w:t xml:space="preserve"> </w:t>
+      </w:r>
+      <w:r>
+        <w:t xml:space="preserve">crear, editar, activar o desactivar.</w:t>
       </w:r>
     </w:p>
     <w:p>
@@ -633,13 +497,13 @@
           <w:bCs/>
           <w:b/>
         </w:rPr>
-        <w:t xml:space="preserve">4.4 Publicar horas de atención:</w:t>
-      </w:r>
-      <w:r>
-        <w:t xml:space="preserve"> </w:t>
-      </w:r>
-      <w:r>
-        <w:t xml:space="preserve">cuadrícula de horas, copiar a varios días, quitar horas, y qué pasa si una hora tiene cita.</w:t>
+        <w:t xml:space="preserve">4.4 Especialistas:</w:t>
+      </w:r>
+      <w:r>
+        <w:t xml:space="preserve"> </w:t>
+      </w:r>
+      <w:r>
+        <w:t xml:space="preserve">registrar y asignar especialidades.</w:t>
       </w:r>
     </w:p>
     <w:p>
@@ -655,13 +519,13 @@
           <w:bCs/>
           <w:b/>
         </w:rPr>
-        <w:t xml:space="preserve">4.5 Agenda del día:</w:t>
-      </w:r>
-      <w:r>
-        <w:t xml:space="preserve"> </w:t>
-      </w:r>
-      <w:r>
-        <w:t xml:space="preserve">filtros, búsqueda, marcar atendida o no asistió, reprogramar, cancelar.</w:t>
+        <w:t xml:space="preserve">4.5 Horarios de atención:</w:t>
+      </w:r>
+      <w:r>
+        <w:t xml:space="preserve"> </w:t>
+      </w:r>
+      <w:r>
+        <w:t xml:space="preserve">cuadrícula de horas, copiar a varios días, quitar horas, y qué pasa si una hora tiene cita.</w:t>
       </w:r>
     </w:p>
     <w:p>
@@ -677,13 +541,13 @@
           <w:bCs/>
           <w:b/>
         </w:rPr>
-        <w:t xml:space="preserve">4.6 Mensajes de WhatsApp pendientes:</w:t>
-      </w:r>
-      <w:r>
-        <w:t xml:space="preserve"> </w:t>
-      </w:r>
-      <w:r>
-        <w:t xml:space="preserve">botón</w:t>
+        <w:t xml:space="preserve">4.6 Agenda del día:</w:t>
+      </w:r>
+      <w:r>
+        <w:t xml:space="preserve"> </w:t>
+      </w:r>
+      <w:r>
+        <w:t xml:space="preserve">filtros (incluye</w:t>
       </w:r>
       <w:r>
         <w:t xml:space="preserve"> </w:t>
@@ -692,31 +556,13 @@
         <w:t xml:space="preserve">“</w:t>
       </w:r>
       <w:r>
-        <w:t xml:space="preserve">Enviar por WhatsApp</w:t>
+        <w:t xml:space="preserve">Por confirmar</w:t>
       </w:r>
       <w:r>
         <w:t xml:space="preserve">”</w:t>
       </w:r>
       <w:r>
-        <w:t xml:space="preserve"> </w:t>
-      </w:r>
-      <w:r>
-        <w:t xml:space="preserve">y</w:t>
-      </w:r>
-      <w:r>
-        <w:t xml:space="preserve"> </w:t>
-      </w:r>
-      <w:r>
-        <w:t xml:space="preserve">“</w:t>
-      </w:r>
-      <w:r>
-        <w:t xml:space="preserve">Marcar como enviado</w:t>
-      </w:r>
-      <w:r>
-        <w:t xml:space="preserve">”</w:t>
-      </w:r>
-      <w:r>
-        <w:t xml:space="preserve">; recordatorios del día anterior (salen solos y se pueden generar con un botón).</w:t>
+        <w:t xml:space="preserve">), búsqueda, marcar atendida o no asistió, reprogramar, cancelar.</w:t>
       </w:r>
     </w:p>
     <w:p>
@@ -732,13 +578,46 @@
           <w:bCs/>
           <w:b/>
         </w:rPr>
-        <w:t xml:space="preserve">4.7 Crear el usuario de un paciente:</w:t>
-      </w:r>
-      <w:r>
-        <w:t xml:space="preserve"> </w:t>
-      </w:r>
-      <w:r>
-        <w:t xml:space="preserve">autorización de datos, clave temporal (se muestra una sola vez) y citas vinculadas. Restablecer la clave de un paciente que la olvidó.</w:t>
+        <w:t xml:space="preserve">4.7 Mensajes de WhatsApp pendientes:</w:t>
+      </w:r>
+      <w:r>
+        <w:t xml:space="preserve"> </w:t>
+      </w:r>
+      <w:r>
+        <w:t xml:space="preserve">botón</w:t>
+      </w:r>
+      <w:r>
+        <w:t xml:space="preserve"> </w:t>
+      </w:r>
+      <w:r>
+        <w:t xml:space="preserve">“</w:t>
+      </w:r>
+      <w:r>
+        <w:t xml:space="preserve">Abrir en WhatsApp</w:t>
+      </w:r>
+      <w:r>
+        <w:t xml:space="preserve">”</w:t>
+      </w:r>
+      <w:r>
+        <w:t xml:space="preserve"> </w:t>
+      </w:r>
+      <w:r>
+        <w:t xml:space="preserve">y</w:t>
+      </w:r>
+      <w:r>
+        <w:t xml:space="preserve"> </w:t>
+      </w:r>
+      <w:r>
+        <w:t xml:space="preserve">“</w:t>
+      </w:r>
+      <w:r>
+        <w:t xml:space="preserve">Ya lo envié</w:t>
+      </w:r>
+      <w:r>
+        <w:t xml:space="preserve">”</w:t>
+      </w:r>
+      <w:r>
+        <w:t xml:space="preserve">; recordatorios de las próximas 24 horas (salen solos y se pueden generar con un botón).</w:t>
       </w:r>
     </w:p>
     <w:p>
@@ -754,13 +633,65 @@
           <w:bCs/>
           <w:b/>
         </w:rPr>
-        <w:t xml:space="preserve">4.8 Ficha del paciente e historia clínica:</w:t>
-      </w:r>
-      <w:r>
-        <w:t xml:space="preserve"> </w:t>
-      </w:r>
-      <w:r>
-        <w:t xml:space="preserve">agregar una entrada y corregir sin borrar.</w:t>
+        <w:t xml:space="preserve">4.8 Registrar a un paciente que llegó al consultorio:</w:t>
+      </w:r>
+      <w:r>
+        <w:t xml:space="preserve"> </w:t>
+      </w:r>
+      <w:r>
+        <w:t xml:space="preserve">datos, autorización de datos y qué pasa si el documento ya existe (</w:t>
+      </w:r>
+      <w:r>
+        <w:t xml:space="preserve">“</w:t>
+      </w:r>
+      <w:r>
+        <w:t xml:space="preserve">Abrir su ficha</w:t>
+      </w:r>
+      <w:r>
+        <w:t xml:space="preserve">”</w:t>
+      </w:r>
+      <w:r>
+        <w:t xml:space="preserve">).</w:t>
+      </w:r>
+    </w:p>
+    <w:p>
+      <w:pPr>
+        <w:numPr>
+          <w:ilvl w:val="0"/>
+          <w:numId w:val="1004"/>
+        </w:numPr>
+        <w:pStyle w:val="Compact"/>
+      </w:pPr>
+      <w:r>
+        <w:rPr>
+          <w:bCs/>
+          <w:b/>
+        </w:rPr>
+        <w:t xml:space="preserve">4.9 Ficha del paciente:</w:t>
+      </w:r>
+      <w:r>
+        <w:t xml:space="preserve"> </w:t>
+      </w:r>
+      <w:r>
+        <w:t xml:space="preserve">datos, citas, agendar una cita desde la ficha, historia clínica (agregar una entrada,</w:t>
+      </w:r>
+      <w:r>
+        <w:t xml:space="preserve"> </w:t>
+      </w:r>
+      <w:r>
+        <w:t xml:space="preserve">“</w:t>
+      </w:r>
+      <w:r>
+        <w:t xml:space="preserve">Agregar a la historia</w:t>
+      </w:r>
+      <w:r>
+        <w:t xml:space="preserve">”</w:t>
+      </w:r>
+      <w:r>
+        <w:t xml:space="preserve"> </w:t>
+      </w:r>
+      <w:r>
+        <w:t xml:space="preserve">desde una cita atendida y corregir sin borrar).</w:t>
       </w:r>
     </w:p>
     <w:bookmarkEnd w:id="27"/>
@@ -806,7 +737,7 @@
         <w:pStyle w:val="Compact"/>
       </w:pPr>
       <w:r>
-        <w:t xml:space="preserve">¿Cómo cambio mi número de teléfono?</w:t>
+        <w:t xml:space="preserve">¿Cómo cambio mi número de teléfono? (Escribe al consultorio por WhatsApp.)</w:t>
       </w:r>
     </w:p>
     <w:p>
@@ -818,7 +749,19 @@
         <w:pStyle w:val="Compact"/>
       </w:pPr>
       <w:r>
-        <w:t xml:space="preserve">Olvidé mi contraseña. (Pídela en el consultorio o por WhatsApp: la secretaria te genera una clave temporal y la cambias al ingresar.)</w:t>
+        <w:t xml:space="preserve">¿Necesito crear una cuenta? (No. Solo la secretaria inicia sesión.)</w:t>
+      </w:r>
+    </w:p>
+    <w:p>
+      <w:pPr>
+        <w:numPr>
+          <w:ilvl w:val="0"/>
+          <w:numId w:val="1005"/>
+        </w:numPr>
+        <w:pStyle w:val="Compact"/>
+      </w:pPr>
+      <w:r>
+        <w:t xml:space="preserve">¿Cuánto tarda la confirmación? (Depende del consultorio; la hora queda apartada mientras tanto.)</w:t>
       </w:r>
     </w:p>
     <w:bookmarkEnd w:id="28"/>

--- a/docs/para-drive/Manual de usuario.docx
+++ b/docs/para-drive/Manual de usuario.docx
@@ -190,7 +190,7 @@
         <w:t xml:space="preserve"> </w:t>
       </w:r>
       <w:r>
-        <w:t xml:space="preserve">- Datos obligatorios: nombre, documento, celular y correo.</w:t>
+        <w:t xml:space="preserve">- Datos obligatorios: nombres, apellidos, tipo y número de documento, correo y celular (WhatsApp). El teléfono fijo es opcional.</w:t>
       </w:r>
       <w:r>
         <w:t xml:space="preserve"> </w:t>
@@ -343,13 +343,34 @@
         <w:t xml:space="preserve">“</w:t>
       </w:r>
       <w:r>
-        <w:t xml:space="preserve">Ya tienes una cita pedida</w:t>
+        <w:t xml:space="preserve">Ya tienes una solicitud de cita en revisión</w:t>
       </w:r>
       <w:r>
         <w:t xml:space="preserve">”</w:t>
       </w:r>
       <w:r>
-        <w:t xml:space="preserve">.</w:t>
+        <w:t xml:space="preserve"> </w:t>
+      </w:r>
+      <w:r>
+        <w:t xml:space="preserve">(espera la confirmación por WhatsApp) o</w:t>
+      </w:r>
+      <w:r>
+        <w:t xml:space="preserve"> </w:t>
+      </w:r>
+      <w:r>
+        <w:t xml:space="preserve">“</w:t>
+      </w:r>
+      <w:r>
+        <w:t xml:space="preserve">Ya tienes una cita confirmada</w:t>
+      </w:r>
+      <w:r>
+        <w:t xml:space="preserve">”</w:t>
+      </w:r>
+      <w:r>
+        <w:t xml:space="preserve"> </w:t>
+      </w:r>
+      <w:r>
+        <w:t xml:space="preserve">(cancélala desde el enlace si necesitas otra).</w:t>
       </w:r>
     </w:p>
     <w:p>
@@ -364,6 +385,27 @@
         <w:t xml:space="preserve">“</w:t>
       </w:r>
       <w:r>
+        <w:t xml:space="preserve">No encontramos tu cita</w:t>
+      </w:r>
+      <w:r>
+        <w:t xml:space="preserve">”</w:t>
+      </w:r>
+      <w:r>
+        <w:t xml:space="preserve">: el enlace es de un WhatsApp anterior; usa el del último mensaje.</w:t>
+      </w:r>
+    </w:p>
+    <w:p>
+      <w:pPr>
+        <w:numPr>
+          <w:ilvl w:val="0"/>
+          <w:numId w:val="1002"/>
+        </w:numPr>
+        <w:pStyle w:val="Compact"/>
+      </w:pPr>
+      <w:r>
+        <w:t xml:space="preserve">“</w:t>
+      </w:r>
+      <w:r>
         <w:t xml:space="preserve">Demasiados intentos</w:t>
       </w:r>
       <w:r>
@@ -393,7 +435,7 @@
         <w:pStyle w:val="Compact"/>
       </w:pPr>
       <w:r>
-        <w:t xml:space="preserve">La secretaria te registra con tu nombre, documento, celular y correo, y te agenda la cita. Te llega el mismo WhatsApp de confirmación con el enlace para reprogramar o cancelar.</w:t>
+        <w:t xml:space="preserve">La secretaria te registra con tus nombres, apellidos, tipo y número de documento, correo, celular y, si quieres, teléfono fijo; anota a qué vienes (motivo de consulta) y te agenda la cita. Te llega el mismo WhatsApp de confirmación con el enlace para reprogramar o cancelar.</w:t>
       </w:r>
     </w:p>
     <w:bookmarkEnd w:id="26"/>
@@ -425,9 +467,30 @@
         <w:t xml:space="preserve"> </w:t>
       </w:r>
       <w:r>
+        <w:t xml:space="preserve">el candado junto a</w:t>
+      </w:r>
+      <w:r>
+        <w:t xml:space="preserve"> </w:t>
+      </w:r>
+      <w:r>
         <w:t xml:space="preserve">“</w:t>
       </w:r>
       <w:r>
+        <w:t xml:space="preserve">Agendar cita</w:t>
+      </w:r>
+      <w:r>
+        <w:t xml:space="preserve">”</w:t>
+      </w:r>
+      <w:r>
+        <w:t xml:space="preserve">, arriba en la página principal (también está</w:t>
+      </w:r>
+      <w:r>
+        <w:t xml:space="preserve"> </w:t>
+      </w:r>
+      <w:r>
+        <w:t xml:space="preserve">“</w:t>
+      </w:r>
+      <w:r>
         <w:t xml:space="preserve">Acceso del consultorio</w:t>
       </w:r>
       <w:r>
@@ -437,7 +500,7 @@
         <w:t xml:space="preserve"> </w:t>
       </w:r>
       <w:r>
-        <w:t xml:space="preserve">en el pie de la página principal. Menú de la cuenta (arriba a la derecha): cambiar contraseña y cerrar sesión. En el celular, el menú de secciones está abajo.</w:t>
+        <w:t xml:space="preserve">en el pie). Menú de la cuenta (arriba a la derecha): modo oscuro o claro, cambiar contraseña y cerrar sesión. En el celular, el menú de secciones está abajo.</w:t>
       </w:r>
     </w:p>
     <w:p>
@@ -459,7 +522,25 @@
         <w:t xml:space="preserve"> </w:t>
       </w:r>
       <w:r>
-        <w:t xml:space="preserve">aceptar (se envía la confirmación y se crea la ficha si es la primera vez) o rechazar (se libera la hora y se avisa al paciente).</w:t>
+        <w:t xml:space="preserve">aceptar (se envía la confirmación y se crea la ficha si es la primera vez) o rechazar (se libera la hora y se avisa al paciente). Una solicitud marcada</w:t>
+      </w:r>
+      <w:r>
+        <w:t xml:space="preserve"> </w:t>
+      </w:r>
+      <w:r>
+        <w:t xml:space="preserve">“</w:t>
+      </w:r>
+      <w:r>
+        <w:t xml:space="preserve">Cambio de hora</w:t>
+      </w:r>
+      <w:r>
+        <w:t xml:space="preserve">”</w:t>
+      </w:r>
+      <w:r>
+        <w:t xml:space="preserve"> </w:t>
+      </w:r>
+      <w:r>
+        <w:t xml:space="preserve">es un paciente que reprogramó desde su enlace: muestra la hora que tenía antes.</w:t>
       </w:r>
     </w:p>
     <w:p>
@@ -639,7 +720,7 @@
         <w:t xml:space="preserve"> </w:t>
       </w:r>
       <w:r>
-        <w:t xml:space="preserve">datos, autorización de datos y qué pasa si el documento ya existe (</w:t>
+        <w:t xml:space="preserve">nombres, apellidos, tipo y número de documento, correo, celular, teléfono fijo (opcional), motivo de consulta (opcional), autorización de datos y qué pasa si el documento ya existe (</w:t>
       </w:r>
       <w:r>
         <w:t xml:space="preserve">“</w:t>

--- a/docs/para-drive/Manual de usuario.docx
+++ b/docs/para-drive/Manual de usuario.docx
@@ -659,13 +659,13 @@
           <w:bCs/>
           <w:b/>
         </w:rPr>
-        <w:t xml:space="preserve">4.7 Mensajes de WhatsApp pendientes:</w:t>
-      </w:r>
-      <w:r>
-        <w:t xml:space="preserve"> </w:t>
-      </w:r>
-      <w:r>
-        <w:t xml:space="preserve">botón</w:t>
+        <w:t xml:space="preserve">4.7 Mensajes de WhatsApp:</w:t>
+      </w:r>
+      <w:r>
+        <w:t xml:space="preserve"> </w:t>
+      </w:r>
+      <w:r>
+        <w:t xml:space="preserve">se envían solos (confirmación, rechazo, cambios, cancelación y recordatorio 24 horas antes); no hay que hacer nada. Si alguno no se pudo enviar, aparece en Inicio como</w:t>
       </w:r>
       <w:r>
         <w:t xml:space="preserve"> </w:t>
@@ -674,6 +674,21 @@
         <w:t xml:space="preserve">“</w:t>
       </w:r>
       <w:r>
+        <w:t xml:space="preserve">WhatsApp sin enviar</w:t>
+      </w:r>
+      <w:r>
+        <w:t xml:space="preserve">”</w:t>
+      </w:r>
+      <w:r>
+        <w:t xml:space="preserve">, con</w:t>
+      </w:r>
+      <w:r>
+        <w:t xml:space="preserve"> </w:t>
+      </w:r>
+      <w:r>
+        <w:t xml:space="preserve">“</w:t>
+      </w:r>
+      <w:r>
         <w:t xml:space="preserve">Abrir en WhatsApp</w:t>
       </w:r>
       <w:r>
@@ -698,7 +713,10 @@
         <w:t xml:space="preserve">”</w:t>
       </w:r>
       <w:r>
-        <w:t xml:space="preserve">; recordatorios de las próximas 24 horas (salen solos y se pueden generar con un botón).</w:t>
+        <w:t xml:space="preserve"> </w:t>
+      </w:r>
+      <w:r>
+        <w:t xml:space="preserve">para enviarlo a mano.</w:t>
       </w:r>
     </w:p>
     <w:p>

--- a/docs/para-drive/Manual de usuario.docx
+++ b/docs/para-drive/Manual de usuario.docx
@@ -167,7 +167,7 @@
         <w:t xml:space="preserve">“</w:t>
       </w:r>
       <w:r>
-        <w:t xml:space="preserve">¡Recibimos tu solicitud!</w:t>
+        <w:t xml:space="preserve">¡Tu cita quedó confirmada!</w:t>
       </w:r>
       <w:r>
         <w:t xml:space="preserve">”</w:t>
@@ -202,7 +202,7 @@
         <w:t xml:space="preserve"> </w:t>
       </w:r>
       <w:r>
-        <w:t xml:space="preserve">- Que la cita queda pendiente y la hora apartada hasta que el consultorio la confirme por WhatsApp.</w:t>
+        <w:t xml:space="preserve">- Que la cita queda confirmada de una vez y llega el WhatsApp con los datos y el enlace para reprogramar o cancelar.</w:t>
       </w:r>
     </w:p>
     <w:bookmarkEnd w:id="21"/>
@@ -285,7 +285,7 @@
         <w:t xml:space="preserve"> </w:t>
       </w:r>
       <w:r>
-        <w:t xml:space="preserve">- Se puede reprogramar una sola vez, y la nueva hora queda pendiente hasta que el consultorio la confirme.</w:t>
+        <w:t xml:space="preserve">- Se puede reprogramar una sola vez; el cambio queda confirmado y llega el aviso por WhatsApp con el mismo enlace.</w:t>
       </w:r>
       <w:r>
         <w:t xml:space="preserve"> </w:t>
@@ -343,24 +343,6 @@
         <w:t xml:space="preserve">“</w:t>
       </w:r>
       <w:r>
-        <w:t xml:space="preserve">Ya tienes una solicitud de cita en revisión</w:t>
-      </w:r>
-      <w:r>
-        <w:t xml:space="preserve">”</w:t>
-      </w:r>
-      <w:r>
-        <w:t xml:space="preserve"> </w:t>
-      </w:r>
-      <w:r>
-        <w:t xml:space="preserve">(espera la confirmación por WhatsApp) o</w:t>
-      </w:r>
-      <w:r>
-        <w:t xml:space="preserve"> </w:t>
-      </w:r>
-      <w:r>
-        <w:t xml:space="preserve">“</w:t>
-      </w:r>
-      <w:r>
         <w:t xml:space="preserve">Ya tienes una cita confirmada</w:t>
       </w:r>
       <w:r>
@@ -391,7 +373,7 @@
         <w:t xml:space="preserve">”</w:t>
       </w:r>
       <w:r>
-        <w:t xml:space="preserve">: el enlace es de un WhatsApp anterior; usa el del último mensaje.</w:t>
+        <w:t xml:space="preserve">: el enlace es de un WhatsApp anterior (el consultorio cambió la hora); usa el del último mensaje.</w:t>
       </w:r>
     </w:p>
     <w:p>
@@ -516,31 +498,29 @@
           <w:bCs/>
           <w:b/>
         </w:rPr>
-        <w:t xml:space="preserve">4.2 Inicio y solicitudes por confirmar:</w:t>
-      </w:r>
-      <w:r>
-        <w:t xml:space="preserve"> </w:t>
-      </w:r>
-      <w:r>
-        <w:t xml:space="preserve">aceptar (se envía la confirmación y se crea la ficha si es la primera vez) o rechazar (se libera la hora y se avisa al paciente). Una solicitud marcada</w:t>
-      </w:r>
-      <w:r>
-        <w:t xml:space="preserve"> </w:t>
-      </w:r>
-      <w:r>
-        <w:t xml:space="preserve">“</w:t>
-      </w:r>
-      <w:r>
-        <w:t xml:space="preserve">Cambio de hora</w:t>
-      </w:r>
-      <w:r>
-        <w:t xml:space="preserve">”</w:t>
-      </w:r>
-      <w:r>
-        <w:t xml:space="preserve"> </w:t>
-      </w:r>
-      <w:r>
-        <w:t xml:space="preserve">es un paciente que reprogramó desde su enlace: muestra la hora que tenía antes.</w:t>
+        <w:t xml:space="preserve">4.2 Inicio:</w:t>
+      </w:r>
+      <w:r>
+        <w:t xml:space="preserve"> </w:t>
+      </w:r>
+      <w:r>
+        <w:t xml:space="preserve">citas por atender hoy, siguiente paciente, agenda del día y</w:t>
+      </w:r>
+      <w:r>
+        <w:t xml:space="preserve"> </w:t>
+      </w:r>
+      <w:r>
+        <w:rPr>
+          <w:bCs/>
+          <w:b/>
+        </w:rPr>
+        <w:t xml:space="preserve">Novedades de la web</w:t>
+      </w:r>
+      <w:r>
+        <w:t xml:space="preserve"> </w:t>
+      </w:r>
+      <w:r>
+        <w:t xml:space="preserve">(últimas 48 horas): citas pedidas por la web, que ya llegan confirmadas, y cambios de hora o cancelaciones que hizo el paciente, con la hora anterior. Si quedan citas antiguas sin confirmar, aparecen arriba con Aceptar y Rechazar.</w:t>
       </w:r>
     </w:p>
     <w:p>
@@ -628,22 +608,7 @@
         <w:t xml:space="preserve"> </w:t>
       </w:r>
       <w:r>
-        <w:t xml:space="preserve">filtros (incluye</w:t>
-      </w:r>
-      <w:r>
-        <w:t xml:space="preserve"> </w:t>
-      </w:r>
-      <w:r>
-        <w:t xml:space="preserve">“</w:t>
-      </w:r>
-      <w:r>
-        <w:t xml:space="preserve">Por confirmar</w:t>
-      </w:r>
-      <w:r>
-        <w:t xml:space="preserve">”</w:t>
-      </w:r>
-      <w:r>
-        <w:t xml:space="preserve">), búsqueda, marcar atendida o no asistió, reprogramar, cancelar.</w:t>
+        <w:t xml:space="preserve">filtros por especialista y estado, búsqueda, marcar atendida o no asistió, reprogramar, cancelar.</w:t>
       </w:r>
     </w:p>
     <w:p>
@@ -665,7 +630,7 @@
         <w:t xml:space="preserve"> </w:t>
       </w:r>
       <w:r>
-        <w:t xml:space="preserve">se envían solos (confirmación, rechazo, cambios, cancelación y recordatorio 24 horas antes); no hay que hacer nada. Si alguno no se pudo enviar, aparece en Inicio como</w:t>
+        <w:t xml:space="preserve">se envían solos (confirmación, cambios, cancelación y recordatorio 24 horas antes); no hay que hacer nada. Si alguno no se pudo enviar, aparece en Inicio como</w:t>
       </w:r>
       <w:r>
         <w:t xml:space="preserve"> </w:t>
@@ -860,7 +825,7 @@
         <w:pStyle w:val="Compact"/>
       </w:pPr>
       <w:r>
-        <w:t xml:space="preserve">¿Cuánto tarda la confirmación? (Depende del consultorio; la hora queda apartada mientras tanto.)</w:t>
+        <w:t xml:space="preserve">¿Cuándo queda confirmada mi cita? (Apenas la pides; te llega el WhatsApp en ese momento.)</w:t>
       </w:r>
     </w:p>
     <w:bookmarkEnd w:id="28"/>

--- a/docs/para-drive/Manual de usuario.docx
+++ b/docs/para-drive/Manual de usuario.docx
@@ -520,7 +520,7 @@
         <w:t xml:space="preserve"> </w:t>
       </w:r>
       <w:r>
-        <w:t xml:space="preserve">(últimas 48 horas): citas pedidas por la web, que ya llegan confirmadas, y cambios de hora o cancelaciones que hizo el paciente, con la hora anterior. Si quedan citas antiguas sin confirmar, aparecen arriba con Aceptar y Rechazar.</w:t>
+        <w:t xml:space="preserve">(últimas 48 horas): citas pedidas por la web, que ya llegan confirmadas (sin etiqueta ni hora de solicitud), y cambios de hora o cancelaciones que hizo el paciente, con la hora anterior. Si quedan citas antiguas sin confirmar, aparecen arriba con Aceptar y Rechazar.</w:t>
       </w:r>
     </w:p>
     <w:p>
@@ -608,7 +608,7 @@
         <w:t xml:space="preserve"> </w:t>
       </w:r>
       <w:r>
-        <w:t xml:space="preserve">filtros por especialista y estado, búsqueda, marcar atendida o no asistió, reprogramar, cancelar.</w:t>
+        <w:t xml:space="preserve">cada fila muestra hora, nombre, especialista y estado (el documento y el teléfono se ven en la ficha del paciente). Filtros por especialista y estado, búsqueda por nombre, documento o celular, marcar atendida o no asistió, reprogramar, cancelar.</w:t>
       </w:r>
     </w:p>
     <w:p>

--- a/docs/para-drive/Manual de usuario.docx
+++ b/docs/para-drive/Manual de usuario.docx
@@ -586,7 +586,20 @@
         <w:t xml:space="preserve"> </w:t>
       </w:r>
       <w:r>
-        <w:t xml:space="preserve">cuadrícula de horas, copiar a varios días, quitar horas, y qué pasa si una hora tiene cita.</w:t>
+        <w:t xml:space="preserve">se elige al especialista y se ve una semana. Cada día tiene</w:t>
+      </w:r>
+      <w:r>
+        <w:t xml:space="preserve"> </w:t>
+      </w:r>
+      <w:r>
+        <w:rPr>
+          <w:bCs/>
+          <w:b/>
+        </w:rPr>
+        <w:t xml:space="preserve">Editar</w:t>
+      </w:r>
+      <w:r>
+        <w:t xml:space="preserve">: se abre el horario de ese día con todas las horas de 7:00 a. m. a 7:00 p. m.; las marcadas (con ✓) son las que los pacientes pueden elegir, y se marcan o desmarcan con un toque. Atajos: Mañana (8 a 12), Tarde (2 a 6), Mañana y tarde, Desmarcar todo. En «Usar este horario en otros días» se marcan otros días de la semana y cuántas semanas repetir (por ejemplo, de lunes a viernes durante 4 semanas). Antes de guardar se ve cuántas horas se publican y cuántas se quitan. Las horas con cita aparecen con el nombre del paciente y no se pueden quitar; las que ya pasaron tampoco se cambian.</w:t>
       </w:r>
     </w:p>
     <w:p>

--- a/docs/para-drive/Manual de usuario.docx
+++ b/docs/para-drive/Manual de usuario.docx
@@ -2,13 +2,233 @@
 <file path=word/document.xml><?xml version="1.0" encoding="utf-8"?>
 <w:document xmlns:w="http://schemas.openxmlformats.org/wordprocessingml/2006/main" xmlns:m="http://schemas.openxmlformats.org/officeDocument/2006/math" xmlns:r="http://schemas.openxmlformats.org/officeDocument/2006/relationships" xmlns:o="urn:schemas-microsoft-com:office:office" xmlns:v="urn:schemas-microsoft-com:vml" xmlns:w10="urn:schemas-microsoft-com:office:word" xmlns:a="http://schemas.openxmlformats.org/drawingml/2006/main" xmlns:pic="http://schemas.openxmlformats.org/drawingml/2006/picture" xmlns:wp="http://schemas.openxmlformats.org/drawingml/2006/wordprocessingDrawing">
   <w:body>
-    <w:bookmarkStart w:id="30" w:name="manual-de-usuario-arte-odontológico"/>
+    <w:p>
+      <w:pPr>
+        <w:pStyle w:val="Title"/>
+      </w:pPr>
+      <w:r>
+        <w:t xml:space="preserve">Manual</w:t>
+      </w:r>
+      <w:r>
+        <w:t xml:space="preserve"> </w:t>
+      </w:r>
+      <w:r>
+        <w:t xml:space="preserve">de</w:t>
+      </w:r>
+      <w:r>
+        <w:t xml:space="preserve"> </w:t>
+      </w:r>
+      <w:r>
+        <w:t xml:space="preserve">Usuario</w:t>
+      </w:r>
+      <w:r>
+        <w:t xml:space="preserve"> </w:t>
+      </w:r>
+      <w:r>
+        <w:t xml:space="preserve">del</w:t>
+      </w:r>
+      <w:r>
+        <w:t xml:space="preserve"> </w:t>
+      </w:r>
+      <w:r>
+        <w:t xml:space="preserve">Software</w:t>
+      </w:r>
+      <w:r>
+        <w:t xml:space="preserve"> </w:t>
+      </w:r>
+      <w:r>
+        <w:t xml:space="preserve">—</w:t>
+      </w:r>
+      <w:r>
+        <w:t xml:space="preserve"> </w:t>
+      </w:r>
+      <w:r>
+        <w:t xml:space="preserve">Arte</w:t>
+      </w:r>
+      <w:r>
+        <w:t xml:space="preserve"> </w:t>
+      </w:r>
+      <w:r>
+        <w:t xml:space="preserve">Odontológico</w:t>
+      </w:r>
+    </w:p>
+    <w:p>
+      <w:pPr>
+        <w:pStyle w:val="Subtitle"/>
+      </w:pPr>
+      <w:r>
+        <w:t xml:space="preserve">Sistema</w:t>
+      </w:r>
+      <w:r>
+        <w:t xml:space="preserve"> </w:t>
+      </w:r>
+      <w:r>
+        <w:t xml:space="preserve">web</w:t>
+      </w:r>
+      <w:r>
+        <w:t xml:space="preserve"> </w:t>
+      </w:r>
+      <w:r>
+        <w:t xml:space="preserve">de</w:t>
+      </w:r>
+      <w:r>
+        <w:t xml:space="preserve"> </w:t>
+      </w:r>
+      <w:r>
+        <w:t xml:space="preserve">citas</w:t>
+      </w:r>
+      <w:r>
+        <w:t xml:space="preserve"> </w:t>
+      </w:r>
+      <w:r>
+        <w:t xml:space="preserve">odontológicas</w:t>
+      </w:r>
+      <w:r>
+        <w:t xml:space="preserve"> </w:t>
+      </w:r>
+      <w:r>
+        <w:t xml:space="preserve">·</w:t>
+      </w:r>
+      <w:r>
+        <w:t xml:space="preserve"> </w:t>
+      </w:r>
+      <w:r>
+        <w:t xml:space="preserve">Versión</w:t>
+      </w:r>
+      <w:r>
+        <w:t xml:space="preserve"> </w:t>
+      </w:r>
+      <w:r>
+        <w:t xml:space="preserve">del</w:t>
+      </w:r>
+      <w:r>
+        <w:t xml:space="preserve"> </w:t>
+      </w:r>
+      <w:r>
+        <w:t xml:space="preserve">software</w:t>
+      </w:r>
+      <w:r>
+        <w:t xml:space="preserve"> </w:t>
+      </w:r>
+      <w:r>
+        <w:t xml:space="preserve">1.0</w:t>
+      </w:r>
+    </w:p>
+    <w:p>
+      <w:pPr>
+        <w:pStyle w:val="Author"/>
+      </w:pPr>
+      <w:r>
+        <w:t xml:space="preserve">Emmanuel</w:t>
+      </w:r>
+      <w:r>
+        <w:t xml:space="preserve"> </w:t>
+      </w:r>
+      <w:r>
+        <w:t xml:space="preserve">Artunduaga</w:t>
+      </w:r>
+      <w:r>
+        <w:t xml:space="preserve"> </w:t>
+      </w:r>
+      <w:r>
+        <w:t xml:space="preserve">Charry</w:t>
+      </w:r>
+      <w:r>
+        <w:t xml:space="preserve"> </w:t>
+      </w:r>
+      <w:r>
+        <w:t xml:space="preserve">·</w:t>
+      </w:r>
+      <w:r>
+        <w:t xml:space="preserve"> </w:t>
+      </w:r>
+      <w:r>
+        <w:t xml:space="preserve">Jawer</w:t>
+      </w:r>
+      <w:r>
+        <w:t xml:space="preserve"> </w:t>
+      </w:r>
+      <w:r>
+        <w:t xml:space="preserve">Leonardo</w:t>
+      </w:r>
+      <w:r>
+        <w:t xml:space="preserve"> </w:t>
+      </w:r>
+      <w:r>
+        <w:t xml:space="preserve">Manrique</w:t>
+      </w:r>
+      <w:r>
+        <w:t xml:space="preserve"> </w:t>
+      </w:r>
+      <w:r>
+        <w:t xml:space="preserve">Yosa</w:t>
+      </w:r>
+    </w:p>
+    <w:p>
+      <w:pPr>
+        <w:pStyle w:val="Date"/>
+      </w:pPr>
+      <w:r>
+        <w:t xml:space="preserve">13</w:t>
+      </w:r>
+      <w:r>
+        <w:t xml:space="preserve"> </w:t>
+      </w:r>
+      <w:r>
+        <w:t xml:space="preserve">de</w:t>
+      </w:r>
+      <w:r>
+        <w:t xml:space="preserve"> </w:t>
+      </w:r>
+      <w:r>
+        <w:t xml:space="preserve">octubre</w:t>
+      </w:r>
+      <w:r>
+        <w:t xml:space="preserve"> </w:t>
+      </w:r>
+      <w:r>
+        <w:t xml:space="preserve">de</w:t>
+      </w:r>
+      <w:r>
+        <w:t xml:space="preserve"> </w:t>
+      </w:r>
+      <w:r>
+        <w:t xml:space="preserve">2026</w:t>
+      </w:r>
+    </w:p>
+    <w:sdt>
+      <w:sdtPr>
+        <w:docPartObj>
+          <w:docPartGallery w:val="Table of Contents"/>
+          <w:docPartUnique/>
+        </w:docPartObj>
+      </w:sdtPr>
+      <w:sdtContent>
+        <w:p>
+          <w:pPr>
+            <w:pStyle w:val="TOCHeading"/>
+          </w:pPr>
+          <w:r>
+            <w:t xml:space="preserve">Contenido</w:t>
+          </w:r>
+        </w:p>
+        <w:p>
+          <w:r>
+            <w:fldChar w:fldCharType="begin" w:dirty="true"/>
+            <w:instrText xml:space="preserve">TOC \o "1-2" \h \z \u</w:instrText>
+            <w:fldChar w:fldCharType="separate"/>
+            <w:fldChar w:fldCharType="end"/>
+          </w:r>
+        </w:p>
+      </w:sdtContent>
+    </w:sdt>
+    <w:bookmarkStart w:id="20" w:name="introducción"/>
     <w:p>
       <w:pPr>
         <w:pStyle w:val="Heading1"/>
       </w:pPr>
       <w:r>
-        <w:t xml:space="preserve">Manual de usuario — Arte Odontológico</w:t>
+        <w:t xml:space="preserve">1. Introducción</w:t>
       </w:r>
     </w:p>
     <w:p>
@@ -20,40 +240,61 @@
           <w:bCs/>
           <w:b/>
         </w:rPr>
-        <w:t xml:space="preserve">Versión del documento:</w:t>
-      </w:r>
-      <w:r>
-        <w:t xml:space="preserve"> </w:t>
-      </w:r>
-      <w:r>
-        <w:t xml:space="preserve">0.2 (esqueleto) · 9 de octubre de 2026</w:t>
-      </w:r>
-    </w:p>
-    <w:p>
-      <w:pPr>
-        <w:pStyle w:val="BlockText"/>
-      </w:pPr>
-      <w:r>
-        <w:rPr>
-          <w:bCs/>
-          <w:b/>
-        </w:rPr>
-        <w:t xml:space="preserve">Estado:</w:t>
-      </w:r>
-      <w:r>
-        <w:t xml:space="preserve"> </w:t>
-      </w:r>
-      <w:r>
-        <w:t xml:space="preserve">solo estructura. Se completa con las capturas de pantalla cuando el frontend esté conectado (responsable de las capturas: Jawer). Cada sección indica qué captura va y qué explicar.</w:t>
-      </w:r>
-    </w:p>
-    <w:bookmarkStart w:id="20" w:name="introducción"/>
-    <w:p>
-      <w:pPr>
-        <w:pStyle w:val="Heading2"/>
-      </w:pPr>
-      <w:r>
-        <w:t xml:space="preserve">1. Introducción</w:t>
+        <w:t xml:space="preserve">Nombre del software:</w:t>
+      </w:r>
+      <w:r>
+        <w:t xml:space="preserve"> </w:t>
+      </w:r>
+      <w:r>
+        <w:t xml:space="preserve">Arte Odontológico — sistema web de citas, versión 1.0.</w:t>
+      </w:r>
+    </w:p>
+    <w:p>
+      <w:pPr>
+        <w:pStyle w:val="BodyText"/>
+      </w:pPr>
+      <w:r>
+        <w:rPr>
+          <w:bCs/>
+          <w:b/>
+        </w:rPr>
+        <w:t xml:space="preserve">Descripción:</w:t>
+      </w:r>
+      <w:r>
+        <w:t xml:space="preserve"> </w:t>
+      </w:r>
+      <w:r>
+        <w:t xml:space="preserve">aplicación web del consultorio odontológico Arte Odontológico (sede Rivera, Huila). Permite que las personas pidan su cita por internet, sin crear una cuenta, y que reciban por WhatsApp la confirmación, los cambios y el recordatorio. La secretaria del consultorio administra desde un panel las citas, los pacientes y los horarios.</w:t>
+      </w:r>
+    </w:p>
+    <w:p>
+      <w:pPr>
+        <w:pStyle w:val="BodyText"/>
+      </w:pPr>
+      <w:r>
+        <w:rPr>
+          <w:bCs/>
+          <w:b/>
+        </w:rPr>
+        <w:t xml:space="preserve">Objetivo del manual:</w:t>
+      </w:r>
+      <w:r>
+        <w:t xml:space="preserve"> </w:t>
+      </w:r>
+      <w:r>
+        <w:t xml:space="preserve">explicar paso a paso cómo usar el sistema, tanto para pedir y gestionar una cita como para administrar el consultorio.</w:t>
+      </w:r>
+    </w:p>
+    <w:p>
+      <w:pPr>
+        <w:pStyle w:val="BodyText"/>
+      </w:pPr>
+      <w:r>
+        <w:rPr>
+          <w:bCs/>
+          <w:b/>
+        </w:rPr>
+        <w:t xml:space="preserve">Público objetivo:</w:t>
       </w:r>
     </w:p>
     <w:p>
@@ -65,7 +306,17 @@
         <w:pStyle w:val="Compact"/>
       </w:pPr>
       <w:r>
-        <w:t xml:space="preserve">Qué es el sistema y para quién es: personas que quieren una cita (no necesitan cuenta) y la secretaria.</w:t>
+        <w:rPr>
+          <w:bCs/>
+          <w:b/>
+        </w:rPr>
+        <w:t xml:space="preserve">Pacientes</w:t>
+      </w:r>
+      <w:r>
+        <w:t xml:space="preserve"> </w:t>
+      </w:r>
+      <w:r>
+        <w:t xml:space="preserve">o personas que quieren una cita. No necesitan usuario ni contraseña.</w:t>
       </w:r>
     </w:p>
     <w:p>
@@ -77,26 +328,45 @@
         <w:pStyle w:val="Compact"/>
       </w:pPr>
       <w:r>
-        <w:t xml:space="preserve">Requisitos: un navegador actualizado en computador o celular. Para el WhatsApp, un número de celular con WhatsApp.</w:t>
+        <w:rPr>
+          <w:bCs/>
+          <w:b/>
+        </w:rPr>
+        <w:t xml:space="preserve">Secretaria del consultorio</w:t>
+      </w:r>
+      <w:r>
+        <w:t xml:space="preserve"> </w:t>
+      </w:r>
+      <w:r>
+        <w:t xml:space="preserve">(rol de administrador). Es la única persona que inicia sesión.</w:t>
+      </w:r>
+    </w:p>
+    <w:p>
+      <w:pPr>
+        <w:pStyle w:val="FirstParagraph"/>
+      </w:pPr>
+      <w:r>
+        <w:rPr>
+          <w:bCs/>
+          <w:b/>
+        </w:rPr>
+        <w:t xml:space="preserve">Alcance:</w:t>
+      </w:r>
+      <w:r>
+        <w:t xml:space="preserve"> </w:t>
+      </w:r>
+      <w:r>
+        <w:t xml:space="preserve">pedir una cita, reprogramarla o cancelarla, los mensajes de WhatsApp que se reciben, y, para la secretaria, el panel con inicio, agenda, pacientes (con su historia clínica) y horarios de atención.</w:t>
       </w:r>
     </w:p>
     <w:bookmarkEnd w:id="20"/>
-    <w:bookmarkStart w:id="25" w:name="X0bd45edda8e99a75d4b37e06c785969b3fa1123"/>
-    <w:p>
-      <w:pPr>
-        <w:pStyle w:val="Heading2"/>
-      </w:pPr>
-      <w:r>
-        <w:t xml:space="preserve">2. Para personas que quieren una cita (sin cuenta)</w:t>
-      </w:r>
-    </w:p>
-    <w:bookmarkStart w:id="21" w:name="pedir-una-cita"/>
-    <w:p>
-      <w:pPr>
-        <w:pStyle w:val="Heading3"/>
-      </w:pPr>
-      <w:r>
-        <w:t xml:space="preserve">2.1 Pedir una cita</w:t>
+    <w:bookmarkStart w:id="21" w:name="requisitos-del-sistema"/>
+    <w:p>
+      <w:pPr>
+        <w:pStyle w:val="Heading1"/>
+      </w:pPr>
+      <w:r>
+        <w:t xml:space="preserve">2. Requisitos del sistema</w:t>
       </w:r>
     </w:p>
     <w:p>
@@ -104,73 +374,17 @@
         <w:pStyle w:val="FirstParagraph"/>
       </w:pPr>
       <w:r>
-        <w:t xml:space="preserve">Capturas:</w:t>
-      </w:r>
-      <w:r>
-        <w:t xml:space="preserve"> </w:t>
-      </w:r>
-      <w:r>
-        <w:t xml:space="preserve">- página de inicio con el botón</w:t>
-      </w:r>
-      <w:r>
-        <w:t xml:space="preserve"> </w:t>
-      </w:r>
-      <w:r>
-        <w:t xml:space="preserve">“</w:t>
-      </w:r>
-      <w:r>
-        <w:t xml:space="preserve">Agendar cita</w:t>
-      </w:r>
-      <w:r>
-        <w:t xml:space="preserve">”</w:t>
-      </w:r>
-      <w:r>
-        <w:t xml:space="preserve"> </w:t>
-      </w:r>
-      <w:r>
-        <w:t xml:space="preserve">- elegir especialidad</w:t>
-      </w:r>
-      <w:r>
-        <w:t xml:space="preserve"> </w:t>
-      </w:r>
-      <w:r>
-        <w:t xml:space="preserve">- elegir especialista</w:t>
-      </w:r>
-      <w:r>
-        <w:t xml:space="preserve"> </w:t>
-      </w:r>
-      <w:r>
-        <w:t xml:space="preserve">- calendario con días resaltados</w:t>
-      </w:r>
-      <w:r>
-        <w:t xml:space="preserve"> </w:t>
-      </w:r>
-      <w:r>
-        <w:t xml:space="preserve">- horas del día</w:t>
-      </w:r>
-      <w:r>
-        <w:t xml:space="preserve"> </w:t>
-      </w:r>
-      <w:r>
-        <w:t xml:space="preserve">- formulario de datos con la casilla de autorización</w:t>
-      </w:r>
-      <w:r>
-        <w:t xml:space="preserve"> </w:t>
-      </w:r>
-      <w:r>
-        <w:t xml:space="preserve">-</w:t>
-      </w:r>
-      <w:r>
-        <w:t xml:space="preserve"> </w:t>
-      </w:r>
-      <w:r>
-        <w:t xml:space="preserve">“</w:t>
-      </w:r>
-      <w:r>
-        <w:t xml:space="preserve">¡Tu cita quedó confirmada!</w:t>
-      </w:r>
-      <w:r>
-        <w:t xml:space="preserve">”</w:t>
+        <w:rPr>
+          <w:bCs/>
+          <w:b/>
+        </w:rPr>
+        <w:t xml:space="preserve">Hardware.</w:t>
+      </w:r>
+      <w:r>
+        <w:t xml:space="preserve"> </w:t>
+      </w:r>
+      <w:r>
+        <w:t xml:space="preserve">No hace falta un equipo especial. Sirve cualquier computador, tableta o celular con conexión a internet y pantalla de 360 píxeles de ancho o más. Para recibir los mensajes, un celular con WhatsApp.</w:t>
       </w:r>
     </w:p>
     <w:p>
@@ -178,136 +392,11 @@
         <w:pStyle w:val="BodyText"/>
       </w:pPr>
       <w:r>
-        <w:t xml:space="preserve">Explicar:</w:t>
-      </w:r>
-      <w:r>
-        <w:t xml:space="preserve"> </w:t>
-      </w:r>
-      <w:r>
-        <w:t xml:space="preserve">- Qué significan los días resaltados y los bloqueados.</w:t>
-      </w:r>
-      <w:r>
-        <w:t xml:space="preserve"> </w:t>
-      </w:r>
-      <w:r>
-        <w:t xml:space="preserve">- Datos obligatorios: nombres, apellidos, tipo y número de documento, correo y celular (WhatsApp). El teléfono fijo es opcional.</w:t>
-      </w:r>
-      <w:r>
-        <w:t xml:space="preserve"> </w:t>
-      </w:r>
-      <w:r>
-        <w:t xml:space="preserve">- Por qué se pide la autorización de datos.</w:t>
-      </w:r>
-      <w:r>
-        <w:t xml:space="preserve"> </w:t>
-      </w:r>
-      <w:r>
-        <w:t xml:space="preserve">- Que la cita queda confirmada de una vez y llega el WhatsApp con los datos y el enlace para reprogramar o cancelar.</w:t>
-      </w:r>
-    </w:p>
-    <w:bookmarkEnd w:id="21"/>
-    <w:bookmarkStart w:id="22" w:name="los-mensajes-de-whatsapp"/>
-    <w:p>
-      <w:pPr>
-        <w:pStyle w:val="Heading3"/>
-      </w:pPr>
-      <w:r>
-        <w:t xml:space="preserve">2.2 Los mensajes de WhatsApp</w:t>
-      </w:r>
-    </w:p>
-    <w:p>
-      <w:pPr>
-        <w:pStyle w:val="FirstParagraph"/>
-      </w:pPr>
-      <w:r>
-        <w:t xml:space="preserve">Capturas de ejemplo de la confirmación (con el enlace</w:t>
-      </w:r>
-      <w:r>
-        <w:t xml:space="preserve"> </w:t>
-      </w:r>
-      <w:r>
-        <w:t xml:space="preserve">“</w:t>
-      </w:r>
-      <w:r>
-        <w:t xml:space="preserve">Gestionar mi cita</w:t>
-      </w:r>
-      <w:r>
-        <w:t xml:space="preserve">”</w:t>
-      </w:r>
-      <w:r>
-        <w:t xml:space="preserve">, que conviene guardar), del aviso cuando el consultorio no puede atender esa hora y del recordatorio que llega unas 24 horas antes.</w:t>
-      </w:r>
-    </w:p>
-    <w:bookmarkEnd w:id="22"/>
-    <w:bookmarkStart w:id="23" w:name="reprogramar-o-cancelar"/>
-    <w:p>
-      <w:pPr>
-        <w:pStyle w:val="Heading3"/>
-      </w:pPr>
-      <w:r>
-        <w:t xml:space="preserve">2.3 Reprogramar o cancelar</w:t>
-      </w:r>
-    </w:p>
-    <w:p>
-      <w:pPr>
-        <w:pStyle w:val="FirstParagraph"/>
-      </w:pPr>
-      <w:r>
-        <w:t xml:space="preserve">Capturas de la página</w:t>
-      </w:r>
-      <w:r>
-        <w:t xml:space="preserve"> </w:t>
-      </w:r>
-      <w:r>
-        <w:t xml:space="preserve">“</w:t>
-      </w:r>
-      <w:r>
-        <w:t xml:space="preserve">Gestionar mi cita</w:t>
-      </w:r>
-      <w:r>
-        <w:t xml:space="preserve">”</w:t>
-      </w:r>
-      <w:r>
-        <w:t xml:space="preserve"> </w:t>
-      </w:r>
-      <w:r>
-        <w:t xml:space="preserve">con los dos botones, el calendario de reprogramación y el mensaje cuando ya no se puede.</w:t>
-      </w:r>
-    </w:p>
-    <w:p>
-      <w:pPr>
-        <w:pStyle w:val="BodyText"/>
-      </w:pPr>
-      <w:r>
-        <w:t xml:space="preserve">Reglas que hay que explicar:</w:t>
-      </w:r>
-      <w:r>
-        <w:t xml:space="preserve"> </w:t>
-      </w:r>
-      <w:r>
-        <w:t xml:space="preserve">- Se puede reprogramar una sola vez; el cambio queda confirmado y llega el aviso por WhatsApp con el mismo enlace.</w:t>
-      </w:r>
-      <w:r>
-        <w:t xml:space="preserve"> </w:t>
-      </w:r>
-      <w:r>
-        <w:t xml:space="preserve">- Solo hasta 24 horas antes.</w:t>
-      </w:r>
-      <w:r>
-        <w:t xml:space="preserve"> </w:t>
-      </w:r>
-      <w:r>
-        <w:t xml:space="preserve">- Después solo queda cancelar y pedir otra.</w:t>
-      </w:r>
-    </w:p>
-    <w:bookmarkEnd w:id="23"/>
-    <w:bookmarkStart w:id="24" w:name="mensajes-de-error-comunes"/>
-    <w:p>
-      <w:pPr>
-        <w:pStyle w:val="Heading3"/>
-      </w:pPr>
-      <w:r>
-        <w:t xml:space="preserve">2.4 Mensajes de error comunes</w:t>
+        <w:rPr>
+          <w:bCs/>
+          <w:b/>
+        </w:rPr>
+        <w:t xml:space="preserve">Software.</w:t>
       </w:r>
     </w:p>
     <w:p>
@@ -319,16 +408,7 @@
         <w:pStyle w:val="Compact"/>
       </w:pPr>
       <w:r>
-        <w:t xml:space="preserve">“</w:t>
-      </w:r>
-      <w:r>
-        <w:t xml:space="preserve">Esa hora ya no está disponible</w:t>
-      </w:r>
-      <w:r>
-        <w:t xml:space="preserve">”</w:t>
-      </w:r>
-      <w:r>
-        <w:t xml:space="preserve">.</w:t>
+        <w:t xml:space="preserve">Un navegador actualizado: Google Chrome, Microsoft Edge, Mozilla Firefox o Safari (las dos versiones más recientes).</w:t>
       </w:r>
     </w:p>
     <w:p>
@@ -340,19 +420,7 @@
         <w:pStyle w:val="Compact"/>
       </w:pPr>
       <w:r>
-        <w:t xml:space="preserve">“</w:t>
-      </w:r>
-      <w:r>
-        <w:t xml:space="preserve">Ya tienes una cita confirmada</w:t>
-      </w:r>
-      <w:r>
-        <w:t xml:space="preserve">”</w:t>
-      </w:r>
-      <w:r>
-        <w:t xml:space="preserve"> </w:t>
-      </w:r>
-      <w:r>
-        <w:t xml:space="preserve">(cancélala desde el enlace si necesitas otra).</w:t>
+        <w:t xml:space="preserve">JavaScript activado (viene activado por defecto).</w:t>
       </w:r>
     </w:p>
     <w:p>
@@ -364,48 +432,187 @@
         <w:pStyle w:val="Compact"/>
       </w:pPr>
       <w:r>
-        <w:t xml:space="preserve">“</w:t>
-      </w:r>
-      <w:r>
-        <w:t xml:space="preserve">No encontramos tu cita</w:t>
-      </w:r>
-      <w:r>
-        <w:t xml:space="preserve">”</w:t>
-      </w:r>
-      <w:r>
-        <w:t xml:space="preserve">: el enlace es de un WhatsApp anterior (el consultorio cambió la hora); usa el del último mensaje.</w:t>
-      </w:r>
-    </w:p>
-    <w:p>
-      <w:pPr>
-        <w:numPr>
-          <w:ilvl w:val="0"/>
-          <w:numId w:val="1002"/>
-        </w:numPr>
-        <w:pStyle w:val="Compact"/>
-      </w:pPr>
-      <w:r>
-        <w:t xml:space="preserve">“</w:t>
-      </w:r>
-      <w:r>
-        <w:t xml:space="preserve">Demasiados intentos</w:t>
-      </w:r>
-      <w:r>
-        <w:t xml:space="preserve">”</w:t>
-      </w:r>
-      <w:r>
-        <w:t xml:space="preserve">.</w:t>
-      </w:r>
-    </w:p>
-    <w:bookmarkEnd w:id="24"/>
+        <w:t xml:space="preserve">Un número de celular con WhatsApp, para recibir los mensajes de la cita.</w:t>
+      </w:r>
+    </w:p>
+    <w:p>
+      <w:pPr>
+        <w:pStyle w:val="FirstParagraph"/>
+      </w:pPr>
+      <w:r>
+        <w:t xml:space="preserve">No hay nada que descargar ni instalar.</w:t>
+      </w:r>
+    </w:p>
+    <w:bookmarkEnd w:id="21"/>
+    <w:bookmarkStart w:id="25" w:name="instalación-y-acceso-al-software"/>
+    <w:p>
+      <w:pPr>
+        <w:pStyle w:val="Heading1"/>
+      </w:pPr>
+      <w:r>
+        <w:t xml:space="preserve">3. Instalación y acceso al software</w:t>
+      </w:r>
+    </w:p>
+    <w:p>
+      <w:pPr>
+        <w:pStyle w:val="FirstParagraph"/>
+      </w:pPr>
+      <w:r>
+        <w:rPr>
+          <w:bCs/>
+          <w:b/>
+        </w:rPr>
+        <w:t xml:space="preserve">Acceso web.</w:t>
+      </w:r>
+      <w:r>
+        <w:t xml:space="preserve"> </w:t>
+      </w:r>
+      <w:r>
+        <w:t xml:space="preserve">Se entra desde el navegador a la dirección del consultorio:</w:t>
+      </w:r>
+      <w:r>
+        <w:t xml:space="preserve"> </w:t>
+      </w:r>
+      <w:r>
+        <w:rPr>
+          <w:bCs/>
+          <w:b/>
+        </w:rPr>
+        <w:t xml:space="preserve">[dirección del sistema publicado — se completa al publicar]</w:t>
+      </w:r>
+      <w:r>
+        <w:t xml:space="preserve">. La página principal es la misma para todos.</w:t>
+      </w:r>
+    </w:p>
+    <w:p>
+      <w:pPr>
+        <w:pStyle w:val="CaptionedFigure"/>
+      </w:pPr>
+      <w:r>
+        <w:drawing>
+          <wp:inline>
+            <wp:extent cx="4800600" cy="3000375"/>
+            <wp:effectExtent b="0" l="0" r="0" t="0"/>
+            <wp:docPr descr="Página principal. Arriba a la derecha está el botón «Agendar cita» y, a su lado, el candado de acceso del consultorio." title="" id="23" name="Picture"/>
+            <a:graphic>
+              <a:graphicData uri="http://schemas.openxmlformats.org/drawingml/2006/picture">
+                <pic:pic>
+                  <pic:nvPicPr>
+                    <pic:cNvPr descr="../capturas/manual/u01-inicio.png" id="24" name="Picture"/>
+                    <pic:cNvPicPr>
+                      <a:picLocks noChangeArrowheads="1" noChangeAspect="1"/>
+                    </pic:cNvPicPr>
+                  </pic:nvPicPr>
+                  <pic:blipFill>
+                    <a:blip r:embed="rId22"/>
+                    <a:stretch>
+                      <a:fillRect/>
+                    </a:stretch>
+                  </pic:blipFill>
+                  <pic:spPr bwMode="auto">
+                    <a:xfrm>
+                      <a:off x="0" y="0"/>
+                      <a:ext cx="4800600" cy="3000375"/>
+                    </a:xfrm>
+                    <a:prstGeom prst="rect">
+                      <a:avLst/>
+                    </a:prstGeom>
+                    <a:noFill/>
+                    <a:ln w="9525">
+                      <a:noFill/>
+                      <a:headEnd/>
+                      <a:tailEnd/>
+                    </a:ln>
+                  </pic:spPr>
+                </pic:pic>
+              </a:graphicData>
+            </a:graphic>
+          </wp:inline>
+        </w:drawing>
+      </w:r>
+    </w:p>
+    <w:p>
+      <w:pPr>
+        <w:pStyle w:val="ImageCaption"/>
+      </w:pPr>
+      <w:r>
+        <w:t xml:space="preserve">Página principal. Arriba a la derecha está el botón «Agendar cita» y, a su lado, el candado de acceso del consultorio.</w:t>
+      </w:r>
+    </w:p>
+    <w:p>
+      <w:pPr>
+        <w:pStyle w:val="BodyText"/>
+      </w:pPr>
+      <w:r>
+        <w:rPr>
+          <w:bCs/>
+          <w:b/>
+        </w:rPr>
+        <w:t xml:space="preserve">Descarga e instalación.</w:t>
+      </w:r>
+      <w:r>
+        <w:t xml:space="preserve"> </w:t>
+      </w:r>
+      <w:r>
+        <w:t xml:space="preserve">No aplica: es una aplicación web.</w:t>
+      </w:r>
+    </w:p>
+    <w:p>
+      <w:pPr>
+        <w:pStyle w:val="BodyText"/>
+      </w:pPr>
+      <w:r>
+        <w:rPr>
+          <w:bCs/>
+          <w:b/>
+        </w:rPr>
+        <w:t xml:space="preserve">Cómo crear una cuenta.</w:t>
+      </w:r>
+      <w:r>
+        <w:t xml:space="preserve"> </w:t>
+      </w:r>
+      <w:r>
+        <w:t xml:space="preserve">Los pacientes</w:t>
+      </w:r>
+      <w:r>
+        <w:t xml:space="preserve"> </w:t>
+      </w:r>
+      <w:r>
+        <w:rPr>
+          <w:bCs/>
+          <w:b/>
+        </w:rPr>
+        <w:t xml:space="preserve">no tienen cuenta</w:t>
+      </w:r>
+      <w:r>
+        <w:t xml:space="preserve">: para pedir una cita solo se llenan los datos en el formulario. La cuenta de la secretaria la crea el equipo técnico al poner el sistema en marcha; la secretaria recibe su correo y una contraseña temporal. La primera vez que ingresa, el sistema le pide crear una contraseña propia antes de continuar (sección 6).</w:t>
+      </w:r>
+    </w:p>
     <w:bookmarkEnd w:id="25"/>
-    <w:bookmarkStart w:id="26" w:name="si-llegas-directo-al-consultorio"/>
+    <w:bookmarkStart w:id="34" w:name="interfaz-de-usuario"/>
+    <w:p>
+      <w:pPr>
+        <w:pStyle w:val="Heading1"/>
+      </w:pPr>
+      <w:r>
+        <w:t xml:space="preserve">4. Interfaz de usuario</w:t>
+      </w:r>
+    </w:p>
+    <w:bookmarkStart w:id="29" w:name="pantalla-de-inicio-para-todos"/>
     <w:p>
       <w:pPr>
         <w:pStyle w:val="Heading2"/>
       </w:pPr>
       <w:r>
-        <w:t xml:space="preserve">3. Si llegas directo al consultorio</w:t>
+        <w:t xml:space="preserve">4.1 Pantalla de inicio (para todos)</w:t>
+      </w:r>
+    </w:p>
+    <w:p>
+      <w:pPr>
+        <w:pStyle w:val="FirstParagraph"/>
+      </w:pPr>
+      <w:r>
+        <w:t xml:space="preserve">La página principal muestra:</w:t>
       </w:r>
     </w:p>
     <w:p>
@@ -417,17 +624,851 @@
         <w:pStyle w:val="Compact"/>
       </w:pPr>
       <w:r>
-        <w:t xml:space="preserve">La secretaria te registra con tus nombres, apellidos, tipo y número de documento, correo, celular y, si quieres, teléfono fijo; anota a qué vienes (motivo de consulta) y te agenda la cita. Te llega el mismo WhatsApp de confirmación con el enlace para reprogramar o cancelar.</w:t>
-      </w:r>
-    </w:p>
-    <w:bookmarkEnd w:id="26"/>
-    <w:bookmarkStart w:id="27" w:name="para-la-secretaria-administración"/>
+        <w:rPr>
+          <w:bCs/>
+          <w:b/>
+        </w:rPr>
+        <w:t xml:space="preserve">Agendar cita:</w:t>
+      </w:r>
+      <w:r>
+        <w:t xml:space="preserve"> </w:t>
+      </w:r>
+      <w:r>
+        <w:t xml:space="preserve">botón para pedir una cita.</w:t>
+      </w:r>
+    </w:p>
+    <w:p>
+      <w:pPr>
+        <w:numPr>
+          <w:ilvl w:val="0"/>
+          <w:numId w:val="1003"/>
+        </w:numPr>
+        <w:pStyle w:val="Compact"/>
+      </w:pPr>
+      <w:r>
+        <w:rPr>
+          <w:bCs/>
+          <w:b/>
+        </w:rPr>
+        <w:t xml:space="preserve">Candado:</w:t>
+      </w:r>
+      <w:r>
+        <w:t xml:space="preserve"> </w:t>
+      </w:r>
+      <w:r>
+        <w:t xml:space="preserve">acceso de la secretaria al panel (también hay un enlace «Acceso del consultorio» al final de la página).</w:t>
+      </w:r>
+    </w:p>
+    <w:p>
+      <w:pPr>
+        <w:numPr>
+          <w:ilvl w:val="0"/>
+          <w:numId w:val="1003"/>
+        </w:numPr>
+        <w:pStyle w:val="Compact"/>
+      </w:pPr>
+      <w:r>
+        <w:rPr>
+          <w:bCs/>
+          <w:b/>
+        </w:rPr>
+        <w:t xml:space="preserve">Especialidades:</w:t>
+      </w:r>
+      <w:r>
+        <w:t xml:space="preserve"> </w:t>
+      </w:r>
+      <w:r>
+        <w:t xml:space="preserve">las que ofrece el consultorio; al tocar una se empieza a pedir la cita.</w:t>
+      </w:r>
+    </w:p>
+    <w:p>
+      <w:pPr>
+        <w:numPr>
+          <w:ilvl w:val="0"/>
+          <w:numId w:val="1003"/>
+        </w:numPr>
+        <w:pStyle w:val="Compact"/>
+      </w:pPr>
+      <w:r>
+        <w:rPr>
+          <w:bCs/>
+          <w:b/>
+        </w:rPr>
+        <w:t xml:space="preserve">Contacto:</w:t>
+      </w:r>
+      <w:r>
+        <w:t xml:space="preserve"> </w:t>
+      </w:r>
+      <w:r>
+        <w:t xml:space="preserve">dirección (Carrera 7 No. 3-61, Rivera), teléfonos (318 715 3718 y 310 812 0241), horario de atención y un botón para escribir por WhatsApp.</w:t>
+      </w:r>
+    </w:p>
+    <w:p>
+      <w:pPr>
+        <w:pStyle w:val="CaptionedFigure"/>
+      </w:pPr>
+      <w:r>
+        <w:drawing>
+          <wp:inline>
+            <wp:extent cx="4800600" cy="3000375"/>
+            <wp:effectExtent b="0" l="0" r="0" t="0"/>
+            <wp:docPr descr="Especialidades: se elige una para empezar a pedir la cita." title="" id="27" name="Picture"/>
+            <a:graphic>
+              <a:graphicData uri="http://schemas.openxmlformats.org/drawingml/2006/picture">
+                <pic:pic>
+                  <pic:nvPicPr>
+                    <pic:cNvPr descr="../capturas/manual/u02-especialidades.png" id="28" name="Picture"/>
+                    <pic:cNvPicPr>
+                      <a:picLocks noChangeArrowheads="1" noChangeAspect="1"/>
+                    </pic:cNvPicPr>
+                  </pic:nvPicPr>
+                  <pic:blipFill>
+                    <a:blip r:embed="rId26"/>
+                    <a:stretch>
+                      <a:fillRect/>
+                    </a:stretch>
+                  </pic:blipFill>
+                  <pic:spPr bwMode="auto">
+                    <a:xfrm>
+                      <a:off x="0" y="0"/>
+                      <a:ext cx="4800600" cy="3000375"/>
+                    </a:xfrm>
+                    <a:prstGeom prst="rect">
+                      <a:avLst/>
+                    </a:prstGeom>
+                    <a:noFill/>
+                    <a:ln w="9525">
+                      <a:noFill/>
+                      <a:headEnd/>
+                      <a:tailEnd/>
+                    </a:ln>
+                  </pic:spPr>
+                </pic:pic>
+              </a:graphicData>
+            </a:graphic>
+          </wp:inline>
+        </w:drawing>
+      </w:r>
+    </w:p>
+    <w:p>
+      <w:pPr>
+        <w:pStyle w:val="ImageCaption"/>
+      </w:pPr>
+      <w:r>
+        <w:t xml:space="preserve">Especialidades: se elige una para empezar a pedir la cita.</w:t>
+      </w:r>
+    </w:p>
+    <w:bookmarkEnd w:id="29"/>
+    <w:bookmarkStart w:id="33" w:name="menú-del-panel-para-la-secretaria"/>
     <w:p>
       <w:pPr>
         <w:pStyle w:val="Heading2"/>
       </w:pPr>
       <w:r>
-        <w:t xml:space="preserve">4. Para la secretaria (administración)</w:t>
+        <w:t xml:space="preserve">4.2 Menú del panel (para la secretaria)</w:t>
+      </w:r>
+    </w:p>
+    <w:p>
+      <w:pPr>
+        <w:pStyle w:val="FirstParagraph"/>
+      </w:pPr>
+      <w:r>
+        <w:t xml:space="preserve">Al iniciar sesión se abre el panel. En computador el menú está a la izquierda y en el celular abajo:</w:t>
+      </w:r>
+    </w:p>
+    <w:tbl>
+      <w:tblPr>
+        <w:tblStyle w:val="Table"/>
+        <w:tblW w:type="pct" w:w="5000"/>
+        <w:tblLook w:firstRow="1" w:lastRow="0" w:firstColumn="0" w:lastColumn="0" w:noHBand="0" w:noVBand="0" w:val="0020"/>
+        <w:jc w:val="start"/>
+      </w:tblPr>
+      <w:tblGrid>
+        <w:gridCol w:w="3960"/>
+        <w:gridCol w:w="3960"/>
+      </w:tblGrid>
+      <w:tr>
+        <w:trPr>
+          <w:tblHeader w:val="true"/>
+        </w:trPr>
+        <w:tc>
+          <w:tcPr/>
+          <w:p>
+            <w:pPr>
+              <w:pStyle w:val="Compact"/>
+              <w:jc w:val="left"/>
+            </w:pPr>
+            <w:r>
+              <w:t xml:space="preserve">Sección</w:t>
+            </w:r>
+          </w:p>
+        </w:tc>
+        <w:tc>
+          <w:tcPr/>
+          <w:p>
+            <w:pPr>
+              <w:pStyle w:val="Compact"/>
+              <w:jc w:val="left"/>
+            </w:pPr>
+            <w:r>
+              <w:t xml:space="preserve">Para qué sirve</w:t>
+            </w:r>
+          </w:p>
+        </w:tc>
+      </w:tr>
+      <w:tr>
+        <w:tc>
+          <w:tcPr/>
+          <w:p>
+            <w:pPr>
+              <w:pStyle w:val="Compact"/>
+              <w:jc w:val="left"/>
+            </w:pPr>
+            <w:r>
+              <w:rPr>
+                <w:bCs/>
+                <w:b/>
+              </w:rPr>
+              <w:t xml:space="preserve">Inicio</w:t>
+            </w:r>
+          </w:p>
+        </w:tc>
+        <w:tc>
+          <w:tcPr/>
+          <w:p>
+            <w:pPr>
+              <w:pStyle w:val="Compact"/>
+              <w:jc w:val="left"/>
+            </w:pPr>
+            <w:r>
+              <w:t xml:space="preserve">Resumen del día: citas por atender, citas nuevas de la web, WhatsApp sin enviar.</w:t>
+            </w:r>
+          </w:p>
+        </w:tc>
+      </w:tr>
+      <w:tr>
+        <w:tc>
+          <w:tcPr/>
+          <w:p>
+            <w:pPr>
+              <w:pStyle w:val="Compact"/>
+              <w:jc w:val="left"/>
+            </w:pPr>
+            <w:r>
+              <w:rPr>
+                <w:bCs/>
+                <w:b/>
+              </w:rPr>
+              <w:t xml:space="preserve">Agenda</w:t>
+            </w:r>
+          </w:p>
+        </w:tc>
+        <w:tc>
+          <w:tcPr/>
+          <w:p>
+            <w:pPr>
+              <w:pStyle w:val="Compact"/>
+              <w:jc w:val="left"/>
+            </w:pPr>
+            <w:r>
+              <w:t xml:space="preserve">Todas las citas de un día, con filtros y búsqueda.</w:t>
+            </w:r>
+          </w:p>
+        </w:tc>
+      </w:tr>
+      <w:tr>
+        <w:tc>
+          <w:tcPr/>
+          <w:p>
+            <w:pPr>
+              <w:pStyle w:val="Compact"/>
+              <w:jc w:val="left"/>
+            </w:pPr>
+            <w:r>
+              <w:rPr>
+                <w:bCs/>
+                <w:b/>
+              </w:rPr>
+              <w:t xml:space="preserve">Pacientes</w:t>
+            </w:r>
+          </w:p>
+        </w:tc>
+        <w:tc>
+          <w:tcPr/>
+          <w:p>
+            <w:pPr>
+              <w:pStyle w:val="Compact"/>
+              <w:jc w:val="left"/>
+            </w:pPr>
+            <w:r>
+              <w:t xml:space="preserve">Buscar, registrar y abrir la ficha de cada paciente.</w:t>
+            </w:r>
+          </w:p>
+        </w:tc>
+      </w:tr>
+      <w:tr>
+        <w:tc>
+          <w:tcPr/>
+          <w:p>
+            <w:pPr>
+              <w:pStyle w:val="Compact"/>
+              <w:jc w:val="left"/>
+            </w:pPr>
+            <w:r>
+              <w:rPr>
+                <w:bCs/>
+                <w:b/>
+              </w:rPr>
+              <w:t xml:space="preserve">Horarios</w:t>
+            </w:r>
+          </w:p>
+        </w:tc>
+        <w:tc>
+          <w:tcPr/>
+          <w:p>
+            <w:pPr>
+              <w:pStyle w:val="Compact"/>
+              <w:jc w:val="left"/>
+            </w:pPr>
+            <w:r>
+              <w:t xml:space="preserve">Publicar las horas en que cada especialista atiende.</w:t>
+            </w:r>
+          </w:p>
+        </w:tc>
+      </w:tr>
+    </w:tbl>
+    <w:p>
+      <w:pPr>
+        <w:pStyle w:val="BodyText"/>
+      </w:pPr>
+      <w:r>
+        <w:t xml:space="preserve">Arriba a la derecha está el</w:t>
+      </w:r>
+      <w:r>
+        <w:t xml:space="preserve"> </w:t>
+      </w:r>
+      <w:r>
+        <w:rPr>
+          <w:bCs/>
+          <w:b/>
+        </w:rPr>
+        <w:t xml:space="preserve">menú de la cuenta</w:t>
+      </w:r>
+      <w:r>
+        <w:t xml:space="preserve">: modo oscuro o claro, cambiar contraseña y cerrar sesión.</w:t>
+      </w:r>
+    </w:p>
+    <w:p>
+      <w:pPr>
+        <w:pStyle w:val="CaptionedFigure"/>
+      </w:pPr>
+      <w:r>
+        <w:drawing>
+          <wp:inline>
+            <wp:extent cx="5067300" cy="5665083"/>
+            <wp:effectExtent b="0" l="0" r="0" t="0"/>
+            <wp:docPr descr="Panel de la secretaria: Inicio." title="" id="31" name="Picture"/>
+            <a:graphic>
+              <a:graphicData uri="http://schemas.openxmlformats.org/drawingml/2006/picture">
+                <pic:pic>
+                  <pic:nvPicPr>
+                    <pic:cNvPr descr="../capturas/manual/s03-inicio.png" id="32" name="Picture"/>
+                    <pic:cNvPicPr>
+                      <a:picLocks noChangeArrowheads="1" noChangeAspect="1"/>
+                    </pic:cNvPicPr>
+                  </pic:nvPicPr>
+                  <pic:blipFill>
+                    <a:blip r:embed="rId30"/>
+                    <a:stretch>
+                      <a:fillRect/>
+                    </a:stretch>
+                  </pic:blipFill>
+                  <pic:spPr bwMode="auto">
+                    <a:xfrm>
+                      <a:off x="0" y="0"/>
+                      <a:ext cx="5067300" cy="5665083"/>
+                    </a:xfrm>
+                    <a:prstGeom prst="rect">
+                      <a:avLst/>
+                    </a:prstGeom>
+                    <a:noFill/>
+                    <a:ln w="9525">
+                      <a:noFill/>
+                      <a:headEnd/>
+                      <a:tailEnd/>
+                    </a:ln>
+                  </pic:spPr>
+                </pic:pic>
+              </a:graphicData>
+            </a:graphic>
+          </wp:inline>
+        </w:drawing>
+      </w:r>
+    </w:p>
+    <w:p>
+      <w:pPr>
+        <w:pStyle w:val="ImageCaption"/>
+      </w:pPr>
+      <w:r>
+        <w:t xml:space="preserve">Panel de la secretaria: Inicio.</w:t>
+      </w:r>
+    </w:p>
+    <w:bookmarkEnd w:id="33"/>
+    <w:bookmarkEnd w:id="34"/>
+    <w:bookmarkStart w:id="102" w:name="funciones-principales"/>
+    <w:p>
+      <w:pPr>
+        <w:pStyle w:val="Heading1"/>
+      </w:pPr>
+      <w:r>
+        <w:t xml:space="preserve">5. Funciones principales</w:t>
+      </w:r>
+    </w:p>
+    <w:bookmarkStart w:id="47" w:name="pedir-una-cita-paciente"/>
+    <w:p>
+      <w:pPr>
+        <w:pStyle w:val="Heading2"/>
+      </w:pPr>
+      <w:r>
+        <w:t xml:space="preserve">5.1 Pedir una cita (paciente)</w:t>
+      </w:r>
+    </w:p>
+    <w:p>
+      <w:pPr>
+        <w:pStyle w:val="FirstParagraph"/>
+      </w:pPr>
+      <w:r>
+        <w:rPr>
+          <w:bCs/>
+          <w:b/>
+        </w:rPr>
+        <w:t xml:space="preserve">Paso 1.</w:t>
+      </w:r>
+      <w:r>
+        <w:t xml:space="preserve"> </w:t>
+      </w:r>
+      <w:r>
+        <w:t xml:space="preserve">En la página principal toque</w:t>
+      </w:r>
+      <w:r>
+        <w:t xml:space="preserve"> </w:t>
+      </w:r>
+      <w:r>
+        <w:rPr>
+          <w:bCs/>
+          <w:b/>
+        </w:rPr>
+        <w:t xml:space="preserve">Agendar cita</w:t>
+      </w:r>
+      <w:r>
+        <w:t xml:space="preserve"> </w:t>
+      </w:r>
+      <w:r>
+        <w:t xml:space="preserve">o elija una especialidad.</w:t>
+      </w:r>
+    </w:p>
+    <w:p>
+      <w:pPr>
+        <w:pStyle w:val="BodyText"/>
+      </w:pPr>
+      <w:r>
+        <w:rPr>
+          <w:bCs/>
+          <w:b/>
+        </w:rPr>
+        <w:t xml:space="preserve">Paso 2.</w:t>
+      </w:r>
+      <w:r>
+        <w:t xml:space="preserve"> </w:t>
+      </w:r>
+      <w:r>
+        <w:t xml:space="preserve">Si hay más de un especialista para esa especialidad, elija uno.</w:t>
+      </w:r>
+    </w:p>
+    <w:p>
+      <w:pPr>
+        <w:pStyle w:val="BodyText"/>
+      </w:pPr>
+      <w:r>
+        <w:rPr>
+          <w:bCs/>
+          <w:b/>
+        </w:rPr>
+        <w:t xml:space="preserve">Paso 3.</w:t>
+      </w:r>
+      <w:r>
+        <w:t xml:space="preserve"> </w:t>
+      </w:r>
+      <w:r>
+        <w:t xml:space="preserve">Elija el día en el calendario. Los días</w:t>
+      </w:r>
+      <w:r>
+        <w:t xml:space="preserve"> </w:t>
+      </w:r>
+      <w:r>
+        <w:rPr>
+          <w:bCs/>
+          <w:b/>
+        </w:rPr>
+        <w:t xml:space="preserve">resaltados</w:t>
+      </w:r>
+      <w:r>
+        <w:t xml:space="preserve"> </w:t>
+      </w:r>
+      <w:r>
+        <w:t xml:space="preserve">tienen horas disponibles; los demás no se pueden elegir. Con las flechas se cambia de mes.</w:t>
+      </w:r>
+    </w:p>
+    <w:p>
+      <w:pPr>
+        <w:pStyle w:val="CaptionedFigure"/>
+      </w:pPr>
+      <w:r>
+        <w:drawing>
+          <wp:inline>
+            <wp:extent cx="3200400" cy="3392424"/>
+            <wp:effectExtent b="0" l="0" r="0" t="0"/>
+            <wp:docPr descr="Calendario: solo se pueden elegir los días resaltados." title="" id="36" name="Picture"/>
+            <a:graphic>
+              <a:graphicData uri="http://schemas.openxmlformats.org/drawingml/2006/picture">
+                <pic:pic>
+                  <pic:nvPicPr>
+                    <pic:cNvPr descr="../capturas/manual/u04-calendario.png" id="37" name="Picture"/>
+                    <pic:cNvPicPr>
+                      <a:picLocks noChangeArrowheads="1" noChangeAspect="1"/>
+                    </pic:cNvPicPr>
+                  </pic:nvPicPr>
+                  <pic:blipFill>
+                    <a:blip r:embed="rId35"/>
+                    <a:stretch>
+                      <a:fillRect/>
+                    </a:stretch>
+                  </pic:blipFill>
+                  <pic:spPr bwMode="auto">
+                    <a:xfrm>
+                      <a:off x="0" y="0"/>
+                      <a:ext cx="3200400" cy="3392424"/>
+                    </a:xfrm>
+                    <a:prstGeom prst="rect">
+                      <a:avLst/>
+                    </a:prstGeom>
+                    <a:noFill/>
+                    <a:ln w="9525">
+                      <a:noFill/>
+                      <a:headEnd/>
+                      <a:tailEnd/>
+                    </a:ln>
+                  </pic:spPr>
+                </pic:pic>
+              </a:graphicData>
+            </a:graphic>
+          </wp:inline>
+        </w:drawing>
+      </w:r>
+    </w:p>
+    <w:p>
+      <w:pPr>
+        <w:pStyle w:val="ImageCaption"/>
+      </w:pPr>
+      <w:r>
+        <w:t xml:space="preserve">Calendario: solo se pueden elegir los días resaltados.</w:t>
+      </w:r>
+    </w:p>
+    <w:p>
+      <w:pPr>
+        <w:pStyle w:val="BodyText"/>
+      </w:pPr>
+      <w:r>
+        <w:rPr>
+          <w:bCs/>
+          <w:b/>
+        </w:rPr>
+        <w:t xml:space="preserve">Paso 4.</w:t>
+      </w:r>
+      <w:r>
+        <w:t xml:space="preserve"> </w:t>
+      </w:r>
+      <w:r>
+        <w:t xml:space="preserve">Elija una de las horas disponibles de ese día.</w:t>
+      </w:r>
+    </w:p>
+    <w:p>
+      <w:pPr>
+        <w:pStyle w:val="CaptionedFigure"/>
+      </w:pPr>
+      <w:r>
+        <w:drawing>
+          <wp:inline>
+            <wp:extent cx="3200400" cy="4171188"/>
+            <wp:effectExtent b="0" l="0" r="0" t="0"/>
+            <wp:docPr descr="Horas disponibles del día elegido." title="" id="39" name="Picture"/>
+            <a:graphic>
+              <a:graphicData uri="http://schemas.openxmlformats.org/drawingml/2006/picture">
+                <pic:pic>
+                  <pic:nvPicPr>
+                    <pic:cNvPr descr="../capturas/manual/u05-horas.png" id="40" name="Picture"/>
+                    <pic:cNvPicPr>
+                      <a:picLocks noChangeArrowheads="1" noChangeAspect="1"/>
+                    </pic:cNvPicPr>
+                  </pic:nvPicPr>
+                  <pic:blipFill>
+                    <a:blip r:embed="rId38"/>
+                    <a:stretch>
+                      <a:fillRect/>
+                    </a:stretch>
+                  </pic:blipFill>
+                  <pic:spPr bwMode="auto">
+                    <a:xfrm>
+                      <a:off x="0" y="0"/>
+                      <a:ext cx="3200400" cy="4171188"/>
+                    </a:xfrm>
+                    <a:prstGeom prst="rect">
+                      <a:avLst/>
+                    </a:prstGeom>
+                    <a:noFill/>
+                    <a:ln w="9525">
+                      <a:noFill/>
+                      <a:headEnd/>
+                      <a:tailEnd/>
+                    </a:ln>
+                  </pic:spPr>
+                </pic:pic>
+              </a:graphicData>
+            </a:graphic>
+          </wp:inline>
+        </w:drawing>
+      </w:r>
+    </w:p>
+    <w:p>
+      <w:pPr>
+        <w:pStyle w:val="ImageCaption"/>
+      </w:pPr>
+      <w:r>
+        <w:t xml:space="preserve">Horas disponibles del día elegido.</w:t>
+      </w:r>
+    </w:p>
+    <w:p>
+      <w:pPr>
+        <w:pStyle w:val="BodyText"/>
+      </w:pPr>
+      <w:r>
+        <w:rPr>
+          <w:bCs/>
+          <w:b/>
+        </w:rPr>
+        <w:t xml:space="preserve">Paso 5.</w:t>
+      </w:r>
+      <w:r>
+        <w:t xml:space="preserve"> </w:t>
+      </w:r>
+      <w:r>
+        <w:t xml:space="preserve">Llene sus datos. Son obligatorios: nombres, apellidos, tipo y número de documento, correo electrónico y celular (el de su WhatsApp). El teléfono fijo es opcional. Marque la casilla de</w:t>
+      </w:r>
+      <w:r>
+        <w:t xml:space="preserve"> </w:t>
+      </w:r>
+      <w:r>
+        <w:rPr>
+          <w:bCs/>
+          <w:b/>
+        </w:rPr>
+        <w:t xml:space="preserve">autorización de tratamiento de datos</w:t>
+      </w:r>
+      <w:r>
+        <w:t xml:space="preserve">: sin ella no se puede pedir la cita, porque el consultorio necesita sus datos para agendarla y atenderla (Ley 1581 de 2012). La política completa se abre desde el enlace de la casilla.</w:t>
+      </w:r>
+    </w:p>
+    <w:p>
+      <w:pPr>
+        <w:pStyle w:val="CaptionedFigure"/>
+      </w:pPr>
+      <w:r>
+        <w:drawing>
+          <wp:inline>
+            <wp:extent cx="3200400" cy="4416552"/>
+            <wp:effectExtent b="0" l="0" r="0" t="0"/>
+            <wp:docPr descr="Formulario de datos con la autorización." title="" id="42" name="Picture"/>
+            <a:graphic>
+              <a:graphicData uri="http://schemas.openxmlformats.org/drawingml/2006/picture">
+                <pic:pic>
+                  <pic:nvPicPr>
+                    <pic:cNvPr descr="../capturas/manual/u07-formulario-lleno.png" id="43" name="Picture"/>
+                    <pic:cNvPicPr>
+                      <a:picLocks noChangeArrowheads="1" noChangeAspect="1"/>
+                    </pic:cNvPicPr>
+                  </pic:nvPicPr>
+                  <pic:blipFill>
+                    <a:blip r:embed="rId41"/>
+                    <a:stretch>
+                      <a:fillRect/>
+                    </a:stretch>
+                  </pic:blipFill>
+                  <pic:spPr bwMode="auto">
+                    <a:xfrm>
+                      <a:off x="0" y="0"/>
+                      <a:ext cx="3200400" cy="4416552"/>
+                    </a:xfrm>
+                    <a:prstGeom prst="rect">
+                      <a:avLst/>
+                    </a:prstGeom>
+                    <a:noFill/>
+                    <a:ln w="9525">
+                      <a:noFill/>
+                      <a:headEnd/>
+                      <a:tailEnd/>
+                    </a:ln>
+                  </pic:spPr>
+                </pic:pic>
+              </a:graphicData>
+            </a:graphic>
+          </wp:inline>
+        </w:drawing>
+      </w:r>
+    </w:p>
+    <w:p>
+      <w:pPr>
+        <w:pStyle w:val="ImageCaption"/>
+      </w:pPr>
+      <w:r>
+        <w:t xml:space="preserve">Formulario de datos con la autorización.</w:t>
+      </w:r>
+    </w:p>
+    <w:p>
+      <w:pPr>
+        <w:pStyle w:val="BodyText"/>
+      </w:pPr>
+      <w:r>
+        <w:rPr>
+          <w:bCs/>
+          <w:b/>
+        </w:rPr>
+        <w:t xml:space="preserve">Paso 6.</w:t>
+      </w:r>
+      <w:r>
+        <w:t xml:space="preserve"> </w:t>
+      </w:r>
+      <w:r>
+        <w:t xml:space="preserve">Toque</w:t>
+      </w:r>
+      <w:r>
+        <w:t xml:space="preserve"> </w:t>
+      </w:r>
+      <w:r>
+        <w:rPr>
+          <w:bCs/>
+          <w:b/>
+        </w:rPr>
+        <w:t xml:space="preserve">Pedir cita</w:t>
+      </w:r>
+      <w:r>
+        <w:t xml:space="preserve">. La cita queda</w:t>
+      </w:r>
+      <w:r>
+        <w:t xml:space="preserve"> </w:t>
+      </w:r>
+      <w:r>
+        <w:rPr>
+          <w:bCs/>
+          <w:b/>
+        </w:rPr>
+        <w:t xml:space="preserve">confirmada de una vez</w:t>
+      </w:r>
+      <w:r>
+        <w:t xml:space="preserve"> </w:t>
+      </w:r>
+      <w:r>
+        <w:t xml:space="preserve">y aparece el resumen.</w:t>
+      </w:r>
+    </w:p>
+    <w:p>
+      <w:pPr>
+        <w:pStyle w:val="CaptionedFigure"/>
+      </w:pPr>
+      <w:r>
+        <w:drawing>
+          <wp:inline>
+            <wp:extent cx="3200400" cy="2634996"/>
+            <wp:effectExtent b="0" l="0" r="0" t="0"/>
+            <wp:docPr descr="Confirmación de la cita." title="" id="45" name="Picture"/>
+            <a:graphic>
+              <a:graphicData uri="http://schemas.openxmlformats.org/drawingml/2006/picture">
+                <pic:pic>
+                  <pic:nvPicPr>
+                    <pic:cNvPr descr="../capturas/manual/u08-confirmada.png" id="46" name="Picture"/>
+                    <pic:cNvPicPr>
+                      <a:picLocks noChangeArrowheads="1" noChangeAspect="1"/>
+                    </pic:cNvPicPr>
+                  </pic:nvPicPr>
+                  <pic:blipFill>
+                    <a:blip r:embed="rId44"/>
+                    <a:stretch>
+                      <a:fillRect/>
+                    </a:stretch>
+                  </pic:blipFill>
+                  <pic:spPr bwMode="auto">
+                    <a:xfrm>
+                      <a:off x="0" y="0"/>
+                      <a:ext cx="3200400" cy="2634996"/>
+                    </a:xfrm>
+                    <a:prstGeom prst="rect">
+                      <a:avLst/>
+                    </a:prstGeom>
+                    <a:noFill/>
+                    <a:ln w="9525">
+                      <a:noFill/>
+                      <a:headEnd/>
+                      <a:tailEnd/>
+                    </a:ln>
+                  </pic:spPr>
+                </pic:pic>
+              </a:graphicData>
+            </a:graphic>
+          </wp:inline>
+        </w:drawing>
+      </w:r>
+    </w:p>
+    <w:p>
+      <w:pPr>
+        <w:pStyle w:val="ImageCaption"/>
+      </w:pPr>
+      <w:r>
+        <w:t xml:space="preserve">Confirmación de la cita.</w:t>
+      </w:r>
+    </w:p>
+    <w:p>
+      <w:pPr>
+        <w:pStyle w:val="BodyText"/>
+      </w:pPr>
+      <w:r>
+        <w:rPr>
+          <w:bCs/>
+          <w:b/>
+        </w:rPr>
+        <w:t xml:space="preserve">Paso 7.</w:t>
+      </w:r>
+      <w:r>
+        <w:t xml:space="preserve"> </w:t>
+      </w:r>
+      <w:r>
+        <w:t xml:space="preserve">Revise su WhatsApp: llega un mensaje con los datos de la cita y un enlace para reprogramarla o cancelarla.</w:t>
+      </w:r>
+      <w:r>
+        <w:t xml:space="preserve"> </w:t>
+      </w:r>
+      <w:r>
+        <w:rPr>
+          <w:bCs/>
+          <w:b/>
+        </w:rPr>
+        <w:t xml:space="preserve">Guarde ese mensaje.</w:t>
+      </w:r>
+    </w:p>
+    <w:p>
+      <w:pPr>
+        <w:pStyle w:val="BodyText"/>
+      </w:pPr>
+      <w:r>
+        <w:t xml:space="preserve">Reglas que conviene saber:</w:t>
       </w:r>
     </w:p>
     <w:p>
@@ -439,50 +1480,20 @@
         <w:pStyle w:val="Compact"/>
       </w:pPr>
       <w:r>
-        <w:rPr>
-          <w:bCs/>
-          <w:b/>
-        </w:rPr>
-        <w:t xml:space="preserve">4.1 Ingresar al panel:</w:t>
-      </w:r>
-      <w:r>
-        <w:t xml:space="preserve"> </w:t>
-      </w:r>
-      <w:r>
-        <w:t xml:space="preserve">el candado junto a</w:t>
-      </w:r>
-      <w:r>
-        <w:t xml:space="preserve"> </w:t>
-      </w:r>
-      <w:r>
-        <w:t xml:space="preserve">“</w:t>
-      </w:r>
-      <w:r>
-        <w:t xml:space="preserve">Agendar cita</w:t>
-      </w:r>
-      <w:r>
-        <w:t xml:space="preserve">”</w:t>
-      </w:r>
-      <w:r>
-        <w:t xml:space="preserve">, arriba en la página principal (también está</w:t>
-      </w:r>
-      <w:r>
-        <w:t xml:space="preserve"> </w:t>
-      </w:r>
-      <w:r>
-        <w:t xml:space="preserve">“</w:t>
-      </w:r>
-      <w:r>
-        <w:t xml:space="preserve">Acceso del consultorio</w:t>
-      </w:r>
-      <w:r>
-        <w:t xml:space="preserve">”</w:t>
-      </w:r>
-      <w:r>
-        <w:t xml:space="preserve"> </w:t>
-      </w:r>
-      <w:r>
-        <w:t xml:space="preserve">en el pie). Menú de la cuenta (arriba a la derecha): modo oscuro o claro, cambiar contraseña y cerrar sesión. En el celular, el menú de secciones está abajo.</w:t>
+        <w:t xml:space="preserve">Solo se puede tener</w:t>
+      </w:r>
+      <w:r>
+        <w:t xml:space="preserve"> </w:t>
+      </w:r>
+      <w:r>
+        <w:rPr>
+          <w:bCs/>
+          <w:b/>
+        </w:rPr>
+        <w:t xml:space="preserve">una cita activa por número de documento</w:t>
+      </w:r>
+      <w:r>
+        <w:t xml:space="preserve">. Si necesita otra, cancele primero la que tiene.</w:t>
       </w:r>
     </w:p>
     <w:p>
@@ -494,291 +1505,108 @@
         <w:pStyle w:val="Compact"/>
       </w:pPr>
       <w:r>
-        <w:rPr>
-          <w:bCs/>
-          <w:b/>
-        </w:rPr>
-        <w:t xml:space="preserve">4.2 Inicio:</w:t>
-      </w:r>
-      <w:r>
-        <w:t xml:space="preserve"> </w:t>
-      </w:r>
-      <w:r>
-        <w:t xml:space="preserve">citas por atender hoy, siguiente paciente, agenda del día y</w:t>
-      </w:r>
-      <w:r>
-        <w:t xml:space="preserve"> </w:t>
-      </w:r>
-      <w:r>
-        <w:rPr>
-          <w:bCs/>
-          <w:b/>
-        </w:rPr>
-        <w:t xml:space="preserve">Novedades de la web</w:t>
-      </w:r>
-      <w:r>
-        <w:t xml:space="preserve"> </w:t>
-      </w:r>
-      <w:r>
-        <w:t xml:space="preserve">(últimas 48 horas): citas pedidas por la web, que ya llegan confirmadas (sin etiqueta ni hora de solicitud), y cambios de hora o cancelaciones que hizo el paciente, con la hora anterior. Si quedan citas antiguas sin confirmar, aparecen arriba con Aceptar y Rechazar.</w:t>
-      </w:r>
-    </w:p>
-    <w:p>
-      <w:pPr>
-        <w:numPr>
-          <w:ilvl w:val="0"/>
-          <w:numId w:val="1004"/>
-        </w:numPr>
-        <w:pStyle w:val="Compact"/>
-      </w:pPr>
-      <w:r>
-        <w:rPr>
-          <w:bCs/>
-          <w:b/>
-        </w:rPr>
-        <w:t xml:space="preserve">4.3 Especialidades:</w:t>
-      </w:r>
-      <w:r>
-        <w:t xml:space="preserve"> </w:t>
-      </w:r>
-      <w:r>
-        <w:t xml:space="preserve">crear, editar, activar o desactivar.</w:t>
-      </w:r>
-    </w:p>
-    <w:p>
-      <w:pPr>
-        <w:numPr>
-          <w:ilvl w:val="0"/>
-          <w:numId w:val="1004"/>
-        </w:numPr>
-        <w:pStyle w:val="Compact"/>
-      </w:pPr>
-      <w:r>
-        <w:rPr>
-          <w:bCs/>
-          <w:b/>
-        </w:rPr>
-        <w:t xml:space="preserve">4.4 Especialistas:</w:t>
-      </w:r>
-      <w:r>
-        <w:t xml:space="preserve"> </w:t>
-      </w:r>
-      <w:r>
-        <w:t xml:space="preserve">registrar y asignar especialidades.</w:t>
-      </w:r>
-    </w:p>
-    <w:p>
-      <w:pPr>
-        <w:numPr>
-          <w:ilvl w:val="0"/>
-          <w:numId w:val="1004"/>
-        </w:numPr>
-        <w:pStyle w:val="Compact"/>
-      </w:pPr>
-      <w:r>
-        <w:rPr>
-          <w:bCs/>
-          <w:b/>
-        </w:rPr>
-        <w:t xml:space="preserve">4.5 Horarios de atención:</w:t>
-      </w:r>
-      <w:r>
-        <w:t xml:space="preserve"> </w:t>
-      </w:r>
-      <w:r>
-        <w:t xml:space="preserve">se elige al especialista y se ve una semana. Cada día tiene</w:t>
-      </w:r>
-      <w:r>
-        <w:t xml:space="preserve"> </w:t>
-      </w:r>
-      <w:r>
-        <w:rPr>
-          <w:bCs/>
-          <w:b/>
-        </w:rPr>
-        <w:t xml:space="preserve">Editar</w:t>
-      </w:r>
-      <w:r>
-        <w:t xml:space="preserve">: se abre el horario de ese día con todas las horas de 7:00 a. m. a 7:00 p. m.; las marcadas (con ✓) son las que los pacientes pueden elegir, y se marcan o desmarcan con un toque. Atajos: Mañana (8 a 12), Tarde (2 a 6), Mañana y tarde, Desmarcar todo. En «Usar este horario en otros días» se marcan otros días de la semana y cuántas semanas repetir (por ejemplo, de lunes a viernes durante 4 semanas). Antes de guardar se ve cuántas horas se publican y cuántas se quitan. Las horas con cita aparecen con el nombre del paciente y no se pueden quitar; las que ya pasaron tampoco se cambian.</w:t>
-      </w:r>
-    </w:p>
-    <w:p>
-      <w:pPr>
-        <w:numPr>
-          <w:ilvl w:val="0"/>
-          <w:numId w:val="1004"/>
-        </w:numPr>
-        <w:pStyle w:val="Compact"/>
-      </w:pPr>
-      <w:r>
-        <w:rPr>
-          <w:bCs/>
-          <w:b/>
-        </w:rPr>
-        <w:t xml:space="preserve">4.6 Agenda del día:</w:t>
-      </w:r>
-      <w:r>
-        <w:t xml:space="preserve"> </w:t>
-      </w:r>
-      <w:r>
-        <w:t xml:space="preserve">cada fila muestra hora, nombre, especialista y estado (el documento y el teléfono se ven en la ficha del paciente). Filtros por especialista y estado, búsqueda por nombre, documento o celular, marcar atendida o no asistió, reprogramar, cancelar.</w:t>
-      </w:r>
-    </w:p>
-    <w:p>
-      <w:pPr>
-        <w:numPr>
-          <w:ilvl w:val="0"/>
-          <w:numId w:val="1004"/>
-        </w:numPr>
-        <w:pStyle w:val="Compact"/>
-      </w:pPr>
-      <w:r>
-        <w:rPr>
-          <w:bCs/>
-          <w:b/>
-        </w:rPr>
-        <w:t xml:space="preserve">4.7 Mensajes de WhatsApp:</w:t>
-      </w:r>
-      <w:r>
-        <w:t xml:space="preserve"> </w:t>
-      </w:r>
-      <w:r>
-        <w:t xml:space="preserve">se envían solos (confirmación, cambios, cancelación y recordatorio 24 horas antes); no hay que hacer nada. Si alguno no se pudo enviar, aparece en Inicio como</w:t>
-      </w:r>
-      <w:r>
-        <w:t xml:space="preserve"> </w:t>
-      </w:r>
-      <w:r>
-        <w:t xml:space="preserve">“</w:t>
-      </w:r>
-      <w:r>
-        <w:t xml:space="preserve">WhatsApp sin enviar</w:t>
-      </w:r>
-      <w:r>
-        <w:t xml:space="preserve">”</w:t>
-      </w:r>
-      <w:r>
-        <w:t xml:space="preserve">, con</w:t>
-      </w:r>
-      <w:r>
-        <w:t xml:space="preserve"> </w:t>
-      </w:r>
-      <w:r>
-        <w:t xml:space="preserve">“</w:t>
-      </w:r>
-      <w:r>
-        <w:t xml:space="preserve">Abrir en WhatsApp</w:t>
-      </w:r>
-      <w:r>
-        <w:t xml:space="preserve">”</w:t>
-      </w:r>
-      <w:r>
-        <w:t xml:space="preserve"> </w:t>
-      </w:r>
-      <w:r>
-        <w:t xml:space="preserve">y</w:t>
-      </w:r>
-      <w:r>
-        <w:t xml:space="preserve"> </w:t>
-      </w:r>
-      <w:r>
-        <w:t xml:space="preserve">“</w:t>
-      </w:r>
-      <w:r>
-        <w:t xml:space="preserve">Ya lo envié</w:t>
-      </w:r>
-      <w:r>
-        <w:t xml:space="preserve">”</w:t>
-      </w:r>
-      <w:r>
-        <w:t xml:space="preserve"> </w:t>
-      </w:r>
-      <w:r>
-        <w:t xml:space="preserve">para enviarlo a mano.</w:t>
-      </w:r>
-    </w:p>
-    <w:p>
-      <w:pPr>
-        <w:numPr>
-          <w:ilvl w:val="0"/>
-          <w:numId w:val="1004"/>
-        </w:numPr>
-        <w:pStyle w:val="Compact"/>
-      </w:pPr>
-      <w:r>
-        <w:rPr>
-          <w:bCs/>
-          <w:b/>
-        </w:rPr>
-        <w:t xml:space="preserve">4.8 Registrar a un paciente que llegó al consultorio:</w:t>
-      </w:r>
-      <w:r>
-        <w:t xml:space="preserve"> </w:t>
-      </w:r>
-      <w:r>
-        <w:t xml:space="preserve">nombres, apellidos, tipo y número de documento, correo, celular, teléfono fijo (opcional), motivo de consulta (opcional), autorización de datos y qué pasa si el documento ya existe (</w:t>
-      </w:r>
-      <w:r>
-        <w:t xml:space="preserve">“</w:t>
-      </w:r>
-      <w:r>
-        <w:t xml:space="preserve">Abrir su ficha</w:t>
-      </w:r>
-      <w:r>
-        <w:t xml:space="preserve">”</w:t>
-      </w:r>
-      <w:r>
-        <w:t xml:space="preserve">).</w:t>
-      </w:r>
-    </w:p>
-    <w:p>
-      <w:pPr>
-        <w:numPr>
-          <w:ilvl w:val="0"/>
-          <w:numId w:val="1004"/>
-        </w:numPr>
-        <w:pStyle w:val="Compact"/>
-      </w:pPr>
-      <w:r>
-        <w:rPr>
-          <w:bCs/>
-          <w:b/>
-        </w:rPr>
-        <w:t xml:space="preserve">4.9 Ficha del paciente:</w:t>
-      </w:r>
-      <w:r>
-        <w:t xml:space="preserve"> </w:t>
-      </w:r>
-      <w:r>
-        <w:t xml:space="preserve">datos, citas, agendar una cita desde la ficha, historia clínica (agregar una entrada,</w:t>
-      </w:r>
-      <w:r>
-        <w:t xml:space="preserve"> </w:t>
-      </w:r>
-      <w:r>
-        <w:t xml:space="preserve">“</w:t>
-      </w:r>
-      <w:r>
-        <w:t xml:space="preserve">Agregar a la historia</w:t>
-      </w:r>
-      <w:r>
-        <w:t xml:space="preserve">”</w:t>
-      </w:r>
-      <w:r>
-        <w:t xml:space="preserve"> </w:t>
-      </w:r>
-      <w:r>
-        <w:t xml:space="preserve">desde una cita atendida y corregir sin borrar).</w:t>
-      </w:r>
-    </w:p>
-    <w:bookmarkEnd w:id="27"/>
-    <w:bookmarkStart w:id="28" w:name="preguntas-frecuentes"/>
+        <w:t xml:space="preserve">Se puede pedir cita para otra persona usando los datos de esa persona. El WhatsApp llega al celular que se escriba en el formulario.</w:t>
+      </w:r>
+    </w:p>
+    <w:bookmarkEnd w:id="47"/>
+    <w:bookmarkStart w:id="57" w:name="reprogramar-o-cancelar-la-cita-paciente"/>
     <w:p>
       <w:pPr>
         <w:pStyle w:val="Heading2"/>
       </w:pPr>
       <w:r>
-        <w:t xml:space="preserve">5. Preguntas frecuentes</w:t>
+        <w:t xml:space="preserve">5.2 Reprogramar o cancelar la cita (paciente)</w:t>
+      </w:r>
+    </w:p>
+    <w:p>
+      <w:pPr>
+        <w:pStyle w:val="FirstParagraph"/>
+      </w:pPr>
+      <w:r>
+        <w:t xml:space="preserve">Se hace desde el enlace</w:t>
+      </w:r>
+      <w:r>
+        <w:t xml:space="preserve"> </w:t>
+      </w:r>
+      <w:r>
+        <w:rPr>
+          <w:bCs/>
+          <w:b/>
+        </w:rPr>
+        <w:t xml:space="preserve">«Gestionar mi cita»</w:t>
+      </w:r>
+      <w:r>
+        <w:t xml:space="preserve"> </w:t>
+      </w:r>
+      <w:r>
+        <w:t xml:space="preserve">del WhatsApp. Ese enlace es personal: no lo comparta.</w:t>
+      </w:r>
+    </w:p>
+    <w:p>
+      <w:pPr>
+        <w:pStyle w:val="CaptionedFigure"/>
+      </w:pPr>
+      <w:r>
+        <w:drawing>
+          <wp:inline>
+            <wp:extent cx="4800600" cy="3000375"/>
+            <wp:effectExtent b="0" l="0" r="0" t="0"/>
+            <wp:docPr descr="Gestionar mi cita: datos de la cita y los dos botones." title="" id="49" name="Picture"/>
+            <a:graphic>
+              <a:graphicData uri="http://schemas.openxmlformats.org/drawingml/2006/picture">
+                <pic:pic>
+                  <pic:nvPicPr>
+                    <pic:cNvPr descr="../capturas/manual/u09-gestionar.png" id="50" name="Picture"/>
+                    <pic:cNvPicPr>
+                      <a:picLocks noChangeArrowheads="1" noChangeAspect="1"/>
+                    </pic:cNvPicPr>
+                  </pic:nvPicPr>
+                  <pic:blipFill>
+                    <a:blip r:embed="rId48"/>
+                    <a:stretch>
+                      <a:fillRect/>
+                    </a:stretch>
+                  </pic:blipFill>
+                  <pic:spPr bwMode="auto">
+                    <a:xfrm>
+                      <a:off x="0" y="0"/>
+                      <a:ext cx="4800600" cy="3000375"/>
+                    </a:xfrm>
+                    <a:prstGeom prst="rect">
+                      <a:avLst/>
+                    </a:prstGeom>
+                    <a:noFill/>
+                    <a:ln w="9525">
+                      <a:noFill/>
+                      <a:headEnd/>
+                      <a:tailEnd/>
+                    </a:ln>
+                  </pic:spPr>
+                </pic:pic>
+              </a:graphicData>
+            </a:graphic>
+          </wp:inline>
+        </w:drawing>
+      </w:r>
+    </w:p>
+    <w:p>
+      <w:pPr>
+        <w:pStyle w:val="ImageCaption"/>
+      </w:pPr>
+      <w:r>
+        <w:t xml:space="preserve">Gestionar mi cita: datos de la cita y los dos botones.</w:t>
+      </w:r>
+    </w:p>
+    <w:p>
+      <w:pPr>
+        <w:pStyle w:val="BodyText"/>
+      </w:pPr>
+      <w:r>
+        <w:rPr>
+          <w:bCs/>
+          <w:b/>
+        </w:rPr>
+        <w:t xml:space="preserve">Reprogramar:</w:t>
       </w:r>
     </w:p>
     <w:p>
@@ -790,7 +1618,20 @@
         <w:pStyle w:val="Compact"/>
       </w:pPr>
       <w:r>
-        <w:t xml:space="preserve">¿Qué hago si no me llegó el WhatsApp?</w:t>
+        <w:t xml:space="preserve">Toque</w:t>
+      </w:r>
+      <w:r>
+        <w:t xml:space="preserve"> </w:t>
+      </w:r>
+      <w:r>
+        <w:rPr>
+          <w:bCs/>
+          <w:b/>
+        </w:rPr>
+        <w:t xml:space="preserve">Reprogramar mi cita</w:t>
+      </w:r>
+      <w:r>
+        <w:t xml:space="preserve">.</w:t>
       </w:r>
     </w:p>
     <w:p>
@@ -802,7 +1643,7 @@
         <w:pStyle w:val="Compact"/>
       </w:pPr>
       <w:r>
-        <w:t xml:space="preserve">¿Puedo pedir cita para otra persona? (Sí, con los datos de esa persona.)</w:t>
+        <w:t xml:space="preserve">Elija el nuevo día y la nueva hora.</w:t>
       </w:r>
     </w:p>
     <w:p>
@@ -814,41 +1655,275 @@
         <w:pStyle w:val="Compact"/>
       </w:pPr>
       <w:r>
-        <w:t xml:space="preserve">¿Cómo cambio mi número de teléfono? (Escribe al consultorio por WhatsApp.)</w:t>
+        <w:t xml:space="preserve">Toque</w:t>
+      </w:r>
+      <w:r>
+        <w:t xml:space="preserve"> </w:t>
+      </w:r>
+      <w:r>
+        <w:rPr>
+          <w:bCs/>
+          <w:b/>
+        </w:rPr>
+        <w:t xml:space="preserve">Confirmar el cambio</w:t>
+      </w:r>
+      <w:r>
+        <w:t xml:space="preserve">. La nueva hora queda confirmada y le llega otro WhatsApp.</w:t>
+      </w:r>
+    </w:p>
+    <w:p>
+      <w:pPr>
+        <w:pStyle w:val="CaptionedFigure"/>
+      </w:pPr>
+      <w:r>
+        <w:drawing>
+          <wp:inline>
+            <wp:extent cx="4800600" cy="3004125"/>
+            <wp:effectExtent b="0" l="0" r="0" t="0"/>
+            <wp:docPr descr="Elegir la nueva fecha y hora." title="" id="52" name="Picture"/>
+            <a:graphic>
+              <a:graphicData uri="http://schemas.openxmlformats.org/drawingml/2006/picture">
+                <pic:pic>
+                  <pic:nvPicPr>
+                    <pic:cNvPr descr="../capturas/manual/u10-reprogramar-calendario.png" id="53" name="Picture"/>
+                    <pic:cNvPicPr>
+                      <a:picLocks noChangeArrowheads="1" noChangeAspect="1"/>
+                    </pic:cNvPicPr>
+                  </pic:nvPicPr>
+                  <pic:blipFill>
+                    <a:blip r:embed="rId51"/>
+                    <a:stretch>
+                      <a:fillRect/>
+                    </a:stretch>
+                  </pic:blipFill>
+                  <pic:spPr bwMode="auto">
+                    <a:xfrm>
+                      <a:off x="0" y="0"/>
+                      <a:ext cx="4800600" cy="3004125"/>
+                    </a:xfrm>
+                    <a:prstGeom prst="rect">
+                      <a:avLst/>
+                    </a:prstGeom>
+                    <a:noFill/>
+                    <a:ln w="9525">
+                      <a:noFill/>
+                      <a:headEnd/>
+                      <a:tailEnd/>
+                    </a:ln>
+                  </pic:spPr>
+                </pic:pic>
+              </a:graphicData>
+            </a:graphic>
+          </wp:inline>
+        </w:drawing>
+      </w:r>
+    </w:p>
+    <w:p>
+      <w:pPr>
+        <w:pStyle w:val="ImageCaption"/>
+      </w:pPr>
+      <w:r>
+        <w:t xml:space="preserve">Elegir la nueva fecha y hora.</w:t>
+      </w:r>
+    </w:p>
+    <w:p>
+      <w:pPr>
+        <w:pStyle w:val="BodyText"/>
+      </w:pPr>
+      <w:r>
+        <w:rPr>
+          <w:bCs/>
+          <w:b/>
+        </w:rPr>
+        <w:t xml:space="preserve">Cancelar:</w:t>
       </w:r>
     </w:p>
     <w:p>
       <w:pPr>
         <w:numPr>
           <w:ilvl w:val="0"/>
-          <w:numId w:val="1005"/>
+          <w:numId w:val="1006"/>
         </w:numPr>
         <w:pStyle w:val="Compact"/>
       </w:pPr>
       <w:r>
-        <w:t xml:space="preserve">¿Necesito crear una cuenta? (No. Solo la secretaria inicia sesión.)</w:t>
+        <w:t xml:space="preserve">Toque</w:t>
+      </w:r>
+      <w:r>
+        <w:t xml:space="preserve"> </w:t>
+      </w:r>
+      <w:r>
+        <w:rPr>
+          <w:bCs/>
+          <w:b/>
+        </w:rPr>
+        <w:t xml:space="preserve">Cancelar mi cita</w:t>
+      </w:r>
+      <w:r>
+        <w:t xml:space="preserve">.</w:t>
       </w:r>
     </w:p>
     <w:p>
       <w:pPr>
         <w:numPr>
           <w:ilvl w:val="0"/>
-          <w:numId w:val="1005"/>
+          <w:numId w:val="1006"/>
         </w:numPr>
         <w:pStyle w:val="Compact"/>
       </w:pPr>
       <w:r>
-        <w:t xml:space="preserve">¿Cuándo queda confirmada mi cita? (Apenas la pides; te llega el WhatsApp en ese momento.)</w:t>
-      </w:r>
-    </w:p>
-    <w:bookmarkEnd w:id="28"/>
-    <w:bookmarkStart w:id="29" w:name="soporte"/>
+        <w:t xml:space="preserve">Confirme con</w:t>
+      </w:r>
+      <w:r>
+        <w:t xml:space="preserve"> </w:t>
+      </w:r>
+      <w:r>
+        <w:rPr>
+          <w:bCs/>
+          <w:b/>
+        </w:rPr>
+        <w:t xml:space="preserve">Sí, cancelar la cita</w:t>
+      </w:r>
+      <w:r>
+        <w:t xml:space="preserve">. El horario queda libre y puede pedir una cita nueva cuando quiera.</w:t>
+      </w:r>
+    </w:p>
+    <w:p>
+      <w:pPr>
+        <w:pStyle w:val="CaptionedFigure"/>
+      </w:pPr>
+      <w:r>
+        <w:drawing>
+          <wp:inline>
+            <wp:extent cx="4800600" cy="3000375"/>
+            <wp:effectExtent b="0" l="0" r="0" t="0"/>
+            <wp:docPr descr="Confirmación antes de cancelar." title="" id="55" name="Picture"/>
+            <a:graphic>
+              <a:graphicData uri="http://schemas.openxmlformats.org/drawingml/2006/picture">
+                <pic:pic>
+                  <pic:nvPicPr>
+                    <pic:cNvPr descr="../capturas/manual/u12-cancelar.png" id="56" name="Picture"/>
+                    <pic:cNvPicPr>
+                      <a:picLocks noChangeArrowheads="1" noChangeAspect="1"/>
+                    </pic:cNvPicPr>
+                  </pic:nvPicPr>
+                  <pic:blipFill>
+                    <a:blip r:embed="rId54"/>
+                    <a:stretch>
+                      <a:fillRect/>
+                    </a:stretch>
+                  </pic:blipFill>
+                  <pic:spPr bwMode="auto">
+                    <a:xfrm>
+                      <a:off x="0" y="0"/>
+                      <a:ext cx="4800600" cy="3000375"/>
+                    </a:xfrm>
+                    <a:prstGeom prst="rect">
+                      <a:avLst/>
+                    </a:prstGeom>
+                    <a:noFill/>
+                    <a:ln w="9525">
+                      <a:noFill/>
+                      <a:headEnd/>
+                      <a:tailEnd/>
+                    </a:ln>
+                  </pic:spPr>
+                </pic:pic>
+              </a:graphicData>
+            </a:graphic>
+          </wp:inline>
+        </w:drawing>
+      </w:r>
+    </w:p>
+    <w:p>
+      <w:pPr>
+        <w:pStyle w:val="ImageCaption"/>
+      </w:pPr>
+      <w:r>
+        <w:t xml:space="preserve">Confirmación antes de cancelar.</w:t>
+      </w:r>
+    </w:p>
+    <w:p>
+      <w:pPr>
+        <w:pStyle w:val="BodyText"/>
+      </w:pPr>
+      <w:r>
+        <w:t xml:space="preserve">Reglas:</w:t>
+      </w:r>
+    </w:p>
+    <w:p>
+      <w:pPr>
+        <w:numPr>
+          <w:ilvl w:val="0"/>
+          <w:numId w:val="1007"/>
+        </w:numPr>
+        <w:pStyle w:val="Compact"/>
+      </w:pPr>
+      <w:r>
+        <w:t xml:space="preserve">Se puede reprogramar</w:t>
+      </w:r>
+      <w:r>
+        <w:t xml:space="preserve"> </w:t>
+      </w:r>
+      <w:r>
+        <w:rPr>
+          <w:bCs/>
+          <w:b/>
+        </w:rPr>
+        <w:t xml:space="preserve">una sola vez</w:t>
+      </w:r>
+      <w:r>
+        <w:t xml:space="preserve">.</w:t>
+      </w:r>
+    </w:p>
+    <w:p>
+      <w:pPr>
+        <w:numPr>
+          <w:ilvl w:val="0"/>
+          <w:numId w:val="1007"/>
+        </w:numPr>
+        <w:pStyle w:val="Compact"/>
+      </w:pPr>
+      <w:r>
+        <w:t xml:space="preserve">Reprogramar o cancelar solo se puede hasta</w:t>
+      </w:r>
+      <w:r>
+        <w:t xml:space="preserve"> </w:t>
+      </w:r>
+      <w:r>
+        <w:rPr>
+          <w:bCs/>
+          <w:b/>
+        </w:rPr>
+        <w:t xml:space="preserve">24 horas antes</w:t>
+      </w:r>
+      <w:r>
+        <w:t xml:space="preserve"> </w:t>
+      </w:r>
+      <w:r>
+        <w:t xml:space="preserve">de la cita. Pasado ese plazo, escriba o llame al consultorio.</w:t>
+      </w:r>
+    </w:p>
+    <w:p>
+      <w:pPr>
+        <w:numPr>
+          <w:ilvl w:val="0"/>
+          <w:numId w:val="1007"/>
+        </w:numPr>
+        <w:pStyle w:val="Compact"/>
+      </w:pPr>
+      <w:r>
+        <w:t xml:space="preserve">Después de reprogramar una vez, si necesita otro cambio puede cancelar y pedir una cita nueva.</w:t>
+      </w:r>
+    </w:p>
+    <w:bookmarkEnd w:id="57"/>
+    <w:bookmarkStart w:id="58" w:name="si-llega-directo-al-consultorio-paciente"/>
     <w:p>
       <w:pPr>
         <w:pStyle w:val="Heading2"/>
       </w:pPr>
       <w:r>
-        <w:t xml:space="preserve">6. Soporte</w:t>
+        <w:t xml:space="preserve">5.3 Si llega directo al consultorio (paciente)</w:t>
       </w:r>
     </w:p>
     <w:p>
@@ -856,11 +1931,3046 @@
         <w:pStyle w:val="FirstParagraph"/>
       </w:pPr>
       <w:r>
-        <w:t xml:space="preserve">Datos de contacto del consultorio y de los responsables técnicos.</w:t>
-      </w:r>
-    </w:p>
-    <w:bookmarkEnd w:id="29"/>
-    <w:bookmarkEnd w:id="30"/>
+        <w:t xml:space="preserve">La secretaria lo registra con sus datos, le agenda la cita y le llega el mismo WhatsApp de confirmación, con el enlace para reprogramar o cancelar.</w:t>
+      </w:r>
+    </w:p>
+    <w:bookmarkEnd w:id="58"/>
+    <w:bookmarkStart w:id="65" w:name="ingresar-al-panel-secretaria"/>
+    <w:p>
+      <w:pPr>
+        <w:pStyle w:val="Heading2"/>
+      </w:pPr>
+      <w:r>
+        <w:t xml:space="preserve">5.4 Ingresar al panel (secretaria)</w:t>
+      </w:r>
+    </w:p>
+    <w:p>
+      <w:pPr>
+        <w:numPr>
+          <w:ilvl w:val="0"/>
+          <w:numId w:val="1008"/>
+        </w:numPr>
+        <w:pStyle w:val="Compact"/>
+      </w:pPr>
+      <w:r>
+        <w:t xml:space="preserve">En la página principal toque el</w:t>
+      </w:r>
+      <w:r>
+        <w:t xml:space="preserve"> </w:t>
+      </w:r>
+      <w:r>
+        <w:rPr>
+          <w:bCs/>
+          <w:b/>
+        </w:rPr>
+        <w:t xml:space="preserve">candado</w:t>
+      </w:r>
+      <w:r>
+        <w:t xml:space="preserve"> </w:t>
+      </w:r>
+      <w:r>
+        <w:t xml:space="preserve">junto a «Agendar cita».</w:t>
+      </w:r>
+    </w:p>
+    <w:p>
+      <w:pPr>
+        <w:numPr>
+          <w:ilvl w:val="0"/>
+          <w:numId w:val="1008"/>
+        </w:numPr>
+        <w:pStyle w:val="Compact"/>
+      </w:pPr>
+      <w:r>
+        <w:t xml:space="preserve">Escriba su correo y su contraseña y toque</w:t>
+      </w:r>
+      <w:r>
+        <w:t xml:space="preserve"> </w:t>
+      </w:r>
+      <w:r>
+        <w:rPr>
+          <w:bCs/>
+          <w:b/>
+        </w:rPr>
+        <w:t xml:space="preserve">Ingresar</w:t>
+      </w:r>
+      <w:r>
+        <w:t xml:space="preserve">.</w:t>
+      </w:r>
+    </w:p>
+    <w:p>
+      <w:pPr>
+        <w:pStyle w:val="CaptionedFigure"/>
+      </w:pPr>
+      <w:r>
+        <w:drawing>
+          <wp:inline>
+            <wp:extent cx="1600200" cy="336884"/>
+            <wp:effectExtent b="0" l="0" r="0" t="0"/>
+            <wp:docPr descr="Candado de acceso del consultorio." title="" id="60" name="Picture"/>
+            <a:graphic>
+              <a:graphicData uri="http://schemas.openxmlformats.org/drawingml/2006/picture">
+                <pic:pic>
+                  <pic:nvPicPr>
+                    <pic:cNvPr descr="../capturas/manual/s01-candado.png" id="61" name="Picture"/>
+                    <pic:cNvPicPr>
+                      <a:picLocks noChangeArrowheads="1" noChangeAspect="1"/>
+                    </pic:cNvPicPr>
+                  </pic:nvPicPr>
+                  <pic:blipFill>
+                    <a:blip r:embed="rId59"/>
+                    <a:stretch>
+                      <a:fillRect/>
+                    </a:stretch>
+                  </pic:blipFill>
+                  <pic:spPr bwMode="auto">
+                    <a:xfrm>
+                      <a:off x="0" y="0"/>
+                      <a:ext cx="1600200" cy="336884"/>
+                    </a:xfrm>
+                    <a:prstGeom prst="rect">
+                      <a:avLst/>
+                    </a:prstGeom>
+                    <a:noFill/>
+                    <a:ln w="9525">
+                      <a:noFill/>
+                      <a:headEnd/>
+                      <a:tailEnd/>
+                    </a:ln>
+                  </pic:spPr>
+                </pic:pic>
+              </a:graphicData>
+            </a:graphic>
+          </wp:inline>
+        </w:drawing>
+      </w:r>
+    </w:p>
+    <w:p>
+      <w:pPr>
+        <w:pStyle w:val="ImageCaption"/>
+      </w:pPr>
+      <w:r>
+        <w:t xml:space="preserve">Candado de acceso del consultorio.</w:t>
+      </w:r>
+    </w:p>
+    <w:p>
+      <w:pPr>
+        <w:pStyle w:val="CaptionedFigure"/>
+      </w:pPr>
+      <w:r>
+        <w:drawing>
+          <wp:inline>
+            <wp:extent cx="4800600" cy="3000375"/>
+            <wp:effectExtent b="0" l="0" r="0" t="0"/>
+            <wp:docPr descr="Ingreso de la secretaria." title="" id="63" name="Picture"/>
+            <a:graphic>
+              <a:graphicData uri="http://schemas.openxmlformats.org/drawingml/2006/picture">
+                <pic:pic>
+                  <pic:nvPicPr>
+                    <pic:cNvPr descr="../capturas/manual/s02-ingreso.png" id="64" name="Picture"/>
+                    <pic:cNvPicPr>
+                      <a:picLocks noChangeArrowheads="1" noChangeAspect="1"/>
+                    </pic:cNvPicPr>
+                  </pic:nvPicPr>
+                  <pic:blipFill>
+                    <a:blip r:embed="rId62"/>
+                    <a:stretch>
+                      <a:fillRect/>
+                    </a:stretch>
+                  </pic:blipFill>
+                  <pic:spPr bwMode="auto">
+                    <a:xfrm>
+                      <a:off x="0" y="0"/>
+                      <a:ext cx="4800600" cy="3000375"/>
+                    </a:xfrm>
+                    <a:prstGeom prst="rect">
+                      <a:avLst/>
+                    </a:prstGeom>
+                    <a:noFill/>
+                    <a:ln w="9525">
+                      <a:noFill/>
+                      <a:headEnd/>
+                      <a:tailEnd/>
+                    </a:ln>
+                  </pic:spPr>
+                </pic:pic>
+              </a:graphicData>
+            </a:graphic>
+          </wp:inline>
+        </w:drawing>
+      </w:r>
+    </w:p>
+    <w:p>
+      <w:pPr>
+        <w:pStyle w:val="ImageCaption"/>
+      </w:pPr>
+      <w:r>
+        <w:t xml:space="preserve">Ingreso de la secretaria.</w:t>
+      </w:r>
+    </w:p>
+    <w:bookmarkEnd w:id="65"/>
+    <w:bookmarkStart w:id="66" w:name="inicio-del-panel-secretaria"/>
+    <w:p>
+      <w:pPr>
+        <w:pStyle w:val="Heading2"/>
+      </w:pPr>
+      <w:r>
+        <w:t xml:space="preserve">5.5 Inicio del panel (secretaria)</w:t>
+      </w:r>
+    </w:p>
+    <w:p>
+      <w:pPr>
+        <w:pStyle w:val="FirstParagraph"/>
+      </w:pPr>
+      <w:r>
+        <w:t xml:space="preserve">Muestra cuántas</w:t>
+      </w:r>
+      <w:r>
+        <w:t xml:space="preserve"> </w:t>
+      </w:r>
+      <w:r>
+        <w:rPr>
+          <w:bCs/>
+          <w:b/>
+        </w:rPr>
+        <w:t xml:space="preserve">citas hay por atender hoy</w:t>
+      </w:r>
+      <w:r>
+        <w:t xml:space="preserve">, el</w:t>
+      </w:r>
+      <w:r>
+        <w:t xml:space="preserve"> </w:t>
+      </w:r>
+      <w:r>
+        <w:rPr>
+          <w:bCs/>
+          <w:b/>
+        </w:rPr>
+        <w:t xml:space="preserve">siguiente paciente</w:t>
+      </w:r>
+      <w:r>
+        <w:t xml:space="preserve">, la agenda del día y las</w:t>
+      </w:r>
+      <w:r>
+        <w:t xml:space="preserve"> </w:t>
+      </w:r>
+      <w:r>
+        <w:rPr>
+          <w:bCs/>
+          <w:b/>
+        </w:rPr>
+        <w:t xml:space="preserve">Novedades de la web</w:t>
+      </w:r>
+      <w:r>
+        <w:t xml:space="preserve"> </w:t>
+      </w:r>
+      <w:r>
+        <w:t xml:space="preserve">de las últimas 48 horas: citas nuevas pedidas por la web (ya llegan confirmadas) y cambios de hora o cancelaciones que hicieron los pacientes, con la hora anterior. Si quedan citas de hoy que ya pasaron, un aviso recuerda marcar si el paciente asistió.</w:t>
+      </w:r>
+    </w:p>
+    <w:p>
+      <w:pPr>
+        <w:pStyle w:val="BodyText"/>
+      </w:pPr>
+      <w:r>
+        <w:t xml:space="preserve">Si algún WhatsApp no se pudo enviar, aparece arriba como</w:t>
+      </w:r>
+      <w:r>
+        <w:t xml:space="preserve"> </w:t>
+      </w:r>
+      <w:r>
+        <w:rPr>
+          <w:bCs/>
+          <w:b/>
+        </w:rPr>
+        <w:t xml:space="preserve">«WhatsApp sin enviar»</w:t>
+      </w:r>
+      <w:r>
+        <w:t xml:space="preserve"> </w:t>
+      </w:r>
+      <w:r>
+        <w:t xml:space="preserve">(ver sección 7).</w:t>
+      </w:r>
+    </w:p>
+    <w:bookmarkEnd w:id="66"/>
+    <w:bookmarkStart w:id="70" w:name="agenda-secretaria"/>
+    <w:p>
+      <w:pPr>
+        <w:pStyle w:val="Heading2"/>
+      </w:pPr>
+      <w:r>
+        <w:t xml:space="preserve">5.6 Agenda (secretaria)</w:t>
+      </w:r>
+    </w:p>
+    <w:p>
+      <w:pPr>
+        <w:pStyle w:val="CaptionedFigure"/>
+      </w:pPr>
+      <w:r>
+        <w:drawing>
+          <wp:inline>
+            <wp:extent cx="5067300" cy="3167062"/>
+            <wp:effectExtent b="0" l="0" r="0" t="0"/>
+            <wp:docPr descr="Agenda del día." title="" id="68" name="Picture"/>
+            <a:graphic>
+              <a:graphicData uri="http://schemas.openxmlformats.org/drawingml/2006/picture">
+                <pic:pic>
+                  <pic:nvPicPr>
+                    <pic:cNvPr descr="../capturas/manual/s05-agenda.png" id="69" name="Picture"/>
+                    <pic:cNvPicPr>
+                      <a:picLocks noChangeArrowheads="1" noChangeAspect="1"/>
+                    </pic:cNvPicPr>
+                  </pic:nvPicPr>
+                  <pic:blipFill>
+                    <a:blip r:embed="rId67"/>
+                    <a:stretch>
+                      <a:fillRect/>
+                    </a:stretch>
+                  </pic:blipFill>
+                  <pic:spPr bwMode="auto">
+                    <a:xfrm>
+                      <a:off x="0" y="0"/>
+                      <a:ext cx="5067300" cy="3167062"/>
+                    </a:xfrm>
+                    <a:prstGeom prst="rect">
+                      <a:avLst/>
+                    </a:prstGeom>
+                    <a:noFill/>
+                    <a:ln w="9525">
+                      <a:noFill/>
+                      <a:headEnd/>
+                      <a:tailEnd/>
+                    </a:ln>
+                  </pic:spPr>
+                </pic:pic>
+              </a:graphicData>
+            </a:graphic>
+          </wp:inline>
+        </w:drawing>
+      </w:r>
+    </w:p>
+    <w:p>
+      <w:pPr>
+        <w:pStyle w:val="ImageCaption"/>
+      </w:pPr>
+      <w:r>
+        <w:t xml:space="preserve">Agenda del día.</w:t>
+      </w:r>
+    </w:p>
+    <w:p>
+      <w:pPr>
+        <w:pStyle w:val="BodyText"/>
+      </w:pPr>
+      <w:r>
+        <w:t xml:space="preserve">Cada fila muestra la hora, el paciente, el especialista y el estado de la cita. Se puede:</w:t>
+      </w:r>
+    </w:p>
+    <w:p>
+      <w:pPr>
+        <w:numPr>
+          <w:ilvl w:val="0"/>
+          <w:numId w:val="1009"/>
+        </w:numPr>
+        <w:pStyle w:val="Compact"/>
+      </w:pPr>
+      <w:r>
+        <w:t xml:space="preserve">Cambiar de día, o volver a</w:t>
+      </w:r>
+      <w:r>
+        <w:t xml:space="preserve"> </w:t>
+      </w:r>
+      <w:r>
+        <w:rPr>
+          <w:bCs/>
+          <w:b/>
+        </w:rPr>
+        <w:t xml:space="preserve">Hoy</w:t>
+      </w:r>
+      <w:r>
+        <w:t xml:space="preserve">.</w:t>
+      </w:r>
+    </w:p>
+    <w:p>
+      <w:pPr>
+        <w:numPr>
+          <w:ilvl w:val="0"/>
+          <w:numId w:val="1009"/>
+        </w:numPr>
+        <w:pStyle w:val="Compact"/>
+      </w:pPr>
+      <w:r>
+        <w:rPr>
+          <w:bCs/>
+          <w:b/>
+        </w:rPr>
+        <w:t xml:space="preserve">Filtrar</w:t>
+      </w:r>
+      <w:r>
+        <w:t xml:space="preserve"> </w:t>
+      </w:r>
+      <w:r>
+        <w:t xml:space="preserve">por especialista y por estado (Confirmadas, Atendidas, No asistió, Canceladas).</w:t>
+      </w:r>
+    </w:p>
+    <w:p>
+      <w:pPr>
+        <w:numPr>
+          <w:ilvl w:val="0"/>
+          <w:numId w:val="1009"/>
+        </w:numPr>
+        <w:pStyle w:val="Compact"/>
+      </w:pPr>
+      <w:r>
+        <w:rPr>
+          <w:bCs/>
+          <w:b/>
+        </w:rPr>
+        <w:t xml:space="preserve">Buscar</w:t>
+      </w:r>
+      <w:r>
+        <w:t xml:space="preserve"> </w:t>
+      </w:r>
+      <w:r>
+        <w:t xml:space="preserve">por nombre, documento o celular.</w:t>
+      </w:r>
+    </w:p>
+    <w:p>
+      <w:pPr>
+        <w:numPr>
+          <w:ilvl w:val="0"/>
+          <w:numId w:val="1009"/>
+        </w:numPr>
+        <w:pStyle w:val="Compact"/>
+      </w:pPr>
+      <w:r>
+        <w:t xml:space="preserve">Marcar la cita como</w:t>
+      </w:r>
+      <w:r>
+        <w:t xml:space="preserve"> </w:t>
+      </w:r>
+      <w:r>
+        <w:rPr>
+          <w:bCs/>
+          <w:b/>
+        </w:rPr>
+        <w:t xml:space="preserve">Atendida</w:t>
+      </w:r>
+      <w:r>
+        <w:t xml:space="preserve"> </w:t>
+      </w:r>
+      <w:r>
+        <w:t xml:space="preserve">o</w:t>
+      </w:r>
+      <w:r>
+        <w:t xml:space="preserve"> </w:t>
+      </w:r>
+      <w:r>
+        <w:rPr>
+          <w:bCs/>
+          <w:b/>
+        </w:rPr>
+        <w:t xml:space="preserve">No asistió</w:t>
+      </w:r>
+      <w:r>
+        <w:t xml:space="preserve"> </w:t>
+      </w:r>
+      <w:r>
+        <w:t xml:space="preserve">(solo cuando ya llegó la hora).</w:t>
+      </w:r>
+    </w:p>
+    <w:p>
+      <w:pPr>
+        <w:numPr>
+          <w:ilvl w:val="0"/>
+          <w:numId w:val="1009"/>
+        </w:numPr>
+        <w:pStyle w:val="Compact"/>
+      </w:pPr>
+      <w:r>
+        <w:rPr>
+          <w:bCs/>
+          <w:b/>
+        </w:rPr>
+        <w:t xml:space="preserve">Reprogramar</w:t>
+      </w:r>
+      <w:r>
+        <w:t xml:space="preserve"> </w:t>
+      </w:r>
+      <w:r>
+        <w:t xml:space="preserve">(cambiar a otra hora, incluso con otro especialista de la misma especialidad) o</w:t>
+      </w:r>
+      <w:r>
+        <w:t xml:space="preserve"> </w:t>
+      </w:r>
+      <w:r>
+        <w:rPr>
+          <w:bCs/>
+          <w:b/>
+        </w:rPr>
+        <w:t xml:space="preserve">Cancelar</w:t>
+      </w:r>
+      <w:r>
+        <w:t xml:space="preserve"> </w:t>
+      </w:r>
+      <w:r>
+        <w:t xml:space="preserve">la cita desde el botón «Más».</w:t>
+      </w:r>
+    </w:p>
+    <w:p>
+      <w:pPr>
+        <w:pStyle w:val="FirstParagraph"/>
+      </w:pPr>
+      <w:r>
+        <w:t xml:space="preserve">En el celular las filas se apilan para que quepan en la pantalla.</w:t>
+      </w:r>
+    </w:p>
+    <w:bookmarkEnd w:id="70"/>
+    <w:bookmarkStart w:id="80" w:name="X1590f34bf3572d4f8cb4a3d53373c9f72a6ba0b"/>
+    <w:p>
+      <w:pPr>
+        <w:pStyle w:val="Heading2"/>
+      </w:pPr>
+      <w:r>
+        <w:t xml:space="preserve">5.7 Pacientes y ficha del paciente (secretaria)</w:t>
+      </w:r>
+    </w:p>
+    <w:p>
+      <w:pPr>
+        <w:pStyle w:val="CaptionedFigure"/>
+      </w:pPr>
+      <w:r>
+        <w:drawing>
+          <wp:inline>
+            <wp:extent cx="5067300" cy="3167062"/>
+            <wp:effectExtent b="0" l="0" r="0" t="0"/>
+            <wp:docPr descr="Lista de pacientes con buscador." title="" id="72" name="Picture"/>
+            <a:graphic>
+              <a:graphicData uri="http://schemas.openxmlformats.org/drawingml/2006/picture">
+                <pic:pic>
+                  <pic:nvPicPr>
+                    <pic:cNvPr descr="../capturas/manual/s06-pacientes.png" id="73" name="Picture"/>
+                    <pic:cNvPicPr>
+                      <a:picLocks noChangeArrowheads="1" noChangeAspect="1"/>
+                    </pic:cNvPicPr>
+                  </pic:nvPicPr>
+                  <pic:blipFill>
+                    <a:blip r:embed="rId71"/>
+                    <a:stretch>
+                      <a:fillRect/>
+                    </a:stretch>
+                  </pic:blipFill>
+                  <pic:spPr bwMode="auto">
+                    <a:xfrm>
+                      <a:off x="0" y="0"/>
+                      <a:ext cx="5067300" cy="3167062"/>
+                    </a:xfrm>
+                    <a:prstGeom prst="rect">
+                      <a:avLst/>
+                    </a:prstGeom>
+                    <a:noFill/>
+                    <a:ln w="9525">
+                      <a:noFill/>
+                      <a:headEnd/>
+                      <a:tailEnd/>
+                    </a:ln>
+                  </pic:spPr>
+                </pic:pic>
+              </a:graphicData>
+            </a:graphic>
+          </wp:inline>
+        </w:drawing>
+      </w:r>
+    </w:p>
+    <w:p>
+      <w:pPr>
+        <w:pStyle w:val="ImageCaption"/>
+      </w:pPr>
+      <w:r>
+        <w:t xml:space="preserve">Lista de pacientes con buscador.</w:t>
+      </w:r>
+    </w:p>
+    <w:p>
+      <w:pPr>
+        <w:pStyle w:val="BodyText"/>
+      </w:pPr>
+      <w:r>
+        <w:rPr>
+          <w:bCs/>
+          <w:b/>
+        </w:rPr>
+        <w:t xml:space="preserve">Registrar a un paciente que llegó al consultorio:</w:t>
+      </w:r>
+    </w:p>
+    <w:p>
+      <w:pPr>
+        <w:numPr>
+          <w:ilvl w:val="0"/>
+          <w:numId w:val="1010"/>
+        </w:numPr>
+        <w:pStyle w:val="Compact"/>
+      </w:pPr>
+      <w:r>
+        <w:t xml:space="preserve">En</w:t>
+      </w:r>
+      <w:r>
+        <w:t xml:space="preserve"> </w:t>
+      </w:r>
+      <w:r>
+        <w:rPr>
+          <w:bCs/>
+          <w:b/>
+        </w:rPr>
+        <w:t xml:space="preserve">Pacientes</w:t>
+      </w:r>
+      <w:r>
+        <w:t xml:space="preserve"> </w:t>
+      </w:r>
+      <w:r>
+        <w:t xml:space="preserve">toque</w:t>
+      </w:r>
+      <w:r>
+        <w:t xml:space="preserve"> </w:t>
+      </w:r>
+      <w:r>
+        <w:rPr>
+          <w:bCs/>
+          <w:b/>
+        </w:rPr>
+        <w:t xml:space="preserve">Registrar paciente</w:t>
+      </w:r>
+      <w:r>
+        <w:t xml:space="preserve">.</w:t>
+      </w:r>
+    </w:p>
+    <w:p>
+      <w:pPr>
+        <w:numPr>
+          <w:ilvl w:val="0"/>
+          <w:numId w:val="1010"/>
+        </w:numPr>
+        <w:pStyle w:val="Compact"/>
+      </w:pPr>
+      <w:r>
+        <w:t xml:space="preserve">Llene nombres, apellidos, tipo y número de documento, correo y celular. El teléfono fijo y el motivo de consulta son opcionales.</w:t>
+      </w:r>
+    </w:p>
+    <w:p>
+      <w:pPr>
+        <w:numPr>
+          <w:ilvl w:val="0"/>
+          <w:numId w:val="1010"/>
+        </w:numPr>
+        <w:pStyle w:val="Compact"/>
+      </w:pPr>
+      <w:r>
+        <w:t xml:space="preserve">Confirme que el paciente autorizó el tratamiento de sus datos y toque</w:t>
+      </w:r>
+      <w:r>
+        <w:t xml:space="preserve"> </w:t>
+      </w:r>
+      <w:r>
+        <w:rPr>
+          <w:bCs/>
+          <w:b/>
+        </w:rPr>
+        <w:t xml:space="preserve">Registrar</w:t>
+      </w:r>
+      <w:r>
+        <w:t xml:space="preserve">.</w:t>
+      </w:r>
+    </w:p>
+    <w:p>
+      <w:pPr>
+        <w:pStyle w:val="FirstParagraph"/>
+      </w:pPr>
+      <w:r>
+        <w:t xml:space="preserve">Si el documento ya existe, el sistema lo avisa y ofrece</w:t>
+      </w:r>
+      <w:r>
+        <w:t xml:space="preserve"> </w:t>
+      </w:r>
+      <w:r>
+        <w:rPr>
+          <w:bCs/>
+          <w:b/>
+        </w:rPr>
+        <w:t xml:space="preserve">Abrir su ficha</w:t>
+      </w:r>
+      <w:r>
+        <w:t xml:space="preserve">, para no duplicar pacientes.</w:t>
+      </w:r>
+    </w:p>
+    <w:p>
+      <w:pPr>
+        <w:pStyle w:val="CaptionedFigure"/>
+      </w:pPr>
+      <w:r>
+        <w:drawing>
+          <wp:inline>
+            <wp:extent cx="4800600" cy="3000375"/>
+            <wp:effectExtent b="0" l="0" r="0" t="0"/>
+            <wp:docPr descr="Registrar paciente." title="" id="75" name="Picture"/>
+            <a:graphic>
+              <a:graphicData uri="http://schemas.openxmlformats.org/drawingml/2006/picture">
+                <pic:pic>
+                  <pic:nvPicPr>
+                    <pic:cNvPr descr="../capturas/manual/s07-registrar-paciente.png" id="76" name="Picture"/>
+                    <pic:cNvPicPr>
+                      <a:picLocks noChangeArrowheads="1" noChangeAspect="1"/>
+                    </pic:cNvPicPr>
+                  </pic:nvPicPr>
+                  <pic:blipFill>
+                    <a:blip r:embed="rId74"/>
+                    <a:stretch>
+                      <a:fillRect/>
+                    </a:stretch>
+                  </pic:blipFill>
+                  <pic:spPr bwMode="auto">
+                    <a:xfrm>
+                      <a:off x="0" y="0"/>
+                      <a:ext cx="4800600" cy="3000375"/>
+                    </a:xfrm>
+                    <a:prstGeom prst="rect">
+                      <a:avLst/>
+                    </a:prstGeom>
+                    <a:noFill/>
+                    <a:ln w="9525">
+                      <a:noFill/>
+                      <a:headEnd/>
+                      <a:tailEnd/>
+                    </a:ln>
+                  </pic:spPr>
+                </pic:pic>
+              </a:graphicData>
+            </a:graphic>
+          </wp:inline>
+        </w:drawing>
+      </w:r>
+    </w:p>
+    <w:p>
+      <w:pPr>
+        <w:pStyle w:val="ImageCaption"/>
+      </w:pPr>
+      <w:r>
+        <w:t xml:space="preserve">Registrar paciente.</w:t>
+      </w:r>
+    </w:p>
+    <w:p>
+      <w:pPr>
+        <w:pStyle w:val="BodyText"/>
+      </w:pPr>
+      <w:r>
+        <w:rPr>
+          <w:bCs/>
+          <w:b/>
+        </w:rPr>
+        <w:t xml:space="preserve">Ficha del paciente.</w:t>
+      </w:r>
+      <w:r>
+        <w:t xml:space="preserve"> </w:t>
+      </w:r>
+      <w:r>
+        <w:t xml:space="preserve">Se abre al tocar un paciente de la lista. Reúne sus datos, el botón</w:t>
+      </w:r>
+      <w:r>
+        <w:t xml:space="preserve"> </w:t>
+      </w:r>
+      <w:r>
+        <w:rPr>
+          <w:bCs/>
+          <w:b/>
+        </w:rPr>
+        <w:t xml:space="preserve">Escribir por WhatsApp</w:t>
+      </w:r>
+      <w:r>
+        <w:t xml:space="preserve">, sus citas y su historia clínica.</w:t>
+      </w:r>
+    </w:p>
+    <w:p>
+      <w:pPr>
+        <w:pStyle w:val="CaptionedFigure"/>
+      </w:pPr>
+      <w:r>
+        <w:drawing>
+          <wp:inline>
+            <wp:extent cx="5067300" cy="3167062"/>
+            <wp:effectExtent b="0" l="0" r="0" t="0"/>
+            <wp:docPr descr="Ficha del paciente." title="" id="78" name="Picture"/>
+            <a:graphic>
+              <a:graphicData uri="http://schemas.openxmlformats.org/drawingml/2006/picture">
+                <pic:pic>
+                  <pic:nvPicPr>
+                    <pic:cNvPr descr="../capturas/manual/s08-ficha.png" id="79" name="Picture"/>
+                    <pic:cNvPicPr>
+                      <a:picLocks noChangeArrowheads="1" noChangeAspect="1"/>
+                    </pic:cNvPicPr>
+                  </pic:nvPicPr>
+                  <pic:blipFill>
+                    <a:blip r:embed="rId77"/>
+                    <a:stretch>
+                      <a:fillRect/>
+                    </a:stretch>
+                  </pic:blipFill>
+                  <pic:spPr bwMode="auto">
+                    <a:xfrm>
+                      <a:off x="0" y="0"/>
+                      <a:ext cx="5067300" cy="3167062"/>
+                    </a:xfrm>
+                    <a:prstGeom prst="rect">
+                      <a:avLst/>
+                    </a:prstGeom>
+                    <a:noFill/>
+                    <a:ln w="9525">
+                      <a:noFill/>
+                      <a:headEnd/>
+                      <a:tailEnd/>
+                    </a:ln>
+                  </pic:spPr>
+                </pic:pic>
+              </a:graphicData>
+            </a:graphic>
+          </wp:inline>
+        </w:drawing>
+      </w:r>
+    </w:p>
+    <w:p>
+      <w:pPr>
+        <w:pStyle w:val="ImageCaption"/>
+      </w:pPr>
+      <w:r>
+        <w:t xml:space="preserve">Ficha del paciente.</w:t>
+      </w:r>
+    </w:p>
+    <w:p>
+      <w:pPr>
+        <w:numPr>
+          <w:ilvl w:val="0"/>
+          <w:numId w:val="1011"/>
+        </w:numPr>
+        <w:pStyle w:val="Compact"/>
+      </w:pPr>
+      <w:r>
+        <w:rPr>
+          <w:bCs/>
+          <w:b/>
+        </w:rPr>
+        <w:t xml:space="preserve">Agendar cita:</w:t>
+      </w:r>
+      <w:r>
+        <w:t xml:space="preserve"> </w:t>
+      </w:r>
+      <w:r>
+        <w:t xml:space="preserve">desde la ficha se elige especialidad, especialista, día y hora; la cita queda confirmada y al paciente le llega el WhatsApp.</w:t>
+      </w:r>
+    </w:p>
+    <w:p>
+      <w:pPr>
+        <w:numPr>
+          <w:ilvl w:val="0"/>
+          <w:numId w:val="1011"/>
+        </w:numPr>
+        <w:pStyle w:val="Compact"/>
+      </w:pPr>
+      <w:r>
+        <w:rPr>
+          <w:bCs/>
+          <w:b/>
+        </w:rPr>
+        <w:t xml:space="preserve">Historia clínica:</w:t>
+      </w:r>
+      <w:r>
+        <w:t xml:space="preserve"> </w:t>
+      </w:r>
+      <w:r>
+        <w:rPr>
+          <w:bCs/>
+          <w:b/>
+        </w:rPr>
+        <w:t xml:space="preserve">Agregar entrada</w:t>
+      </w:r>
+      <w:r>
+        <w:t xml:space="preserve"> </w:t>
+      </w:r>
+      <w:r>
+        <w:t xml:space="preserve">guarda una nota; en una cita atendida,</w:t>
+      </w:r>
+      <w:r>
+        <w:t xml:space="preserve"> </w:t>
+      </w:r>
+      <w:r>
+        <w:rPr>
+          <w:bCs/>
+          <w:b/>
+        </w:rPr>
+        <w:t xml:space="preserve">Agregar a la historia</w:t>
+      </w:r>
+      <w:r>
+        <w:t xml:space="preserve"> </w:t>
+      </w:r>
+      <w:r>
+        <w:t xml:space="preserve">la deja ligada a esa cita. Una entrada no se borra:</w:t>
+      </w:r>
+      <w:r>
+        <w:t xml:space="preserve"> </w:t>
+      </w:r>
+      <w:r>
+        <w:rPr>
+          <w:bCs/>
+          <w:b/>
+        </w:rPr>
+        <w:t xml:space="preserve">Corregir</w:t>
+      </w:r>
+      <w:r>
+        <w:t xml:space="preserve"> </w:t>
+      </w:r>
+      <w:r>
+        <w:t xml:space="preserve">la marca como corregida y guarda la corrección como una entrada nueva, para que quede el registro.</w:t>
+      </w:r>
+    </w:p>
+    <w:bookmarkEnd w:id="80"/>
+    <w:bookmarkStart w:id="90" w:name="horarios-de-atención-secretaria"/>
+    <w:p>
+      <w:pPr>
+        <w:pStyle w:val="Heading2"/>
+      </w:pPr>
+      <w:r>
+        <w:t xml:space="preserve">5.8 Horarios de atención (secretaria)</w:t>
+      </w:r>
+    </w:p>
+    <w:p>
+      <w:pPr>
+        <w:pStyle w:val="FirstParagraph"/>
+      </w:pPr>
+      <w:r>
+        <w:t xml:space="preserve">Aquí se publican las horas en que cada especialista recibe pacientes. Solo esas horas aparecen disponibles en la web.</w:t>
+      </w:r>
+    </w:p>
+    <w:p>
+      <w:pPr>
+        <w:pStyle w:val="CaptionedFigure"/>
+      </w:pPr>
+      <w:r>
+        <w:drawing>
+          <wp:inline>
+            <wp:extent cx="5067300" cy="3250197"/>
+            <wp:effectExtent b="0" l="0" r="0" t="0"/>
+            <wp:docPr descr="Horarios: semana de un especialista." title="" id="82" name="Picture"/>
+            <a:graphic>
+              <a:graphicData uri="http://schemas.openxmlformats.org/drawingml/2006/picture">
+                <pic:pic>
+                  <pic:nvPicPr>
+                    <pic:cNvPr descr="../capturas/manual/s10-horarios.png" id="83" name="Picture"/>
+                    <pic:cNvPicPr>
+                      <a:picLocks noChangeArrowheads="1" noChangeAspect="1"/>
+                    </pic:cNvPicPr>
+                  </pic:nvPicPr>
+                  <pic:blipFill>
+                    <a:blip r:embed="rId81"/>
+                    <a:stretch>
+                      <a:fillRect/>
+                    </a:stretch>
+                  </pic:blipFill>
+                  <pic:spPr bwMode="auto">
+                    <a:xfrm>
+                      <a:off x="0" y="0"/>
+                      <a:ext cx="5067300" cy="3250197"/>
+                    </a:xfrm>
+                    <a:prstGeom prst="rect">
+                      <a:avLst/>
+                    </a:prstGeom>
+                    <a:noFill/>
+                    <a:ln w="9525">
+                      <a:noFill/>
+                      <a:headEnd/>
+                      <a:tailEnd/>
+                    </a:ln>
+                  </pic:spPr>
+                </pic:pic>
+              </a:graphicData>
+            </a:graphic>
+          </wp:inline>
+        </w:drawing>
+      </w:r>
+    </w:p>
+    <w:p>
+      <w:pPr>
+        <w:pStyle w:val="ImageCaption"/>
+      </w:pPr>
+      <w:r>
+        <w:t xml:space="preserve">Horarios: semana de un especialista.</w:t>
+      </w:r>
+    </w:p>
+    <w:p>
+      <w:pPr>
+        <w:numPr>
+          <w:ilvl w:val="0"/>
+          <w:numId w:val="1012"/>
+        </w:numPr>
+        <w:pStyle w:val="Compact"/>
+      </w:pPr>
+      <w:r>
+        <w:t xml:space="preserve">Elija al</w:t>
+      </w:r>
+      <w:r>
+        <w:t xml:space="preserve"> </w:t>
+      </w:r>
+      <w:r>
+        <w:rPr>
+          <w:bCs/>
+          <w:b/>
+        </w:rPr>
+        <w:t xml:space="preserve">especialista</w:t>
+      </w:r>
+      <w:r>
+        <w:t xml:space="preserve">. Se ve una semana; con las flechas se cambia de semana.</w:t>
+      </w:r>
+    </w:p>
+    <w:p>
+      <w:pPr>
+        <w:numPr>
+          <w:ilvl w:val="0"/>
+          <w:numId w:val="1012"/>
+        </w:numPr>
+        <w:pStyle w:val="Compact"/>
+      </w:pPr>
+      <w:r>
+        <w:t xml:space="preserve">En el día que quiera cambiar toque</w:t>
+      </w:r>
+      <w:r>
+        <w:t xml:space="preserve"> </w:t>
+      </w:r>
+      <w:r>
+        <w:rPr>
+          <w:bCs/>
+          <w:b/>
+        </w:rPr>
+        <w:t xml:space="preserve">Editar</w:t>
+      </w:r>
+      <w:r>
+        <w:t xml:space="preserve">.</w:t>
+      </w:r>
+    </w:p>
+    <w:p>
+      <w:pPr>
+        <w:numPr>
+          <w:ilvl w:val="0"/>
+          <w:numId w:val="1012"/>
+        </w:numPr>
+        <w:pStyle w:val="Compact"/>
+      </w:pPr>
+      <w:r>
+        <w:t xml:space="preserve">Se abre el día con las horas de 7:00 a. m. a 7:00 p. m. Las horas</w:t>
+      </w:r>
+      <w:r>
+        <w:t xml:space="preserve"> </w:t>
+      </w:r>
+      <w:r>
+        <w:rPr>
+          <w:bCs/>
+          <w:b/>
+        </w:rPr>
+        <w:t xml:space="preserve">marcadas con ✓</w:t>
+      </w:r>
+      <w:r>
+        <w:t xml:space="preserve"> </w:t>
+      </w:r>
+      <w:r>
+        <w:t xml:space="preserve">son las que los pacientes pueden elegir. Toque una hora para marcarla o desmarcarla.</w:t>
+      </w:r>
+    </w:p>
+    <w:p>
+      <w:pPr>
+        <w:pStyle w:val="CaptionedFigure"/>
+      </w:pPr>
+      <w:r>
+        <w:drawing>
+          <wp:inline>
+            <wp:extent cx="4267200" cy="2667000"/>
+            <wp:effectExtent b="0" l="0" r="0" t="0"/>
+            <wp:docPr descr="Editar el horario de un día." title="" id="85" name="Picture"/>
+            <a:graphic>
+              <a:graphicData uri="http://schemas.openxmlformats.org/drawingml/2006/picture">
+                <pic:pic>
+                  <pic:nvPicPr>
+                    <pic:cNvPr descr="../capturas/manual/s11-horarios-editar.png" id="86" name="Picture"/>
+                    <pic:cNvPicPr>
+                      <a:picLocks noChangeArrowheads="1" noChangeAspect="1"/>
+                    </pic:cNvPicPr>
+                  </pic:nvPicPr>
+                  <pic:blipFill>
+                    <a:blip r:embed="rId84"/>
+                    <a:stretch>
+                      <a:fillRect/>
+                    </a:stretch>
+                  </pic:blipFill>
+                  <pic:spPr bwMode="auto">
+                    <a:xfrm>
+                      <a:off x="0" y="0"/>
+                      <a:ext cx="4267200" cy="2667000"/>
+                    </a:xfrm>
+                    <a:prstGeom prst="rect">
+                      <a:avLst/>
+                    </a:prstGeom>
+                    <a:noFill/>
+                    <a:ln w="9525">
+                      <a:noFill/>
+                      <a:headEnd/>
+                      <a:tailEnd/>
+                    </a:ln>
+                  </pic:spPr>
+                </pic:pic>
+              </a:graphicData>
+            </a:graphic>
+          </wp:inline>
+        </w:drawing>
+      </w:r>
+    </w:p>
+    <w:p>
+      <w:pPr>
+        <w:pStyle w:val="ImageCaption"/>
+      </w:pPr>
+      <w:r>
+        <w:t xml:space="preserve">Editar el horario de un día.</w:t>
+      </w:r>
+    </w:p>
+    <w:p>
+      <w:pPr>
+        <w:numPr>
+          <w:ilvl w:val="0"/>
+          <w:numId w:val="1013"/>
+        </w:numPr>
+        <w:pStyle w:val="Compact"/>
+      </w:pPr>
+      <w:r>
+        <w:t xml:space="preserve">Para ir más rápido use los atajos:</w:t>
+      </w:r>
+      <w:r>
+        <w:t xml:space="preserve"> </w:t>
+      </w:r>
+      <w:r>
+        <w:rPr>
+          <w:bCs/>
+          <w:b/>
+        </w:rPr>
+        <w:t xml:space="preserve">Mañana</w:t>
+      </w:r>
+      <w:r>
+        <w:t xml:space="preserve">,</w:t>
+      </w:r>
+      <w:r>
+        <w:t xml:space="preserve"> </w:t>
+      </w:r>
+      <w:r>
+        <w:rPr>
+          <w:bCs/>
+          <w:b/>
+        </w:rPr>
+        <w:t xml:space="preserve">Tarde</w:t>
+      </w:r>
+      <w:r>
+        <w:t xml:space="preserve">,</w:t>
+      </w:r>
+      <w:r>
+        <w:t xml:space="preserve"> </w:t>
+      </w:r>
+      <w:r>
+        <w:rPr>
+          <w:bCs/>
+          <w:b/>
+        </w:rPr>
+        <w:t xml:space="preserve">Mañana y tarde</w:t>
+      </w:r>
+      <w:r>
+        <w:t xml:space="preserve"> </w:t>
+      </w:r>
+      <w:r>
+        <w:t xml:space="preserve">o</w:t>
+      </w:r>
+      <w:r>
+        <w:t xml:space="preserve"> </w:t>
+      </w:r>
+      <w:r>
+        <w:rPr>
+          <w:bCs/>
+          <w:b/>
+        </w:rPr>
+        <w:t xml:space="preserve">Desmarcar todo</w:t>
+      </w:r>
+      <w:r>
+        <w:t xml:space="preserve">.</w:t>
+      </w:r>
+    </w:p>
+    <w:p>
+      <w:pPr>
+        <w:numPr>
+          <w:ilvl w:val="0"/>
+          <w:numId w:val="1013"/>
+        </w:numPr>
+        <w:pStyle w:val="Compact"/>
+      </w:pPr>
+      <w:r>
+        <w:t xml:space="preserve">Para repetir el horario, abra</w:t>
+      </w:r>
+      <w:r>
+        <w:t xml:space="preserve"> </w:t>
+      </w:r>
+      <w:r>
+        <w:rPr>
+          <w:bCs/>
+          <w:b/>
+        </w:rPr>
+        <w:t xml:space="preserve">«Usar este horario en otros días»</w:t>
+      </w:r>
+      <w:r>
+        <w:t xml:space="preserve">, marque los días y cuántas semanas repetir (por ejemplo, de martes a viernes durante 4 semanas).</w:t>
+      </w:r>
+    </w:p>
+    <w:p>
+      <w:pPr>
+        <w:pStyle w:val="CaptionedFigure"/>
+      </w:pPr>
+      <w:r>
+        <w:drawing>
+          <wp:inline>
+            <wp:extent cx="4267200" cy="2667000"/>
+            <wp:effectExtent b="0" l="0" r="0" t="0"/>
+            <wp:docPr descr="Copiar el horario a otros días y semanas." title="" id="88" name="Picture"/>
+            <a:graphic>
+              <a:graphicData uri="http://schemas.openxmlformats.org/drawingml/2006/picture">
+                <pic:pic>
+                  <pic:nvPicPr>
+                    <pic:cNvPr descr="../capturas/manual/s12-horarios-copiar.png" id="89" name="Picture"/>
+                    <pic:cNvPicPr>
+                      <a:picLocks noChangeArrowheads="1" noChangeAspect="1"/>
+                    </pic:cNvPicPr>
+                  </pic:nvPicPr>
+                  <pic:blipFill>
+                    <a:blip r:embed="rId87"/>
+                    <a:stretch>
+                      <a:fillRect/>
+                    </a:stretch>
+                  </pic:blipFill>
+                  <pic:spPr bwMode="auto">
+                    <a:xfrm>
+                      <a:off x="0" y="0"/>
+                      <a:ext cx="4267200" cy="2667000"/>
+                    </a:xfrm>
+                    <a:prstGeom prst="rect">
+                      <a:avLst/>
+                    </a:prstGeom>
+                    <a:noFill/>
+                    <a:ln w="9525">
+                      <a:noFill/>
+                      <a:headEnd/>
+                      <a:tailEnd/>
+                    </a:ln>
+                  </pic:spPr>
+                </pic:pic>
+              </a:graphicData>
+            </a:graphic>
+          </wp:inline>
+        </w:drawing>
+      </w:r>
+    </w:p>
+    <w:p>
+      <w:pPr>
+        <w:pStyle w:val="ImageCaption"/>
+      </w:pPr>
+      <w:r>
+        <w:t xml:space="preserve">Copiar el horario a otros días y semanas.</w:t>
+      </w:r>
+    </w:p>
+    <w:p>
+      <w:pPr>
+        <w:numPr>
+          <w:ilvl w:val="0"/>
+          <w:numId w:val="1014"/>
+        </w:numPr>
+        <w:pStyle w:val="Compact"/>
+      </w:pPr>
+      <w:r>
+        <w:t xml:space="preserve">Antes de guardar el sistema muestra cuántas horas se van a publicar y cuántas se van a quitar. Toque</w:t>
+      </w:r>
+      <w:r>
+        <w:t xml:space="preserve"> </w:t>
+      </w:r>
+      <w:r>
+        <w:rPr>
+          <w:bCs/>
+          <w:b/>
+        </w:rPr>
+        <w:t xml:space="preserve">Guardar horario</w:t>
+      </w:r>
+      <w:r>
+        <w:t xml:space="preserve">.</w:t>
+      </w:r>
+    </w:p>
+    <w:p>
+      <w:pPr>
+        <w:pStyle w:val="FirstParagraph"/>
+      </w:pPr>
+      <w:r>
+        <w:t xml:space="preserve">Las horas que ya tienen cita aparecen con el nombre del paciente y no se pueden quitar; las que ya pasaron tampoco se cambian. Para mover una cita hay que reprogramarla desde la agenda.</w:t>
+      </w:r>
+    </w:p>
+    <w:bookmarkEnd w:id="90"/>
+    <w:bookmarkStart w:id="100" w:name="configuración-de-preferencias"/>
+    <w:p>
+      <w:pPr>
+        <w:pStyle w:val="Heading2"/>
+      </w:pPr>
+      <w:r>
+        <w:t xml:space="preserve">5.9 Configuración de preferencias</w:t>
+      </w:r>
+    </w:p>
+    <w:p>
+      <w:pPr>
+        <w:numPr>
+          <w:ilvl w:val="0"/>
+          <w:numId w:val="1015"/>
+        </w:numPr>
+        <w:pStyle w:val="Compact"/>
+      </w:pPr>
+      <w:r>
+        <w:rPr>
+          <w:bCs/>
+          <w:b/>
+        </w:rPr>
+        <w:t xml:space="preserve">Modo oscuro o claro:</w:t>
+      </w:r>
+      <w:r>
+        <w:t xml:space="preserve"> </w:t>
+      </w:r>
+      <w:r>
+        <w:t xml:space="preserve">en el menú de la cuenta, opción «Modo oscuro» / «Modo claro». Queda guardado en ese navegador.</w:t>
+      </w:r>
+    </w:p>
+    <w:p>
+      <w:pPr>
+        <w:pStyle w:val="CaptionedFigure"/>
+      </w:pPr>
+      <w:r>
+        <w:drawing>
+          <wp:inline>
+            <wp:extent cx="2400300" cy="1248156"/>
+            <wp:effectExtent b="0" l="0" r="0" t="0"/>
+            <wp:docPr descr="Menú de la cuenta." title="" id="92" name="Picture"/>
+            <a:graphic>
+              <a:graphicData uri="http://schemas.openxmlformats.org/drawingml/2006/picture">
+                <pic:pic>
+                  <pic:nvPicPr>
+                    <pic:cNvPr descr="../capturas/manual/s04-menu-cuenta.png" id="93" name="Picture"/>
+                    <pic:cNvPicPr>
+                      <a:picLocks noChangeArrowheads="1" noChangeAspect="1"/>
+                    </pic:cNvPicPr>
+                  </pic:nvPicPr>
+                  <pic:blipFill>
+                    <a:blip r:embed="rId91"/>
+                    <a:stretch>
+                      <a:fillRect/>
+                    </a:stretch>
+                  </pic:blipFill>
+                  <pic:spPr bwMode="auto">
+                    <a:xfrm>
+                      <a:off x="0" y="0"/>
+                      <a:ext cx="2400300" cy="1248156"/>
+                    </a:xfrm>
+                    <a:prstGeom prst="rect">
+                      <a:avLst/>
+                    </a:prstGeom>
+                    <a:noFill/>
+                    <a:ln w="9525">
+                      <a:noFill/>
+                      <a:headEnd/>
+                      <a:tailEnd/>
+                    </a:ln>
+                  </pic:spPr>
+                </pic:pic>
+              </a:graphicData>
+            </a:graphic>
+          </wp:inline>
+        </w:drawing>
+      </w:r>
+    </w:p>
+    <w:p>
+      <w:pPr>
+        <w:pStyle w:val="ImageCaption"/>
+      </w:pPr>
+      <w:r>
+        <w:t xml:space="preserve">Menú de la cuenta.</w:t>
+      </w:r>
+    </w:p>
+    <w:p>
+      <w:pPr>
+        <w:pStyle w:val="CaptionedFigure"/>
+      </w:pPr>
+      <w:r>
+        <w:drawing>
+          <wp:inline>
+            <wp:extent cx="4800600" cy="3000375"/>
+            <wp:effectExtent b="0" l="0" r="0" t="0"/>
+            <wp:docPr descr="Panel en modo oscuro." title="" id="95" name="Picture"/>
+            <a:graphic>
+              <a:graphicData uri="http://schemas.openxmlformats.org/drawingml/2006/picture">
+                <pic:pic>
+                  <pic:nvPicPr>
+                    <pic:cNvPr descr="../capturas/manual/s14-modo-oscuro.png" id="96" name="Picture"/>
+                    <pic:cNvPicPr>
+                      <a:picLocks noChangeArrowheads="1" noChangeAspect="1"/>
+                    </pic:cNvPicPr>
+                  </pic:nvPicPr>
+                  <pic:blipFill>
+                    <a:blip r:embed="rId94"/>
+                    <a:stretch>
+                      <a:fillRect/>
+                    </a:stretch>
+                  </pic:blipFill>
+                  <pic:spPr bwMode="auto">
+                    <a:xfrm>
+                      <a:off x="0" y="0"/>
+                      <a:ext cx="4800600" cy="3000375"/>
+                    </a:xfrm>
+                    <a:prstGeom prst="rect">
+                      <a:avLst/>
+                    </a:prstGeom>
+                    <a:noFill/>
+                    <a:ln w="9525">
+                      <a:noFill/>
+                      <a:headEnd/>
+                      <a:tailEnd/>
+                    </a:ln>
+                  </pic:spPr>
+                </pic:pic>
+              </a:graphicData>
+            </a:graphic>
+          </wp:inline>
+        </w:drawing>
+      </w:r>
+    </w:p>
+    <w:p>
+      <w:pPr>
+        <w:pStyle w:val="ImageCaption"/>
+      </w:pPr>
+      <w:r>
+        <w:t xml:space="preserve">Panel en modo oscuro.</w:t>
+      </w:r>
+    </w:p>
+    <w:p>
+      <w:pPr>
+        <w:numPr>
+          <w:ilvl w:val="0"/>
+          <w:numId w:val="1016"/>
+        </w:numPr>
+        <w:pStyle w:val="Compact"/>
+      </w:pPr>
+      <w:r>
+        <w:rPr>
+          <w:bCs/>
+          <w:b/>
+        </w:rPr>
+        <w:t xml:space="preserve">Celular:</w:t>
+      </w:r>
+      <w:r>
+        <w:t xml:space="preserve"> </w:t>
+      </w:r>
+      <w:r>
+        <w:t xml:space="preserve">el panel y la página de citas se adaptan a pantallas pequeñas.</w:t>
+      </w:r>
+    </w:p>
+    <w:p>
+      <w:pPr>
+        <w:pStyle w:val="CaptionedFigure"/>
+      </w:pPr>
+      <w:r>
+        <w:drawing>
+          <wp:inline>
+            <wp:extent cx="1866900" cy="4040163"/>
+            <wp:effectExtent b="0" l="0" r="0" t="0"/>
+            <wp:docPr descr="Panel en el celular." title="" id="98" name="Picture"/>
+            <a:graphic>
+              <a:graphicData uri="http://schemas.openxmlformats.org/drawingml/2006/picture">
+                <pic:pic>
+                  <pic:nvPicPr>
+                    <pic:cNvPr descr="../capturas/manual/s15-movil.png" id="99" name="Picture"/>
+                    <pic:cNvPicPr>
+                      <a:picLocks noChangeArrowheads="1" noChangeAspect="1"/>
+                    </pic:cNvPicPr>
+                  </pic:nvPicPr>
+                  <pic:blipFill>
+                    <a:blip r:embed="rId97"/>
+                    <a:stretch>
+                      <a:fillRect/>
+                    </a:stretch>
+                  </pic:blipFill>
+                  <pic:spPr bwMode="auto">
+                    <a:xfrm>
+                      <a:off x="0" y="0"/>
+                      <a:ext cx="1866900" cy="4040163"/>
+                    </a:xfrm>
+                    <a:prstGeom prst="rect">
+                      <a:avLst/>
+                    </a:prstGeom>
+                    <a:noFill/>
+                    <a:ln w="9525">
+                      <a:noFill/>
+                      <a:headEnd/>
+                      <a:tailEnd/>
+                    </a:ln>
+                  </pic:spPr>
+                </pic:pic>
+              </a:graphicData>
+            </a:graphic>
+          </wp:inline>
+        </w:drawing>
+      </w:r>
+    </w:p>
+    <w:p>
+      <w:pPr>
+        <w:pStyle w:val="ImageCaption"/>
+      </w:pPr>
+      <w:r>
+        <w:t xml:space="preserve">Panel en el celular.</w:t>
+      </w:r>
+    </w:p>
+    <w:bookmarkEnd w:id="100"/>
+    <w:bookmarkStart w:id="101" w:name="especialidades-y-especialistas"/>
+    <w:p>
+      <w:pPr>
+        <w:pStyle w:val="Heading2"/>
+      </w:pPr>
+      <w:r>
+        <w:t xml:space="preserve">5.10 Especialidades y especialistas</w:t>
+      </w:r>
+    </w:p>
+    <w:p>
+      <w:pPr>
+        <w:pStyle w:val="FirstParagraph"/>
+      </w:pPr>
+      <w:r>
+        <w:t xml:space="preserve">En esta versión las especialidades y los especialistas</w:t>
+      </w:r>
+      <w:r>
+        <w:t xml:space="preserve"> </w:t>
+      </w:r>
+      <w:r>
+        <w:rPr>
+          <w:bCs/>
+          <w:b/>
+        </w:rPr>
+        <w:t xml:space="preserve">los configura el equipo técnico</w:t>
+      </w:r>
+      <w:r>
+        <w:t xml:space="preserve"> </w:t>
+      </w:r>
+      <w:r>
+        <w:t xml:space="preserve">al poner el sistema en marcha o cuando el consultorio lo pida (por ejemplo, para agregar un nuevo especialista o cambiar la descripción de una especialidad). El panel de la secretaria solo administra citas, pacientes y horarios. Una pantalla para que el consultorio los edite por sí mismo está prevista para una versión posterior.</w:t>
+      </w:r>
+    </w:p>
+    <w:bookmarkEnd w:id="101"/>
+    <w:bookmarkEnd w:id="102"/>
+    <w:bookmarkStart w:id="106" w:name="gestión-de-usuarios"/>
+    <w:p>
+      <w:pPr>
+        <w:pStyle w:val="Heading1"/>
+      </w:pPr>
+      <w:r>
+        <w:t xml:space="preserve">6. Gestión de usuarios</w:t>
+      </w:r>
+    </w:p>
+    <w:p>
+      <w:pPr>
+        <w:pStyle w:val="FirstParagraph"/>
+      </w:pPr>
+      <w:r>
+        <w:rPr>
+          <w:bCs/>
+          <w:b/>
+        </w:rPr>
+        <w:t xml:space="preserve">Crear cuenta o perfil.</w:t>
+      </w:r>
+      <w:r>
+        <w:t xml:space="preserve"> </w:t>
+      </w:r>
+      <w:r>
+        <w:t xml:space="preserve">Los pacientes no tienen cuenta ni perfil: sus datos quedan guardados en su ficha cuando piden o reciben una cita. La cuenta de la secretaria la crea el equipo técnico.</w:t>
+      </w:r>
+    </w:p>
+    <w:p>
+      <w:pPr>
+        <w:pStyle w:val="BodyText"/>
+      </w:pPr>
+      <w:r>
+        <w:rPr>
+          <w:bCs/>
+          <w:b/>
+        </w:rPr>
+        <w:t xml:space="preserve">Primer ingreso (secretaria).</w:t>
+      </w:r>
+      <w:r>
+        <w:t xml:space="preserve"> </w:t>
+      </w:r>
+      <w:r>
+        <w:t xml:space="preserve">Con la contraseña temporal, el sistema abre la pantalla «Crea tu contraseña»: escriba la temporal como contraseña actual y elija una propia. Sin ese paso no se puede entrar al panel.</w:t>
+      </w:r>
+    </w:p>
+    <w:p>
+      <w:pPr>
+        <w:pStyle w:val="BodyText"/>
+      </w:pPr>
+      <w:r>
+        <w:rPr>
+          <w:bCs/>
+          <w:b/>
+        </w:rPr>
+        <w:t xml:space="preserve">Cambiar la contraseña (secretaria).</w:t>
+      </w:r>
+    </w:p>
+    <w:p>
+      <w:pPr>
+        <w:numPr>
+          <w:ilvl w:val="0"/>
+          <w:numId w:val="1017"/>
+        </w:numPr>
+        <w:pStyle w:val="Compact"/>
+      </w:pPr>
+      <w:r>
+        <w:t xml:space="preserve">En el menú de la cuenta toque</w:t>
+      </w:r>
+      <w:r>
+        <w:t xml:space="preserve"> </w:t>
+      </w:r>
+      <w:r>
+        <w:rPr>
+          <w:bCs/>
+          <w:b/>
+        </w:rPr>
+        <w:t xml:space="preserve">Cambiar contraseña</w:t>
+      </w:r>
+      <w:r>
+        <w:t xml:space="preserve">.</w:t>
+      </w:r>
+    </w:p>
+    <w:p>
+      <w:pPr>
+        <w:numPr>
+          <w:ilvl w:val="0"/>
+          <w:numId w:val="1017"/>
+        </w:numPr>
+        <w:pStyle w:val="Compact"/>
+      </w:pPr>
+      <w:r>
+        <w:t xml:space="preserve">Escriba la contraseña actual y la nueva dos veces.</w:t>
+      </w:r>
+    </w:p>
+    <w:p>
+      <w:pPr>
+        <w:numPr>
+          <w:ilvl w:val="0"/>
+          <w:numId w:val="1017"/>
+        </w:numPr>
+        <w:pStyle w:val="Compact"/>
+      </w:pPr>
+      <w:r>
+        <w:t xml:space="preserve">Toque</w:t>
+      </w:r>
+      <w:r>
+        <w:t xml:space="preserve"> </w:t>
+      </w:r>
+      <w:r>
+        <w:rPr>
+          <w:bCs/>
+          <w:b/>
+        </w:rPr>
+        <w:t xml:space="preserve">Guardar contraseña</w:t>
+      </w:r>
+      <w:r>
+        <w:t xml:space="preserve">.</w:t>
+      </w:r>
+    </w:p>
+    <w:p>
+      <w:pPr>
+        <w:pStyle w:val="FirstParagraph"/>
+      </w:pPr>
+      <w:r>
+        <w:t xml:space="preserve">La contraseña nueva debe tener entre 8 y 72 caracteres, con al menos una letra y un número.</w:t>
+      </w:r>
+    </w:p>
+    <w:p>
+      <w:pPr>
+        <w:pStyle w:val="CaptionedFigure"/>
+      </w:pPr>
+      <w:r>
+        <w:drawing>
+          <wp:inline>
+            <wp:extent cx="4267200" cy="2667000"/>
+            <wp:effectExtent b="0" l="0" r="0" t="0"/>
+            <wp:docPr descr="Cambiar contraseña." title="" id="104" name="Picture"/>
+            <a:graphic>
+              <a:graphicData uri="http://schemas.openxmlformats.org/drawingml/2006/picture">
+                <pic:pic>
+                  <pic:nvPicPr>
+                    <pic:cNvPr descr="../capturas/manual/s13-cambiar-contrasena.png" id="105" name="Picture"/>
+                    <pic:cNvPicPr>
+                      <a:picLocks noChangeArrowheads="1" noChangeAspect="1"/>
+                    </pic:cNvPicPr>
+                  </pic:nvPicPr>
+                  <pic:blipFill>
+                    <a:blip r:embed="rId103"/>
+                    <a:stretch>
+                      <a:fillRect/>
+                    </a:stretch>
+                  </pic:blipFill>
+                  <pic:spPr bwMode="auto">
+                    <a:xfrm>
+                      <a:off x="0" y="0"/>
+                      <a:ext cx="4267200" cy="2667000"/>
+                    </a:xfrm>
+                    <a:prstGeom prst="rect">
+                      <a:avLst/>
+                    </a:prstGeom>
+                    <a:noFill/>
+                    <a:ln w="9525">
+                      <a:noFill/>
+                      <a:headEnd/>
+                      <a:tailEnd/>
+                    </a:ln>
+                  </pic:spPr>
+                </pic:pic>
+              </a:graphicData>
+            </a:graphic>
+          </wp:inline>
+        </w:drawing>
+      </w:r>
+    </w:p>
+    <w:p>
+      <w:pPr>
+        <w:pStyle w:val="ImageCaption"/>
+      </w:pPr>
+      <w:r>
+        <w:t xml:space="preserve">Cambiar contraseña.</w:t>
+      </w:r>
+    </w:p>
+    <w:p>
+      <w:pPr>
+        <w:pStyle w:val="BodyText"/>
+      </w:pPr>
+      <w:r>
+        <w:t xml:space="preserve">Si olvidó la contraseña, no hay recuperación automática: avise al equipo técnico, que la restablece.</w:t>
+      </w:r>
+    </w:p>
+    <w:p>
+      <w:pPr>
+        <w:pStyle w:val="BodyText"/>
+      </w:pPr>
+      <w:r>
+        <w:rPr>
+          <w:bCs/>
+          <w:b/>
+        </w:rPr>
+        <w:t xml:space="preserve">Roles y permisos.</w:t>
+      </w:r>
+    </w:p>
+    <w:tbl>
+      <w:tblPr>
+        <w:tblStyle w:val="Table"/>
+        <w:tblW w:type="pct" w:w="5000"/>
+        <w:tblLook w:firstRow="1" w:lastRow="0" w:firstColumn="0" w:lastColumn="0" w:noHBand="0" w:noVBand="0" w:val="0020"/>
+        <w:jc w:val="start"/>
+      </w:tblPr>
+      <w:tblGrid>
+        <w:gridCol w:w="2640"/>
+        <w:gridCol w:w="2640"/>
+        <w:gridCol w:w="2640"/>
+      </w:tblGrid>
+      <w:tr>
+        <w:trPr>
+          <w:tblHeader w:val="true"/>
+        </w:trPr>
+        <w:tc>
+          <w:tcPr/>
+          <w:p>
+            <w:pPr>
+              <w:pStyle w:val="Compact"/>
+              <w:jc w:val="left"/>
+            </w:pPr>
+            <w:r>
+              <w:t xml:space="preserve">Rol</w:t>
+            </w:r>
+          </w:p>
+        </w:tc>
+        <w:tc>
+          <w:tcPr/>
+          <w:p>
+            <w:pPr>
+              <w:pStyle w:val="Compact"/>
+              <w:jc w:val="left"/>
+            </w:pPr>
+            <w:r>
+              <w:t xml:space="preserve">Cómo entra</w:t>
+            </w:r>
+          </w:p>
+        </w:tc>
+        <w:tc>
+          <w:tcPr/>
+          <w:p>
+            <w:pPr>
+              <w:pStyle w:val="Compact"/>
+              <w:jc w:val="left"/>
+            </w:pPr>
+            <w:r>
+              <w:t xml:space="preserve">Qué puede hacer</w:t>
+            </w:r>
+          </w:p>
+        </w:tc>
+      </w:tr>
+      <w:tr>
+        <w:tc>
+          <w:tcPr/>
+          <w:p>
+            <w:pPr>
+              <w:pStyle w:val="Compact"/>
+              <w:jc w:val="left"/>
+            </w:pPr>
+            <w:r>
+              <w:rPr>
+                <w:bCs/>
+                <w:b/>
+              </w:rPr>
+              <w:t xml:space="preserve">Paciente</w:t>
+            </w:r>
+            <w:r>
+              <w:t xml:space="preserve"> </w:t>
+            </w:r>
+            <w:r>
+              <w:t xml:space="preserve">(sin cuenta)</w:t>
+            </w:r>
+          </w:p>
+        </w:tc>
+        <w:tc>
+          <w:tcPr/>
+          <w:p>
+            <w:pPr>
+              <w:pStyle w:val="Compact"/>
+              <w:jc w:val="left"/>
+            </w:pPr>
+            <w:r>
+              <w:t xml:space="preserve">No inicia sesión</w:t>
+            </w:r>
+          </w:p>
+        </w:tc>
+        <w:tc>
+          <w:tcPr/>
+          <w:p>
+            <w:pPr>
+              <w:pStyle w:val="Compact"/>
+              <w:jc w:val="left"/>
+            </w:pPr>
+            <w:r>
+              <w:t xml:space="preserve">Pedir una cita; reprogramarla una vez o cancelarla con el enlace del WhatsApp, hasta 24 horas antes.</w:t>
+            </w:r>
+          </w:p>
+        </w:tc>
+      </w:tr>
+      <w:tr>
+        <w:tc>
+          <w:tcPr/>
+          <w:p>
+            <w:pPr>
+              <w:pStyle w:val="Compact"/>
+              <w:jc w:val="left"/>
+            </w:pPr>
+            <w:r>
+              <w:rPr>
+                <w:bCs/>
+                <w:b/>
+              </w:rPr>
+              <w:t xml:space="preserve">Secretaria</w:t>
+            </w:r>
+            <w:r>
+              <w:t xml:space="preserve"> </w:t>
+            </w:r>
+            <w:r>
+              <w:t xml:space="preserve">(administrador)</w:t>
+            </w:r>
+          </w:p>
+        </w:tc>
+        <w:tc>
+          <w:tcPr/>
+          <w:p>
+            <w:pPr>
+              <w:pStyle w:val="Compact"/>
+              <w:jc w:val="left"/>
+            </w:pPr>
+            <w:r>
+              <w:t xml:space="preserve">Con su correo y contraseña, por el candado</w:t>
+            </w:r>
+          </w:p>
+        </w:tc>
+        <w:tc>
+          <w:tcPr/>
+          <w:p>
+            <w:pPr>
+              <w:pStyle w:val="Compact"/>
+              <w:jc w:val="left"/>
+            </w:pPr>
+            <w:r>
+              <w:t xml:space="preserve">Todo el panel: agenda, pacientes e historia clínica, horarios, registrar pacientes y cambiar citas.</w:t>
+            </w:r>
+          </w:p>
+        </w:tc>
+      </w:tr>
+    </w:tbl>
+    <w:bookmarkEnd w:id="106"/>
+    <w:bookmarkStart w:id="107" w:name="notificaciones-y-alertas"/>
+    <w:p>
+      <w:pPr>
+        <w:pStyle w:val="Heading1"/>
+      </w:pPr>
+      <w:r>
+        <w:t xml:space="preserve">7. Notificaciones y alertas</w:t>
+      </w:r>
+    </w:p>
+    <w:p>
+      <w:pPr>
+        <w:pStyle w:val="FirstParagraph"/>
+      </w:pPr>
+      <w:r>
+        <w:t xml:space="preserve">El sistema avisa por</w:t>
+      </w:r>
+      <w:r>
+        <w:t xml:space="preserve"> </w:t>
+      </w:r>
+      <w:r>
+        <w:rPr>
+          <w:bCs/>
+          <w:b/>
+        </w:rPr>
+        <w:t xml:space="preserve">WhatsApp</w:t>
+      </w:r>
+      <w:r>
+        <w:t xml:space="preserve"> </w:t>
+      </w:r>
+      <w:r>
+        <w:t xml:space="preserve">al celular que se escribió al pedir la cita. Los mensajes salen solos; la secretaria no tiene que hacer nada. Solo llevan fecha, hora, especialista y dirección: nunca datos de salud.</w:t>
+      </w:r>
+    </w:p>
+    <w:tbl>
+      <w:tblPr>
+        <w:tblStyle w:val="Table"/>
+        <w:tblW w:type="pct" w:w="5000"/>
+        <w:tblLook w:firstRow="1" w:lastRow="0" w:firstColumn="0" w:lastColumn="0" w:noHBand="0" w:noVBand="0" w:val="0020"/>
+        <w:jc w:val="start"/>
+      </w:tblPr>
+      <w:tblGrid>
+        <w:gridCol w:w="3960"/>
+        <w:gridCol w:w="3960"/>
+      </w:tblGrid>
+      <w:tr>
+        <w:trPr>
+          <w:tblHeader w:val="true"/>
+        </w:trPr>
+        <w:tc>
+          <w:tcPr/>
+          <w:p>
+            <w:pPr>
+              <w:pStyle w:val="Compact"/>
+              <w:jc w:val="left"/>
+            </w:pPr>
+            <w:r>
+              <w:t xml:space="preserve">Cuándo</w:t>
+            </w:r>
+          </w:p>
+        </w:tc>
+        <w:tc>
+          <w:tcPr/>
+          <w:p>
+            <w:pPr>
+              <w:pStyle w:val="Compact"/>
+              <w:jc w:val="left"/>
+            </w:pPr>
+            <w:r>
+              <w:t xml:space="preserve">Mensaje</w:t>
+            </w:r>
+          </w:p>
+        </w:tc>
+      </w:tr>
+      <w:tr>
+        <w:tc>
+          <w:tcPr/>
+          <w:p>
+            <w:pPr>
+              <w:pStyle w:val="Compact"/>
+              <w:jc w:val="left"/>
+            </w:pPr>
+            <w:r>
+              <w:t xml:space="preserve">Al pedir la cita</w:t>
+            </w:r>
+          </w:p>
+        </w:tc>
+        <w:tc>
+          <w:tcPr/>
+          <w:p>
+            <w:pPr>
+              <w:pStyle w:val="Compact"/>
+              <w:jc w:val="left"/>
+            </w:pPr>
+            <w:r>
+              <w:rPr>
+                <w:bCs/>
+                <w:b/>
+              </w:rPr>
+              <w:t xml:space="preserve">Confirmación</w:t>
+            </w:r>
+            <w:r>
+              <w:t xml:space="preserve">, con el enlace «Gestionar mi cita».</w:t>
+            </w:r>
+          </w:p>
+        </w:tc>
+      </w:tr>
+      <w:tr>
+        <w:tc>
+          <w:tcPr/>
+          <w:p>
+            <w:pPr>
+              <w:pStyle w:val="Compact"/>
+              <w:jc w:val="left"/>
+            </w:pPr>
+            <w:r>
+              <w:t xml:space="preserve">Al reprogramar</w:t>
+            </w:r>
+          </w:p>
+        </w:tc>
+        <w:tc>
+          <w:tcPr/>
+          <w:p>
+            <w:pPr>
+              <w:pStyle w:val="Compact"/>
+              <w:jc w:val="left"/>
+            </w:pPr>
+            <w:r>
+              <w:rPr>
+                <w:bCs/>
+                <w:b/>
+              </w:rPr>
+              <w:t xml:space="preserve">Reprogramación</w:t>
+            </w:r>
+            <w:r>
+              <w:t xml:space="preserve">, con el enlace por si necesita cancelar.</w:t>
+            </w:r>
+          </w:p>
+        </w:tc>
+      </w:tr>
+      <w:tr>
+        <w:tc>
+          <w:tcPr/>
+          <w:p>
+            <w:pPr>
+              <w:pStyle w:val="Compact"/>
+              <w:jc w:val="left"/>
+            </w:pPr>
+            <w:r>
+              <w:t xml:space="preserve">Al cancelar</w:t>
+            </w:r>
+          </w:p>
+        </w:tc>
+        <w:tc>
+          <w:tcPr/>
+          <w:p>
+            <w:pPr>
+              <w:pStyle w:val="Compact"/>
+              <w:jc w:val="left"/>
+            </w:pPr>
+            <w:r>
+              <w:rPr>
+                <w:bCs/>
+                <w:b/>
+              </w:rPr>
+              <w:t xml:space="preserve">Cancelación</w:t>
+            </w:r>
+            <w:r>
+              <w:t xml:space="preserve">, con el enlace para pedir otra.</w:t>
+            </w:r>
+          </w:p>
+        </w:tc>
+      </w:tr>
+      <w:tr>
+        <w:tc>
+          <w:tcPr/>
+          <w:p>
+            <w:pPr>
+              <w:pStyle w:val="Compact"/>
+              <w:jc w:val="left"/>
+            </w:pPr>
+            <w:r>
+              <w:t xml:space="preserve">Si el consultorio no puede atender la hora</w:t>
+            </w:r>
+          </w:p>
+        </w:tc>
+        <w:tc>
+          <w:tcPr/>
+          <w:p>
+            <w:pPr>
+              <w:pStyle w:val="Compact"/>
+              <w:jc w:val="left"/>
+            </w:pPr>
+            <w:r>
+              <w:t xml:space="preserve">Aviso para pedir otra hora.</w:t>
+            </w:r>
+          </w:p>
+        </w:tc>
+      </w:tr>
+      <w:tr>
+        <w:tc>
+          <w:tcPr/>
+          <w:p>
+            <w:pPr>
+              <w:pStyle w:val="Compact"/>
+              <w:jc w:val="left"/>
+            </w:pPr>
+            <w:r>
+              <w:t xml:space="preserve">Unas 24 horas antes</w:t>
+            </w:r>
+          </w:p>
+        </w:tc>
+        <w:tc>
+          <w:tcPr/>
+          <w:p>
+            <w:pPr>
+              <w:pStyle w:val="Compact"/>
+              <w:jc w:val="left"/>
+            </w:pPr>
+            <w:r>
+              <w:rPr>
+                <w:bCs/>
+                <w:b/>
+              </w:rPr>
+              <w:t xml:space="preserve">Recordatorio</w:t>
+            </w:r>
+            <w:r>
+              <w:t xml:space="preserve">, sin enlace. Si no puede asistir, avise respondiendo ese mensaje.</w:t>
+            </w:r>
+          </w:p>
+        </w:tc>
+      </w:tr>
+    </w:tbl>
+    <w:p>
+      <w:pPr>
+        <w:pStyle w:val="BodyText"/>
+      </w:pPr>
+      <w:r>
+        <w:t xml:space="preserve">Ejemplo de la confirmación:</w:t>
+      </w:r>
+    </w:p>
+    <w:p>
+      <w:pPr>
+        <w:pStyle w:val="BlockText"/>
+      </w:pPr>
+      <w:r>
+        <w:t xml:space="preserve">Hola María, tu cita en Arte Odontológico quedó confirmada para el miércoles 14 de octubre a las 8:30 a. m. con Dra. Prueba Uno, en Carrera 7 No. 3-61, Rivera. Para reprogramar o cancelar:</w:t>
+      </w:r>
+      <w:r>
+        <w:t xml:space="preserve"> </w:t>
+      </w:r>
+      <w:r>
+        <w:rPr>
+          <w:iCs/>
+          <w:i/>
+        </w:rPr>
+        <w:t xml:space="preserve">[enlace personal]</w:t>
+      </w:r>
+    </w:p>
+    <w:p>
+      <w:pPr>
+        <w:pStyle w:val="FirstParagraph"/>
+      </w:pPr>
+      <w:r>
+        <w:rPr>
+          <w:bCs/>
+          <w:b/>
+        </w:rPr>
+        <w:t xml:space="preserve">Configurar o desactivar.</w:t>
+      </w:r>
+      <w:r>
+        <w:t xml:space="preserve"> </w:t>
+      </w:r>
+      <w:r>
+        <w:t xml:space="preserve">Los avisos son parte del servicio y no se desactivan desde el panel. Los recordatorios se revisan cada 30 minutos entre las 8:00 a. m. y las 7:00 p. m.</w:t>
+      </w:r>
+    </w:p>
+    <w:p>
+      <w:pPr>
+        <w:pStyle w:val="BodyText"/>
+      </w:pPr>
+      <w:r>
+        <w:rPr>
+          <w:bCs/>
+          <w:b/>
+        </w:rPr>
+        <w:t xml:space="preserve">Alerta para la secretaria: «WhatsApp sin enviar».</w:t>
+      </w:r>
+      <w:r>
+        <w:t xml:space="preserve"> </w:t>
+      </w:r>
+      <w:r>
+        <w:t xml:space="preserve">Si el envío automático falla, el aviso aparece en</w:t>
+      </w:r>
+      <w:r>
+        <w:t xml:space="preserve"> </w:t>
+      </w:r>
+      <w:r>
+        <w:rPr>
+          <w:bCs/>
+          <w:b/>
+        </w:rPr>
+        <w:t xml:space="preserve">Inicio</w:t>
+      </w:r>
+      <w:r>
+        <w:t xml:space="preserve">. Toque</w:t>
+      </w:r>
+      <w:r>
+        <w:t xml:space="preserve"> </w:t>
+      </w:r>
+      <w:r>
+        <w:rPr>
+          <w:bCs/>
+          <w:b/>
+        </w:rPr>
+        <w:t xml:space="preserve">Abrir en WhatsApp</w:t>
+      </w:r>
+      <w:r>
+        <w:t xml:space="preserve"> </w:t>
+      </w:r>
+      <w:r>
+        <w:t xml:space="preserve">(el mensaje ya viene escrito), envíelo desde su celular y toque</w:t>
+      </w:r>
+      <w:r>
+        <w:t xml:space="preserve"> </w:t>
+      </w:r>
+      <w:r>
+        <w:rPr>
+          <w:bCs/>
+          <w:b/>
+        </w:rPr>
+        <w:t xml:space="preserve">Ya lo envié</w:t>
+      </w:r>
+      <w:r>
+        <w:t xml:space="preserve"> </w:t>
+      </w:r>
+      <w:r>
+        <w:t xml:space="preserve">para quitarlo de la lista.</w:t>
+      </w:r>
+    </w:p>
+    <w:bookmarkEnd w:id="107"/>
+    <w:bookmarkStart w:id="108" w:name="solución-de-problemas-comunes"/>
+    <w:p>
+      <w:pPr>
+        <w:pStyle w:val="Heading1"/>
+      </w:pPr>
+      <w:r>
+        <w:t xml:space="preserve">8. Solución de problemas comunes</w:t>
+      </w:r>
+    </w:p>
+    <w:p>
+      <w:pPr>
+        <w:pStyle w:val="FirstParagraph"/>
+      </w:pPr>
+      <w:r>
+        <w:rPr>
+          <w:bCs/>
+          <w:b/>
+        </w:rPr>
+        <w:t xml:space="preserve">Problema 1: No me llegó el WhatsApp.</w:t>
+      </w:r>
+      <w:r>
+        <w:br/>
+      </w:r>
+      <w:r>
+        <w:rPr>
+          <w:bCs/>
+          <w:b/>
+        </w:rPr>
+        <w:t xml:space="preserve">Causa:</w:t>
+      </w:r>
+      <w:r>
+        <w:t xml:space="preserve"> </w:t>
+      </w:r>
+      <w:r>
+        <w:t xml:space="preserve">el celular se escribió con un error, o el mensaje tardó.</w:t>
+      </w:r>
+      <w:r>
+        <w:br/>
+      </w:r>
+      <w:r>
+        <w:rPr>
+          <w:bCs/>
+          <w:b/>
+        </w:rPr>
+        <w:t xml:space="preserve">Solución:</w:t>
+      </w:r>
+      <w:r>
+        <w:t xml:space="preserve"> </w:t>
+      </w:r>
+      <w:r>
+        <w:t xml:space="preserve">espere unos minutos y revise el número en WhatsApp. Si sigue sin llegar, llame o escriba al consultorio (318 715 3718 o 310 812 0241) para que la secretaria lo reenvíe.</w:t>
+      </w:r>
+    </w:p>
+    <w:p>
+      <w:pPr>
+        <w:pStyle w:val="BodyText"/>
+      </w:pPr>
+      <w:r>
+        <w:rPr>
+          <w:bCs/>
+          <w:b/>
+        </w:rPr>
+        <w:t xml:space="preserve">Problema 2: «Esa hora ya no está disponible».</w:t>
+      </w:r>
+      <w:r>
+        <w:br/>
+      </w:r>
+      <w:r>
+        <w:rPr>
+          <w:bCs/>
+          <w:b/>
+        </w:rPr>
+        <w:t xml:space="preserve">Causa:</w:t>
+      </w:r>
+      <w:r>
+        <w:t xml:space="preserve"> </w:t>
+      </w:r>
+      <w:r>
+        <w:t xml:space="preserve">otra persona tomó esa hora un momento antes.</w:t>
+      </w:r>
+      <w:r>
+        <w:br/>
+      </w:r>
+      <w:r>
+        <w:rPr>
+          <w:bCs/>
+          <w:b/>
+        </w:rPr>
+        <w:t xml:space="preserve">Solución:</w:t>
+      </w:r>
+      <w:r>
+        <w:t xml:space="preserve"> </w:t>
+      </w:r>
+      <w:r>
+        <w:t xml:space="preserve">elija otra hora u otro día; el calendario se actualiza solo.</w:t>
+      </w:r>
+    </w:p>
+    <w:p>
+      <w:pPr>
+        <w:pStyle w:val="BodyText"/>
+      </w:pPr>
+      <w:r>
+        <w:rPr>
+          <w:bCs/>
+          <w:b/>
+        </w:rPr>
+        <w:t xml:space="preserve">Problema 3: «Ya tienes una cita confirmada».</w:t>
+      </w:r>
+      <w:r>
+        <w:br/>
+      </w:r>
+      <w:r>
+        <w:rPr>
+          <w:bCs/>
+          <w:b/>
+        </w:rPr>
+        <w:t xml:space="preserve">Causa:</w:t>
+      </w:r>
+      <w:r>
+        <w:t xml:space="preserve"> </w:t>
+      </w:r>
+      <w:r>
+        <w:t xml:space="preserve">solo se permite una cita activa por documento.</w:t>
+      </w:r>
+      <w:r>
+        <w:br/>
+      </w:r>
+      <w:r>
+        <w:rPr>
+          <w:bCs/>
+          <w:b/>
+        </w:rPr>
+        <w:t xml:space="preserve">Solución:</w:t>
+      </w:r>
+      <w:r>
+        <w:t xml:space="preserve"> </w:t>
+      </w:r>
+      <w:r>
+        <w:t xml:space="preserve">cancele la que tiene desde el enlace del WhatsApp y pida la nueva, o reprográmela.</w:t>
+      </w:r>
+    </w:p>
+    <w:p>
+      <w:pPr>
+        <w:pStyle w:val="BodyText"/>
+      </w:pPr>
+      <w:r>
+        <w:rPr>
+          <w:bCs/>
+          <w:b/>
+        </w:rPr>
+        <w:t xml:space="preserve">Problema 4: «No encontramos tu cita».</w:t>
+      </w:r>
+      <w:r>
+        <w:br/>
+      </w:r>
+      <w:r>
+        <w:rPr>
+          <w:bCs/>
+          <w:b/>
+        </w:rPr>
+        <w:t xml:space="preserve">Causa:</w:t>
+      </w:r>
+      <w:r>
+        <w:t xml:space="preserve"> </w:t>
+      </w:r>
+      <w:r>
+        <w:t xml:space="preserve">el enlace es de un WhatsApp anterior; si el consultorio cambió la hora, el enlace viejo deja de funcionar.</w:t>
+      </w:r>
+      <w:r>
+        <w:br/>
+      </w:r>
+      <w:r>
+        <w:rPr>
+          <w:bCs/>
+          <w:b/>
+        </w:rPr>
+        <w:t xml:space="preserve">Solución:</w:t>
+      </w:r>
+      <w:r>
+        <w:t xml:space="preserve"> </w:t>
+      </w:r>
+      <w:r>
+        <w:t xml:space="preserve">use el enlace del último mensaje recibido o escriba al consultorio.</w:t>
+      </w:r>
+    </w:p>
+    <w:p>
+      <w:pPr>
+        <w:pStyle w:val="BodyText"/>
+      </w:pPr>
+      <w:r>
+        <w:rPr>
+          <w:bCs/>
+          <w:b/>
+        </w:rPr>
+        <w:t xml:space="preserve">Problema 5: No puedo reprogramar ni cancelar.</w:t>
+      </w:r>
+      <w:r>
+        <w:br/>
+      </w:r>
+      <w:r>
+        <w:rPr>
+          <w:bCs/>
+          <w:b/>
+        </w:rPr>
+        <w:t xml:space="preserve">Causa:</w:t>
+      </w:r>
+      <w:r>
+        <w:t xml:space="preserve"> </w:t>
+      </w:r>
+      <w:r>
+        <w:t xml:space="preserve">faltan menos de 24 horas para la cita, o ya reprogramó una vez.</w:t>
+      </w:r>
+      <w:r>
+        <w:br/>
+      </w:r>
+      <w:r>
+        <w:rPr>
+          <w:bCs/>
+          <w:b/>
+        </w:rPr>
+        <w:t xml:space="preserve">Solución:</w:t>
+      </w:r>
+      <w:r>
+        <w:t xml:space="preserve"> </w:t>
+      </w:r>
+      <w:r>
+        <w:t xml:space="preserve">comuníquese con el consultorio.</w:t>
+      </w:r>
+    </w:p>
+    <w:p>
+      <w:pPr>
+        <w:pStyle w:val="BodyText"/>
+      </w:pPr>
+      <w:r>
+        <w:rPr>
+          <w:bCs/>
+          <w:b/>
+        </w:rPr>
+        <w:t xml:space="preserve">Problema 6: «Demasiados intentos».</w:t>
+      </w:r>
+      <w:r>
+        <w:br/>
+      </w:r>
+      <w:r>
+        <w:rPr>
+          <w:bCs/>
+          <w:b/>
+        </w:rPr>
+        <w:t xml:space="preserve">Causa:</w:t>
+      </w:r>
+      <w:r>
+        <w:t xml:space="preserve"> </w:t>
+      </w:r>
+      <w:r>
+        <w:t xml:space="preserve">se hicieron muchos intentos seguidos desde la misma conexión; es una protección del sistema.</w:t>
+      </w:r>
+      <w:r>
+        <w:br/>
+      </w:r>
+      <w:r>
+        <w:rPr>
+          <w:bCs/>
+          <w:b/>
+        </w:rPr>
+        <w:t xml:space="preserve">Solución:</w:t>
+      </w:r>
+      <w:r>
+        <w:t xml:space="preserve"> </w:t>
+      </w:r>
+      <w:r>
+        <w:t xml:space="preserve">espere unos minutos y vuelva a intentar.</w:t>
+      </w:r>
+    </w:p>
+    <w:p>
+      <w:pPr>
+        <w:pStyle w:val="BodyText"/>
+      </w:pPr>
+      <w:r>
+        <w:rPr>
+          <w:bCs/>
+          <w:b/>
+        </w:rPr>
+        <w:t xml:space="preserve">Problema 7: No puedo ingresar al panel (secretaria).</w:t>
+      </w:r>
+      <w:r>
+        <w:br/>
+      </w:r>
+      <w:r>
+        <w:rPr>
+          <w:bCs/>
+          <w:b/>
+        </w:rPr>
+        <w:t xml:space="preserve">Causa:</w:t>
+      </w:r>
+      <w:r>
+        <w:t xml:space="preserve"> </w:t>
+      </w:r>
+      <w:r>
+        <w:t xml:space="preserve">correo o contraseña incorrectos, o muchos intentos fallidos.</w:t>
+      </w:r>
+      <w:r>
+        <w:br/>
+      </w:r>
+      <w:r>
+        <w:rPr>
+          <w:bCs/>
+          <w:b/>
+        </w:rPr>
+        <w:t xml:space="preserve">Solución:</w:t>
+      </w:r>
+      <w:r>
+        <w:t xml:space="preserve"> </w:t>
+      </w:r>
+      <w:r>
+        <w:t xml:space="preserve">revise los datos y espere unos minutos si apareció el aviso de demasiados intentos. Si olvidó la contraseña, avise al equipo técnico.</w:t>
+      </w:r>
+    </w:p>
+    <w:p>
+      <w:pPr>
+        <w:pStyle w:val="BodyText"/>
+      </w:pPr>
+      <w:r>
+        <w:rPr>
+          <w:bCs/>
+          <w:b/>
+        </w:rPr>
+        <w:t xml:space="preserve">Problema 8: No puedo quitar una hora del horario.</w:t>
+      </w:r>
+      <w:r>
+        <w:br/>
+      </w:r>
+      <w:r>
+        <w:rPr>
+          <w:bCs/>
+          <w:b/>
+        </w:rPr>
+        <w:t xml:space="preserve">Causa:</w:t>
+      </w:r>
+      <w:r>
+        <w:t xml:space="preserve"> </w:t>
+      </w:r>
+      <w:r>
+        <w:t xml:space="preserve">la hora tiene una cita o ya pasó.</w:t>
+      </w:r>
+      <w:r>
+        <w:br/>
+      </w:r>
+      <w:r>
+        <w:rPr>
+          <w:bCs/>
+          <w:b/>
+        </w:rPr>
+        <w:t xml:space="preserve">Solución:</w:t>
+      </w:r>
+      <w:r>
+        <w:t xml:space="preserve"> </w:t>
+      </w:r>
+      <w:r>
+        <w:t xml:space="preserve">reprograme o cancele primero la cita desde la agenda.</w:t>
+      </w:r>
+    </w:p>
+    <w:bookmarkEnd w:id="108"/>
+    <w:bookmarkStart w:id="109" w:name="glosario"/>
+    <w:p>
+      <w:pPr>
+        <w:pStyle w:val="Heading1"/>
+      </w:pPr>
+      <w:r>
+        <w:t xml:space="preserve">9. Glosario</w:t>
+      </w:r>
+    </w:p>
+    <w:p>
+      <w:pPr>
+        <w:pStyle w:val="FirstParagraph"/>
+      </w:pPr>
+      <w:r>
+        <w:rPr>
+          <w:bCs/>
+          <w:b/>
+        </w:rPr>
+        <w:t xml:space="preserve">Agenda:</w:t>
+      </w:r>
+      <w:r>
+        <w:t xml:space="preserve"> </w:t>
+      </w:r>
+      <w:r>
+        <w:t xml:space="preserve">lista de las citas de un día en el panel.</w:t>
+      </w:r>
+    </w:p>
+    <w:p>
+      <w:pPr>
+        <w:pStyle w:val="BodyText"/>
+      </w:pPr>
+      <w:r>
+        <w:rPr>
+          <w:bCs/>
+          <w:b/>
+        </w:rPr>
+        <w:t xml:space="preserve">Autorización de datos:</w:t>
+      </w:r>
+      <w:r>
+        <w:t xml:space="preserve"> </w:t>
+      </w:r>
+      <w:r>
+        <w:t xml:space="preserve">permiso que da la persona para que el consultorio use sus datos personales, según la Ley 1581 de 2012.</w:t>
+      </w:r>
+    </w:p>
+    <w:p>
+      <w:pPr>
+        <w:pStyle w:val="BodyText"/>
+      </w:pPr>
+      <w:r>
+        <w:rPr>
+          <w:bCs/>
+          <w:b/>
+        </w:rPr>
+        <w:t xml:space="preserve">Cita:</w:t>
+      </w:r>
+      <w:r>
+        <w:t xml:space="preserve"> </w:t>
+      </w:r>
+      <w:r>
+        <w:t xml:space="preserve">reserva de un especialista, día y hora. Estados:</w:t>
+      </w:r>
+      <w:r>
+        <w:t xml:space="preserve"> </w:t>
+      </w:r>
+      <w:r>
+        <w:rPr>
+          <w:iCs/>
+          <w:i/>
+        </w:rPr>
+        <w:t xml:space="preserve">Confirmada</w:t>
+      </w:r>
+      <w:r>
+        <w:t xml:space="preserve">,</w:t>
+      </w:r>
+      <w:r>
+        <w:t xml:space="preserve"> </w:t>
+      </w:r>
+      <w:r>
+        <w:rPr>
+          <w:iCs/>
+          <w:i/>
+        </w:rPr>
+        <w:t xml:space="preserve">Atendida</w:t>
+      </w:r>
+      <w:r>
+        <w:t xml:space="preserve">,</w:t>
+      </w:r>
+      <w:r>
+        <w:t xml:space="preserve"> </w:t>
+      </w:r>
+      <w:r>
+        <w:rPr>
+          <w:iCs/>
+          <w:i/>
+        </w:rPr>
+        <w:t xml:space="preserve">No asistió</w:t>
+      </w:r>
+      <w:r>
+        <w:t xml:space="preserve">,</w:t>
+      </w:r>
+      <w:r>
+        <w:t xml:space="preserve"> </w:t>
+      </w:r>
+      <w:r>
+        <w:rPr>
+          <w:iCs/>
+          <w:i/>
+        </w:rPr>
+        <w:t xml:space="preserve">Cancelada</w:t>
+      </w:r>
+      <w:r>
+        <w:t xml:space="preserve"> </w:t>
+      </w:r>
+      <w:r>
+        <w:t xml:space="preserve">y</w:t>
+      </w:r>
+      <w:r>
+        <w:t xml:space="preserve"> </w:t>
+      </w:r>
+      <w:r>
+        <w:rPr>
+          <w:iCs/>
+          <w:i/>
+        </w:rPr>
+        <w:t xml:space="preserve">Rechazada</w:t>
+      </w:r>
+      <w:r>
+        <w:t xml:space="preserve">.</w:t>
+      </w:r>
+    </w:p>
+    <w:p>
+      <w:pPr>
+        <w:pStyle w:val="BodyText"/>
+      </w:pPr>
+      <w:r>
+        <w:rPr>
+          <w:bCs/>
+          <w:b/>
+        </w:rPr>
+        <w:t xml:space="preserve">Enlace «Gestionar mi cita»:</w:t>
+      </w:r>
+      <w:r>
+        <w:t xml:space="preserve"> </w:t>
+      </w:r>
+      <w:r>
+        <w:t xml:space="preserve">dirección personal que llega por WhatsApp para reprogramar o cancelar.</w:t>
+      </w:r>
+    </w:p>
+    <w:p>
+      <w:pPr>
+        <w:pStyle w:val="BodyText"/>
+      </w:pPr>
+      <w:r>
+        <w:rPr>
+          <w:bCs/>
+          <w:b/>
+        </w:rPr>
+        <w:t xml:space="preserve">Especialidad:</w:t>
+      </w:r>
+      <w:r>
+        <w:t xml:space="preserve"> </w:t>
+      </w:r>
+      <w:r>
+        <w:t xml:space="preserve">área de la odontología (por ejemplo, ortodoncia).</w:t>
+      </w:r>
+    </w:p>
+    <w:p>
+      <w:pPr>
+        <w:pStyle w:val="BodyText"/>
+      </w:pPr>
+      <w:r>
+        <w:rPr>
+          <w:bCs/>
+          <w:b/>
+        </w:rPr>
+        <w:t xml:space="preserve">Especialista:</w:t>
+      </w:r>
+      <w:r>
+        <w:t xml:space="preserve"> </w:t>
+      </w:r>
+      <w:r>
+        <w:t xml:space="preserve">profesional que atiende una o más especialidades.</w:t>
+      </w:r>
+    </w:p>
+    <w:p>
+      <w:pPr>
+        <w:pStyle w:val="BodyText"/>
+      </w:pPr>
+      <w:r>
+        <w:rPr>
+          <w:bCs/>
+          <w:b/>
+        </w:rPr>
+        <w:t xml:space="preserve">Ficha del paciente:</w:t>
+      </w:r>
+      <w:r>
+        <w:t xml:space="preserve"> </w:t>
+      </w:r>
+      <w:r>
+        <w:t xml:space="preserve">registro del paciente con sus datos, citas e historia clínica.</w:t>
+      </w:r>
+    </w:p>
+    <w:p>
+      <w:pPr>
+        <w:pStyle w:val="BodyText"/>
+      </w:pPr>
+      <w:r>
+        <w:rPr>
+          <w:bCs/>
+          <w:b/>
+        </w:rPr>
+        <w:t xml:space="preserve">Historia clínica:</w:t>
+      </w:r>
+      <w:r>
+        <w:t xml:space="preserve"> </w:t>
+      </w:r>
+      <w:r>
+        <w:t xml:space="preserve">notas que la secretaria agrega a la ficha después de las citas atendidas. No se borran: se corrigen dejando constancia.</w:t>
+      </w:r>
+    </w:p>
+    <w:p>
+      <w:pPr>
+        <w:pStyle w:val="BodyText"/>
+      </w:pPr>
+      <w:r>
+        <w:rPr>
+          <w:bCs/>
+          <w:b/>
+        </w:rPr>
+        <w:t xml:space="preserve">Horario (franja):</w:t>
+      </w:r>
+      <w:r>
+        <w:t xml:space="preserve"> </w:t>
+      </w:r>
+      <w:r>
+        <w:t xml:space="preserve">hora en que un especialista atiende y que los pacientes pueden elegir.</w:t>
+      </w:r>
+    </w:p>
+    <w:p>
+      <w:pPr>
+        <w:pStyle w:val="BodyText"/>
+      </w:pPr>
+      <w:r>
+        <w:rPr>
+          <w:bCs/>
+          <w:b/>
+        </w:rPr>
+        <w:t xml:space="preserve">Panel:</w:t>
+      </w:r>
+      <w:r>
+        <w:t xml:space="preserve"> </w:t>
+      </w:r>
+      <w:r>
+        <w:t xml:space="preserve">parte privada del sistema, solo para la secretaria.</w:t>
+      </w:r>
+    </w:p>
+    <w:p>
+      <w:pPr>
+        <w:pStyle w:val="BodyText"/>
+      </w:pPr>
+      <w:r>
+        <w:rPr>
+          <w:bCs/>
+          <w:b/>
+        </w:rPr>
+        <w:t xml:space="preserve">Recordatorio:</w:t>
+      </w:r>
+      <w:r>
+        <w:t xml:space="preserve"> </w:t>
+      </w:r>
+      <w:r>
+        <w:t xml:space="preserve">mensaje de WhatsApp que llega unas 24 horas antes de la cita.</w:t>
+      </w:r>
+    </w:p>
+    <w:p>
+      <w:pPr>
+        <w:pStyle w:val="BodyText"/>
+      </w:pPr>
+      <w:r>
+        <w:rPr>
+          <w:bCs/>
+          <w:b/>
+        </w:rPr>
+        <w:t xml:space="preserve">WhatsApp:</w:t>
+      </w:r>
+      <w:r>
+        <w:t xml:space="preserve"> </w:t>
+      </w:r>
+      <w:r>
+        <w:t xml:space="preserve">aplicación de mensajería por la que el sistema envía los avisos.</w:t>
+      </w:r>
+    </w:p>
+    <w:bookmarkEnd w:id="109"/>
+    <w:bookmarkStart w:id="110" w:name="cierre-de-sesión-y-seguridad"/>
+    <w:p>
+      <w:pPr>
+        <w:pStyle w:val="Heading1"/>
+      </w:pPr>
+      <w:r>
+        <w:t xml:space="preserve">10. Cierre de sesión y seguridad</w:t>
+      </w:r>
+    </w:p>
+    <w:p>
+      <w:pPr>
+        <w:pStyle w:val="FirstParagraph"/>
+      </w:pPr>
+      <w:r>
+        <w:rPr>
+          <w:bCs/>
+          <w:b/>
+        </w:rPr>
+        <w:t xml:space="preserve">Cerrar sesión (secretaria).</w:t>
+      </w:r>
+      <w:r>
+        <w:t xml:space="preserve"> </w:t>
+      </w:r>
+      <w:r>
+        <w:t xml:space="preserve">Abra el menú de la cuenta (arriba a la derecha) y toque</w:t>
+      </w:r>
+      <w:r>
+        <w:t xml:space="preserve"> </w:t>
+      </w:r>
+      <w:r>
+        <w:rPr>
+          <w:bCs/>
+          <w:b/>
+        </w:rPr>
+        <w:t xml:space="preserve">Cerrar sesión</w:t>
+      </w:r>
+      <w:r>
+        <w:t xml:space="preserve">. Hágalo siempre al terminar, sobre todo en un equipo compartido.</w:t>
+      </w:r>
+    </w:p>
+    <w:p>
+      <w:pPr>
+        <w:pStyle w:val="BodyText"/>
+      </w:pPr>
+      <w:r>
+        <w:rPr>
+          <w:bCs/>
+          <w:b/>
+        </w:rPr>
+        <w:t xml:space="preserve">Recomendaciones de seguridad.</w:t>
+      </w:r>
+    </w:p>
+    <w:p>
+      <w:pPr>
+        <w:numPr>
+          <w:ilvl w:val="0"/>
+          <w:numId w:val="1018"/>
+        </w:numPr>
+        <w:pStyle w:val="Compact"/>
+      </w:pPr>
+      <w:r>
+        <w:t xml:space="preserve">Use una contraseña propia, de 8 caracteres o más, con letras y números, y no la comparta.</w:t>
+      </w:r>
+    </w:p>
+    <w:p>
+      <w:pPr>
+        <w:numPr>
+          <w:ilvl w:val="0"/>
+          <w:numId w:val="1018"/>
+        </w:numPr>
+        <w:pStyle w:val="Compact"/>
+      </w:pPr>
+      <w:r>
+        <w:t xml:space="preserve">No deje abierto el panel cuando se aleje del computador.</w:t>
+      </w:r>
+    </w:p>
+    <w:p>
+      <w:pPr>
+        <w:numPr>
+          <w:ilvl w:val="0"/>
+          <w:numId w:val="1018"/>
+        </w:numPr>
+        <w:pStyle w:val="Compact"/>
+      </w:pPr>
+      <w:r>
+        <w:t xml:space="preserve">No reenvíe el enlace «Gestionar mi cita»: con él cualquiera puede cambiar o cancelar esa cita.</w:t>
+      </w:r>
+    </w:p>
+    <w:p>
+      <w:pPr>
+        <w:numPr>
+          <w:ilvl w:val="0"/>
+          <w:numId w:val="1018"/>
+        </w:numPr>
+        <w:pStyle w:val="Compact"/>
+      </w:pPr>
+      <w:r>
+        <w:t xml:space="preserve">Revise que el celular escrito al pedir una cita sea el del paciente: allí llegan los avisos.</w:t>
+      </w:r>
+    </w:p>
+    <w:p>
+      <w:pPr>
+        <w:numPr>
+          <w:ilvl w:val="0"/>
+          <w:numId w:val="1018"/>
+        </w:numPr>
+        <w:pStyle w:val="Compact"/>
+      </w:pPr>
+      <w:r>
+        <w:t xml:space="preserve">El sistema no tiene autenticación de dos factores en esta versión.</w:t>
+      </w:r>
+    </w:p>
+    <w:p>
+      <w:pPr>
+        <w:pStyle w:val="FirstParagraph"/>
+      </w:pPr>
+      <w:r>
+        <w:rPr>
+          <w:bCs/>
+          <w:b/>
+        </w:rPr>
+        <w:t xml:space="preserve">Soporte.</w:t>
+      </w:r>
+      <w:r>
+        <w:t xml:space="preserve"> </w:t>
+      </w:r>
+      <w:r>
+        <w:t xml:space="preserve">Para dudas o problemas con el uso del sistema:</w:t>
+      </w:r>
+    </w:p>
+    <w:p>
+      <w:pPr>
+        <w:numPr>
+          <w:ilvl w:val="0"/>
+          <w:numId w:val="1019"/>
+        </w:numPr>
+        <w:pStyle w:val="Compact"/>
+      </w:pPr>
+      <w:r>
+        <w:t xml:space="preserve">Consultorio: 318 715 3718 · 310 812 0241 · Carrera 7 No. 3-61, Rivera. Lunes a viernes, 8:00 a. m. a 6:00 p. m.; sábados, 8:00 a. m. a 12:00 m.</w:t>
+      </w:r>
+    </w:p>
+    <w:p>
+      <w:pPr>
+        <w:numPr>
+          <w:ilvl w:val="0"/>
+          <w:numId w:val="1019"/>
+        </w:numPr>
+        <w:pStyle w:val="Compact"/>
+      </w:pPr>
+      <w:r>
+        <w:t xml:space="preserve">Equipo técnico: Emmanuel Artunduaga Charry (emmanuel_artunduagach@fet.edu.co) y Jawer Leonardo Manrique Yosa (jawer_manriqueyo@fet.edu.co).</w:t>
+      </w:r>
+    </w:p>
+    <w:bookmarkEnd w:id="110"/>
     <w:sectPr/>
   </w:body>
 </w:document>
@@ -1037,6 +5147,261 @@
     <w:lvl w:ilvl="8">
       <w:numFmt w:val="bullet"/>
       <w:lvlText w:val="•"/>
+      <w:lvlJc w:val="left"/>
+      <w:pPr>
+        <w:ind w:left="6480" w:hanging="480"/>
+      </w:pPr>
+    </w:lvl>
+  </w:abstractNum>
+  <w:abstractNum w:abstractNumId="99411">
+    <w:nsid w:val="A99411"/>
+    <w:multiLevelType w:val="multilevel"/>
+    <w:lvl w:ilvl="0">
+      <w:start w:val="1"/>
+      <w:numFmt w:val="decimal"/>
+      <w:lvlText w:val="%1."/>
+      <w:lvlJc w:val="left"/>
+      <w:pPr>
+        <w:ind w:left="720" w:hanging="480"/>
+      </w:pPr>
+    </w:lvl>
+    <w:lvl w:ilvl="1">
+      <w:start w:val="1"/>
+      <w:numFmt w:val="decimal"/>
+      <w:lvlText w:val="%2."/>
+      <w:lvlJc w:val="left"/>
+      <w:pPr>
+        <w:ind w:left="1440" w:hanging="480"/>
+      </w:pPr>
+    </w:lvl>
+    <w:lvl w:ilvl="2">
+      <w:start w:val="1"/>
+      <w:numFmt w:val="decimal"/>
+      <w:lvlText w:val="%3."/>
+      <w:lvlJc w:val="left"/>
+      <w:pPr>
+        <w:ind w:left="2160" w:hanging="480"/>
+      </w:pPr>
+    </w:lvl>
+    <w:lvl w:ilvl="3">
+      <w:start w:val="1"/>
+      <w:numFmt w:val="decimal"/>
+      <w:lvlText w:val="%4."/>
+      <w:lvlJc w:val="left"/>
+      <w:pPr>
+        <w:ind w:left="2880" w:hanging="480"/>
+      </w:pPr>
+    </w:lvl>
+    <w:lvl w:ilvl="4">
+      <w:start w:val="1"/>
+      <w:numFmt w:val="decimal"/>
+      <w:lvlText w:val="%5."/>
+      <w:lvlJc w:val="left"/>
+      <w:pPr>
+        <w:ind w:left="3600" w:hanging="480"/>
+      </w:pPr>
+    </w:lvl>
+    <w:lvl w:ilvl="5">
+      <w:start w:val="1"/>
+      <w:numFmt w:val="decimal"/>
+      <w:lvlText w:val="%6."/>
+      <w:lvlJc w:val="left"/>
+      <w:pPr>
+        <w:ind w:left="4320" w:hanging="480"/>
+      </w:pPr>
+    </w:lvl>
+    <w:lvl w:ilvl="6">
+      <w:start w:val="1"/>
+      <w:numFmt w:val="decimal"/>
+      <w:lvlText w:val="%7."/>
+      <w:lvlJc w:val="left"/>
+      <w:pPr>
+        <w:ind w:left="5040" w:hanging="480"/>
+      </w:pPr>
+    </w:lvl>
+    <w:lvl w:ilvl="7">
+      <w:start w:val="1"/>
+      <w:numFmt w:val="decimal"/>
+      <w:lvlText w:val="%8."/>
+      <w:lvlJc w:val="left"/>
+      <w:pPr>
+        <w:ind w:left="5760" w:hanging="480"/>
+      </w:pPr>
+    </w:lvl>
+    <w:lvl w:ilvl="8">
+      <w:start w:val="1"/>
+      <w:numFmt w:val="decimal"/>
+      <w:lvlText w:val="%9."/>
+      <w:lvlJc w:val="left"/>
+      <w:pPr>
+        <w:ind w:left="6480" w:hanging="480"/>
+      </w:pPr>
+    </w:lvl>
+  </w:abstractNum>
+  <w:abstractNum w:abstractNumId="99414">
+    <w:nsid w:val="A99414"/>
+    <w:multiLevelType w:val="multilevel"/>
+    <w:lvl w:ilvl="0">
+      <w:start w:val="4"/>
+      <w:numFmt w:val="decimal"/>
+      <w:lvlText w:val="%1."/>
+      <w:lvlJc w:val="left"/>
+      <w:pPr>
+        <w:ind w:left="720" w:hanging="480"/>
+      </w:pPr>
+    </w:lvl>
+    <w:lvl w:ilvl="1">
+      <w:start w:val="4"/>
+      <w:numFmt w:val="decimal"/>
+      <w:lvlText w:val="%2."/>
+      <w:lvlJc w:val="left"/>
+      <w:pPr>
+        <w:ind w:left="1440" w:hanging="480"/>
+      </w:pPr>
+    </w:lvl>
+    <w:lvl w:ilvl="2">
+      <w:start w:val="4"/>
+      <w:numFmt w:val="decimal"/>
+      <w:lvlText w:val="%3."/>
+      <w:lvlJc w:val="left"/>
+      <w:pPr>
+        <w:ind w:left="2160" w:hanging="480"/>
+      </w:pPr>
+    </w:lvl>
+    <w:lvl w:ilvl="3">
+      <w:start w:val="4"/>
+      <w:numFmt w:val="decimal"/>
+      <w:lvlText w:val="%4."/>
+      <w:lvlJc w:val="left"/>
+      <w:pPr>
+        <w:ind w:left="2880" w:hanging="480"/>
+      </w:pPr>
+    </w:lvl>
+    <w:lvl w:ilvl="4">
+      <w:start w:val="4"/>
+      <w:numFmt w:val="decimal"/>
+      <w:lvlText w:val="%5."/>
+      <w:lvlJc w:val="left"/>
+      <w:pPr>
+        <w:ind w:left="3600" w:hanging="480"/>
+      </w:pPr>
+    </w:lvl>
+    <w:lvl w:ilvl="5">
+      <w:start w:val="4"/>
+      <w:numFmt w:val="decimal"/>
+      <w:lvlText w:val="%6."/>
+      <w:lvlJc w:val="left"/>
+      <w:pPr>
+        <w:ind w:left="4320" w:hanging="480"/>
+      </w:pPr>
+    </w:lvl>
+    <w:lvl w:ilvl="6">
+      <w:start w:val="4"/>
+      <w:numFmt w:val="decimal"/>
+      <w:lvlText w:val="%7."/>
+      <w:lvlJc w:val="left"/>
+      <w:pPr>
+        <w:ind w:left="5040" w:hanging="480"/>
+      </w:pPr>
+    </w:lvl>
+    <w:lvl w:ilvl="7">
+      <w:start w:val="4"/>
+      <w:numFmt w:val="decimal"/>
+      <w:lvlText w:val="%8."/>
+      <w:lvlJc w:val="left"/>
+      <w:pPr>
+        <w:ind w:left="5760" w:hanging="480"/>
+      </w:pPr>
+    </w:lvl>
+    <w:lvl w:ilvl="8">
+      <w:start w:val="4"/>
+      <w:numFmt w:val="decimal"/>
+      <w:lvlText w:val="%9."/>
+      <w:lvlJc w:val="left"/>
+      <w:pPr>
+        <w:ind w:left="6480" w:hanging="480"/>
+      </w:pPr>
+    </w:lvl>
+  </w:abstractNum>
+  <w:abstractNum w:abstractNumId="99416">
+    <w:nsid w:val="A99416"/>
+    <w:multiLevelType w:val="multilevel"/>
+    <w:lvl w:ilvl="0">
+      <w:start w:val="6"/>
+      <w:numFmt w:val="decimal"/>
+      <w:lvlText w:val="%1."/>
+      <w:lvlJc w:val="left"/>
+      <w:pPr>
+        <w:ind w:left="720" w:hanging="480"/>
+      </w:pPr>
+    </w:lvl>
+    <w:lvl w:ilvl="1">
+      <w:start w:val="6"/>
+      <w:numFmt w:val="decimal"/>
+      <w:lvlText w:val="%2."/>
+      <w:lvlJc w:val="left"/>
+      <w:pPr>
+        <w:ind w:left="1440" w:hanging="480"/>
+      </w:pPr>
+    </w:lvl>
+    <w:lvl w:ilvl="2">
+      <w:start w:val="6"/>
+      <w:numFmt w:val="decimal"/>
+      <w:lvlText w:val="%3."/>
+      <w:lvlJc w:val="left"/>
+      <w:pPr>
+        <w:ind w:left="2160" w:hanging="480"/>
+      </w:pPr>
+    </w:lvl>
+    <w:lvl w:ilvl="3">
+      <w:start w:val="6"/>
+      <w:numFmt w:val="decimal"/>
+      <w:lvlText w:val="%4."/>
+      <w:lvlJc w:val="left"/>
+      <w:pPr>
+        <w:ind w:left="2880" w:hanging="480"/>
+      </w:pPr>
+    </w:lvl>
+    <w:lvl w:ilvl="4">
+      <w:start w:val="6"/>
+      <w:numFmt w:val="decimal"/>
+      <w:lvlText w:val="%5."/>
+      <w:lvlJc w:val="left"/>
+      <w:pPr>
+        <w:ind w:left="3600" w:hanging="480"/>
+      </w:pPr>
+    </w:lvl>
+    <w:lvl w:ilvl="5">
+      <w:start w:val="6"/>
+      <w:numFmt w:val="decimal"/>
+      <w:lvlText w:val="%6."/>
+      <w:lvlJc w:val="left"/>
+      <w:pPr>
+        <w:ind w:left="4320" w:hanging="480"/>
+      </w:pPr>
+    </w:lvl>
+    <w:lvl w:ilvl="6">
+      <w:start w:val="6"/>
+      <w:numFmt w:val="decimal"/>
+      <w:lvlText w:val="%7."/>
+      <w:lvlJc w:val="left"/>
+      <w:pPr>
+        <w:ind w:left="5040" w:hanging="480"/>
+      </w:pPr>
+    </w:lvl>
+    <w:lvl w:ilvl="7">
+      <w:start w:val="6"/>
+      <w:numFmt w:val="decimal"/>
+      <w:lvlText w:val="%8."/>
+      <w:lvlJc w:val="left"/>
+      <w:pPr>
+        <w:ind w:left="5760" w:hanging="480"/>
+      </w:pPr>
+    </w:lvl>
+    <w:lvl w:ilvl="8">
+      <w:start w:val="6"/>
+      <w:numFmt w:val="decimal"/>
+      <w:lvlText w:val="%9."/>
       <w:lvlJc w:val="left"/>
       <w:pPr>
         <w:ind w:left="6480" w:hanging="480"/>
@@ -1059,6 +5424,264 @@
     <w:abstractNumId w:val="991"/>
   </w:num>
   <w:num w:numId="1005">
+    <w:abstractNumId w:val="99411"/>
+    <w:lvlOverride w:ilvl="0">
+      <w:startOverride w:val="1"/>
+    </w:lvlOverride>
+    <w:lvlOverride w:ilvl="1">
+      <w:startOverride w:val="1"/>
+    </w:lvlOverride>
+    <w:lvlOverride w:ilvl="2">
+      <w:startOverride w:val="1"/>
+    </w:lvlOverride>
+    <w:lvlOverride w:ilvl="3">
+      <w:startOverride w:val="1"/>
+    </w:lvlOverride>
+    <w:lvlOverride w:ilvl="4">
+      <w:startOverride w:val="1"/>
+    </w:lvlOverride>
+    <w:lvlOverride w:ilvl="5">
+      <w:startOverride w:val="1"/>
+    </w:lvlOverride>
+    <w:lvlOverride w:ilvl="6">
+      <w:startOverride w:val="1"/>
+    </w:lvlOverride>
+    <w:lvlOverride w:ilvl="7">
+      <w:startOverride w:val="1"/>
+    </w:lvlOverride>
+    <w:lvlOverride w:ilvl="8">
+      <w:startOverride w:val="1"/>
+    </w:lvlOverride>
+  </w:num>
+  <w:num w:numId="1006">
+    <w:abstractNumId w:val="99411"/>
+    <w:lvlOverride w:ilvl="0">
+      <w:startOverride w:val="1"/>
+    </w:lvlOverride>
+    <w:lvlOverride w:ilvl="1">
+      <w:startOverride w:val="1"/>
+    </w:lvlOverride>
+    <w:lvlOverride w:ilvl="2">
+      <w:startOverride w:val="1"/>
+    </w:lvlOverride>
+    <w:lvlOverride w:ilvl="3">
+      <w:startOverride w:val="1"/>
+    </w:lvlOverride>
+    <w:lvlOverride w:ilvl="4">
+      <w:startOverride w:val="1"/>
+    </w:lvlOverride>
+    <w:lvlOverride w:ilvl="5">
+      <w:startOverride w:val="1"/>
+    </w:lvlOverride>
+    <w:lvlOverride w:ilvl="6">
+      <w:startOverride w:val="1"/>
+    </w:lvlOverride>
+    <w:lvlOverride w:ilvl="7">
+      <w:startOverride w:val="1"/>
+    </w:lvlOverride>
+    <w:lvlOverride w:ilvl="8">
+      <w:startOverride w:val="1"/>
+    </w:lvlOverride>
+  </w:num>
+  <w:num w:numId="1007">
+    <w:abstractNumId w:val="991"/>
+  </w:num>
+  <w:num w:numId="1008">
+    <w:abstractNumId w:val="99411"/>
+    <w:lvlOverride w:ilvl="0">
+      <w:startOverride w:val="1"/>
+    </w:lvlOverride>
+    <w:lvlOverride w:ilvl="1">
+      <w:startOverride w:val="1"/>
+    </w:lvlOverride>
+    <w:lvlOverride w:ilvl="2">
+      <w:startOverride w:val="1"/>
+    </w:lvlOverride>
+    <w:lvlOverride w:ilvl="3">
+      <w:startOverride w:val="1"/>
+    </w:lvlOverride>
+    <w:lvlOverride w:ilvl="4">
+      <w:startOverride w:val="1"/>
+    </w:lvlOverride>
+    <w:lvlOverride w:ilvl="5">
+      <w:startOverride w:val="1"/>
+    </w:lvlOverride>
+    <w:lvlOverride w:ilvl="6">
+      <w:startOverride w:val="1"/>
+    </w:lvlOverride>
+    <w:lvlOverride w:ilvl="7">
+      <w:startOverride w:val="1"/>
+    </w:lvlOverride>
+    <w:lvlOverride w:ilvl="8">
+      <w:startOverride w:val="1"/>
+    </w:lvlOverride>
+  </w:num>
+  <w:num w:numId="1009">
+    <w:abstractNumId w:val="991"/>
+  </w:num>
+  <w:num w:numId="1010">
+    <w:abstractNumId w:val="99411"/>
+    <w:lvlOverride w:ilvl="0">
+      <w:startOverride w:val="1"/>
+    </w:lvlOverride>
+    <w:lvlOverride w:ilvl="1">
+      <w:startOverride w:val="1"/>
+    </w:lvlOverride>
+    <w:lvlOverride w:ilvl="2">
+      <w:startOverride w:val="1"/>
+    </w:lvlOverride>
+    <w:lvlOverride w:ilvl="3">
+      <w:startOverride w:val="1"/>
+    </w:lvlOverride>
+    <w:lvlOverride w:ilvl="4">
+      <w:startOverride w:val="1"/>
+    </w:lvlOverride>
+    <w:lvlOverride w:ilvl="5">
+      <w:startOverride w:val="1"/>
+    </w:lvlOverride>
+    <w:lvlOverride w:ilvl="6">
+      <w:startOverride w:val="1"/>
+    </w:lvlOverride>
+    <w:lvlOverride w:ilvl="7">
+      <w:startOverride w:val="1"/>
+    </w:lvlOverride>
+    <w:lvlOverride w:ilvl="8">
+      <w:startOverride w:val="1"/>
+    </w:lvlOverride>
+  </w:num>
+  <w:num w:numId="1011">
+    <w:abstractNumId w:val="991"/>
+  </w:num>
+  <w:num w:numId="1012">
+    <w:abstractNumId w:val="99411"/>
+    <w:lvlOverride w:ilvl="0">
+      <w:startOverride w:val="1"/>
+    </w:lvlOverride>
+    <w:lvlOverride w:ilvl="1">
+      <w:startOverride w:val="1"/>
+    </w:lvlOverride>
+    <w:lvlOverride w:ilvl="2">
+      <w:startOverride w:val="1"/>
+    </w:lvlOverride>
+    <w:lvlOverride w:ilvl="3">
+      <w:startOverride w:val="1"/>
+    </w:lvlOverride>
+    <w:lvlOverride w:ilvl="4">
+      <w:startOverride w:val="1"/>
+    </w:lvlOverride>
+    <w:lvlOverride w:ilvl="5">
+      <w:startOverride w:val="1"/>
+    </w:lvlOverride>
+    <w:lvlOverride w:ilvl="6">
+      <w:startOverride w:val="1"/>
+    </w:lvlOverride>
+    <w:lvlOverride w:ilvl="7">
+      <w:startOverride w:val="1"/>
+    </w:lvlOverride>
+    <w:lvlOverride w:ilvl="8">
+      <w:startOverride w:val="1"/>
+    </w:lvlOverride>
+  </w:num>
+  <w:num w:numId="1013">
+    <w:abstractNumId w:val="99414"/>
+    <w:lvlOverride w:ilvl="0">
+      <w:startOverride w:val="4"/>
+    </w:lvlOverride>
+    <w:lvlOverride w:ilvl="1">
+      <w:startOverride w:val="4"/>
+    </w:lvlOverride>
+    <w:lvlOverride w:ilvl="2">
+      <w:startOverride w:val="4"/>
+    </w:lvlOverride>
+    <w:lvlOverride w:ilvl="3">
+      <w:startOverride w:val="4"/>
+    </w:lvlOverride>
+    <w:lvlOverride w:ilvl="4">
+      <w:startOverride w:val="4"/>
+    </w:lvlOverride>
+    <w:lvlOverride w:ilvl="5">
+      <w:startOverride w:val="4"/>
+    </w:lvlOverride>
+    <w:lvlOverride w:ilvl="6">
+      <w:startOverride w:val="4"/>
+    </w:lvlOverride>
+    <w:lvlOverride w:ilvl="7">
+      <w:startOverride w:val="4"/>
+    </w:lvlOverride>
+    <w:lvlOverride w:ilvl="8">
+      <w:startOverride w:val="4"/>
+    </w:lvlOverride>
+  </w:num>
+  <w:num w:numId="1014">
+    <w:abstractNumId w:val="99416"/>
+    <w:lvlOverride w:ilvl="0">
+      <w:startOverride w:val="6"/>
+    </w:lvlOverride>
+    <w:lvlOverride w:ilvl="1">
+      <w:startOverride w:val="6"/>
+    </w:lvlOverride>
+    <w:lvlOverride w:ilvl="2">
+      <w:startOverride w:val="6"/>
+    </w:lvlOverride>
+    <w:lvlOverride w:ilvl="3">
+      <w:startOverride w:val="6"/>
+    </w:lvlOverride>
+    <w:lvlOverride w:ilvl="4">
+      <w:startOverride w:val="6"/>
+    </w:lvlOverride>
+    <w:lvlOverride w:ilvl="5">
+      <w:startOverride w:val="6"/>
+    </w:lvlOverride>
+    <w:lvlOverride w:ilvl="6">
+      <w:startOverride w:val="6"/>
+    </w:lvlOverride>
+    <w:lvlOverride w:ilvl="7">
+      <w:startOverride w:val="6"/>
+    </w:lvlOverride>
+    <w:lvlOverride w:ilvl="8">
+      <w:startOverride w:val="6"/>
+    </w:lvlOverride>
+  </w:num>
+  <w:num w:numId="1015">
+    <w:abstractNumId w:val="991"/>
+  </w:num>
+  <w:num w:numId="1016">
+    <w:abstractNumId w:val="991"/>
+  </w:num>
+  <w:num w:numId="1017">
+    <w:abstractNumId w:val="99411"/>
+    <w:lvlOverride w:ilvl="0">
+      <w:startOverride w:val="1"/>
+    </w:lvlOverride>
+    <w:lvlOverride w:ilvl="1">
+      <w:startOverride w:val="1"/>
+    </w:lvlOverride>
+    <w:lvlOverride w:ilvl="2">
+      <w:startOverride w:val="1"/>
+    </w:lvlOverride>
+    <w:lvlOverride w:ilvl="3">
+      <w:startOverride w:val="1"/>
+    </w:lvlOverride>
+    <w:lvlOverride w:ilvl="4">
+      <w:startOverride w:val="1"/>
+    </w:lvlOverride>
+    <w:lvlOverride w:ilvl="5">
+      <w:startOverride w:val="1"/>
+    </w:lvlOverride>
+    <w:lvlOverride w:ilvl="6">
+      <w:startOverride w:val="1"/>
+    </w:lvlOverride>
+    <w:lvlOverride w:ilvl="7">
+      <w:startOverride w:val="1"/>
+    </w:lvlOverride>
+    <w:lvlOverride w:ilvl="8">
+      <w:startOverride w:val="1"/>
+    </w:lvlOverride>
+  </w:num>
+  <w:num w:numId="1018">
+    <w:abstractNumId w:val="991"/>
+  </w:num>
+  <w:num w:numId="1019">
     <w:abstractNumId w:val="991"/>
   </w:num>
 </w:numbering>
@@ -1072,7 +5695,7 @@
         <w:rFonts w:asciiTheme="minorHAnsi" w:cstheme="minorBidi" w:eastAsiaTheme="minorHAnsi" w:hAnsiTheme="minorHAnsi"/>
         <w:sz w:val="24"/>
         <w:szCs w:val="24"/>
-        <w:lang w:bidi="ar-SA" w:eastAsia="en-US" w:val="en-US"/>
+        <w:lang w:bidi="ar-SA" w:eastAsia="en-US" w:val="es-CO"/>
       </w:rPr>
     </w:rPrDefault>
     <w:pPrDefault>

--- a/docs/para-drive/Manual de usuario.docx
+++ b/docs/para-drive/Manual de usuario.docx
@@ -338,7 +338,29 @@
         <w:t xml:space="preserve"> </w:t>
       </w:r>
       <w:r>
-        <w:t xml:space="preserve">(rol de administrador). Es la única persona que inicia sesión.</w:t>
+        <w:t xml:space="preserve">(rol de administrador). Inicia sesión para atender el panel.</w:t>
+      </w:r>
+    </w:p>
+    <w:p>
+      <w:pPr>
+        <w:numPr>
+          <w:ilvl w:val="0"/>
+          <w:numId w:val="1001"/>
+        </w:numPr>
+        <w:pStyle w:val="Compact"/>
+      </w:pPr>
+      <w:r>
+        <w:rPr>
+          <w:bCs/>
+          <w:b/>
+        </w:rPr>
+        <w:t xml:space="preserve">Dueño del consultorio</w:t>
+      </w:r>
+      <w:r>
+        <w:t xml:space="preserve"> </w:t>
+      </w:r>
+      <w:r>
+        <w:t xml:space="preserve">(rol superadmin). Tiene permiso total: ve y cambia todo, aprueba las correcciones a la historia clínica y administra al equipo.</w:t>
       </w:r>
     </w:p>
     <w:p>
@@ -356,7 +378,7 @@
         <w:t xml:space="preserve"> </w:t>
       </w:r>
       <w:r>
-        <w:t xml:space="preserve">pedir una cita, reprogramarla o cancelarla, los mensajes de WhatsApp que se reciben, y, para la secretaria, el panel con inicio, agenda, pacientes (con su historia clínica) y horarios de atención.</w:t>
+        <w:t xml:space="preserve">pedir una cita, reprogramarla o cancelarla, los mensajes de WhatsApp que se reciben; para la secretaria, el panel con inicio, agenda, pacientes (con su historia clínica y su odontograma) y horarios de atención; y para el dueño, además, las solicitudes por aprobar y el equipo de administradores.</w:t>
       </w:r>
     </w:p>
     <w:bookmarkEnd w:id="20"/>
@@ -759,13 +781,13 @@
       </w:r>
     </w:p>
     <w:bookmarkEnd w:id="29"/>
-    <w:bookmarkStart w:id="33" w:name="menú-del-panel-para-la-secretaria"/>
+    <w:bookmarkStart w:id="33" w:name="menú-del-panel-secretaria-y-dueño"/>
     <w:p>
       <w:pPr>
         <w:pStyle w:val="Heading2"/>
       </w:pPr>
       <w:r>
-        <w:t xml:space="preserve">4.2 Menú del panel (para la secretaria)</w:t>
+        <w:t xml:space="preserve">4.2 Menú del panel (secretaria y dueño)</w:t>
       </w:r>
     </w:p>
     <w:p>
@@ -936,6 +958,78 @@
           </w:p>
         </w:tc>
       </w:tr>
+      <w:tr>
+        <w:tc>
+          <w:tcPr/>
+          <w:p>
+            <w:pPr>
+              <w:pStyle w:val="Compact"/>
+              <w:jc w:val="left"/>
+            </w:pPr>
+            <w:r>
+              <w:rPr>
+                <w:bCs/>
+                <w:b/>
+              </w:rPr>
+              <w:t xml:space="preserve">Solicitudes</w:t>
+            </w:r>
+            <w:r>
+              <w:t xml:space="preserve"> </w:t>
+            </w:r>
+            <w:r>
+              <w:t xml:space="preserve">(solo el dueño)</w:t>
+            </w:r>
+          </w:p>
+        </w:tc>
+        <w:tc>
+          <w:tcPr/>
+          <w:p>
+            <w:pPr>
+              <w:pStyle w:val="Compact"/>
+              <w:jc w:val="left"/>
+            </w:pPr>
+            <w:r>
+              <w:t xml:space="preserve">Aprobar o rechazar las correcciones a la historia clínica y las anulaciones del odontograma que piden los administradores. Un número rojo indica cuántas hay.</w:t>
+            </w:r>
+          </w:p>
+        </w:tc>
+      </w:tr>
+      <w:tr>
+        <w:tc>
+          <w:tcPr/>
+          <w:p>
+            <w:pPr>
+              <w:pStyle w:val="Compact"/>
+              <w:jc w:val="left"/>
+            </w:pPr>
+            <w:r>
+              <w:rPr>
+                <w:bCs/>
+                <w:b/>
+              </w:rPr>
+              <w:t xml:space="preserve">Equipo</w:t>
+            </w:r>
+            <w:r>
+              <w:t xml:space="preserve"> </w:t>
+            </w:r>
+            <w:r>
+              <w:t xml:space="preserve">(solo el dueño)</w:t>
+            </w:r>
+          </w:p>
+        </w:tc>
+        <w:tc>
+          <w:tcPr/>
+          <w:p>
+            <w:pPr>
+              <w:pStyle w:val="Compact"/>
+              <w:jc w:val="left"/>
+            </w:pPr>
+            <w:r>
+              <w:t xml:space="preserve">Agregar, editar, desactivar y eliminar administradores.</w:t>
+            </w:r>
+          </w:p>
+        </w:tc>
+      </w:tr>
     </w:tbl>
     <w:p>
       <w:pPr>
@@ -1015,7 +1109,7 @@
     </w:p>
     <w:bookmarkEnd w:id="33"/>
     <w:bookmarkEnd w:id="34"/>
-    <w:bookmarkStart w:id="102" w:name="funciones-principales"/>
+    <w:bookmarkStart w:id="123" w:name="funciones-principales"/>
     <w:p>
       <w:pPr>
         <w:pStyle w:val="Heading1"/>
@@ -2424,7 +2518,7 @@
       </w:r>
     </w:p>
     <w:bookmarkEnd w:id="70"/>
-    <w:bookmarkStart w:id="80" w:name="X1590f34bf3572d4f8cb4a3d53373c9f72a6ba0b"/>
+    <w:bookmarkStart w:id="83" w:name="X1590f34bf3572d4f8cb4a3d53373c9f72a6ba0b"/>
     <w:p>
       <w:pPr>
         <w:pStyle w:val="Heading2"/>
@@ -2807,7 +2901,29 @@
         <w:t xml:space="preserve"> </w:t>
       </w:r>
       <w:r>
-        <w:t xml:space="preserve">la deja ligada a esa cita. Una entrada no se borra:</w:t>
+        <w:t xml:space="preserve">la deja ligada a esa cita. Las entradas nuevas no necesitan aprobación.</w:t>
+      </w:r>
+    </w:p>
+    <w:p>
+      <w:pPr>
+        <w:numPr>
+          <w:ilvl w:val="0"/>
+          <w:numId w:val="1011"/>
+        </w:numPr>
+        <w:pStyle w:val="Compact"/>
+      </w:pPr>
+      <w:r>
+        <w:rPr>
+          <w:bCs/>
+          <w:b/>
+        </w:rPr>
+        <w:t xml:space="preserve">Corregir una entrada:</w:t>
+      </w:r>
+      <w:r>
+        <w:t xml:space="preserve"> </w:t>
+      </w:r>
+      <w:r>
+        <w:t xml:space="preserve">una entrada no se borra ni se edita.</w:t>
       </w:r>
       <w:r>
         <w:t xml:space="preserve"> </w:t>
@@ -2823,25 +2939,52 @@
         <w:t xml:space="preserve"> </w:t>
       </w:r>
       <w:r>
-        <w:t xml:space="preserve">la marca como corregida y guarda la corrección como una entrada nueva, para que quede el registro.</w:t>
-      </w:r>
-    </w:p>
-    <w:bookmarkEnd w:id="80"/>
-    <w:bookmarkStart w:id="90" w:name="horarios-de-atención-secretaria"/>
-    <w:p>
-      <w:pPr>
-        <w:pStyle w:val="Heading2"/>
-      </w:pPr>
-      <w:r>
-        <w:t xml:space="preserve">5.8 Horarios de atención (secretaria)</w:t>
-      </w:r>
-    </w:p>
-    <w:p>
-      <w:pPr>
-        <w:pStyle w:val="FirstParagraph"/>
-      </w:pPr>
-      <w:r>
-        <w:t xml:space="preserve">Aquí se publican las horas en que cada especialista recibe pacientes. Solo esas horas aparecen disponibles en la web.</w:t>
+        <w:t xml:space="preserve">guarda la corrección como una entrada nueva. Si la hace la secretaria, se envía con</w:t>
+      </w:r>
+      <w:r>
+        <w:t xml:space="preserve"> </w:t>
+      </w:r>
+      <w:r>
+        <w:rPr>
+          <w:bCs/>
+          <w:b/>
+        </w:rPr>
+        <w:t xml:space="preserve">Enviar para aprobación</w:t>
+      </w:r>
+      <w:r>
+        <w:t xml:space="preserve"> </w:t>
+      </w:r>
+      <w:r>
+        <w:t xml:space="preserve">y queda</w:t>
+      </w:r>
+      <w:r>
+        <w:t xml:space="preserve"> </w:t>
+      </w:r>
+      <w:r>
+        <w:rPr>
+          <w:bCs/>
+          <w:b/>
+        </w:rPr>
+        <w:t xml:space="preserve">«Esperando aprobación del dueño»</w:t>
+      </w:r>
+      <w:r>
+        <w:t xml:space="preserve">: la entrada original sigue vigente hasta que el dueño la apruebe. Si el dueño la rechaza, la corrección queda marcada como</w:t>
+      </w:r>
+      <w:r>
+        <w:t xml:space="preserve"> </w:t>
+      </w:r>
+      <w:r>
+        <w:rPr>
+          <w:bCs/>
+          <w:b/>
+        </w:rPr>
+        <w:t xml:space="preserve">«Corrección rechazada»</w:t>
+      </w:r>
+      <w:r>
+        <w:t xml:space="preserve"> </w:t>
+      </w:r>
+      <w:r>
+        <w:t xml:space="preserve">con su motivo. Las correcciones del dueño quedan aprobadas de una vez.</w:t>
       </w:r>
     </w:p>
     <w:p>
@@ -2851,20 +2994,524 @@
       <w:r>
         <w:drawing>
           <wp:inline>
-            <wp:extent cx="5067300" cy="3250197"/>
+            <wp:extent cx="4800600" cy="2418906"/>
             <wp:effectExtent b="0" l="0" r="0" t="0"/>
-            <wp:docPr descr="Horarios: semana de un especialista." title="" id="82" name="Picture"/>
+            <wp:docPr descr="Corrección esperando la aprobación del dueño." title="" id="81" name="Picture"/>
             <a:graphic>
               <a:graphicData uri="http://schemas.openxmlformats.org/drawingml/2006/picture">
                 <pic:pic>
                   <pic:nvPicPr>
-                    <pic:cNvPr descr="../capturas/manual/s10-horarios.png" id="83" name="Picture"/>
+                    <pic:cNvPr descr="../capturas/manual/s21-correccion-pendiente.png" id="82" name="Picture"/>
                     <pic:cNvPicPr>
                       <a:picLocks noChangeArrowheads="1" noChangeAspect="1"/>
                     </pic:cNvPicPr>
                   </pic:nvPicPr>
                   <pic:blipFill>
-                    <a:blip r:embed="rId81"/>
+                    <a:blip r:embed="rId80"/>
+                    <a:stretch>
+                      <a:fillRect/>
+                    </a:stretch>
+                  </pic:blipFill>
+                  <pic:spPr bwMode="auto">
+                    <a:xfrm>
+                      <a:off x="0" y="0"/>
+                      <a:ext cx="4800600" cy="2418906"/>
+                    </a:xfrm>
+                    <a:prstGeom prst="rect">
+                      <a:avLst/>
+                    </a:prstGeom>
+                    <a:noFill/>
+                    <a:ln w="9525">
+                      <a:noFill/>
+                      <a:headEnd/>
+                      <a:tailEnd/>
+                    </a:ln>
+                  </pic:spPr>
+                </pic:pic>
+              </a:graphicData>
+            </a:graphic>
+          </wp:inline>
+        </w:drawing>
+      </w:r>
+    </w:p>
+    <w:p>
+      <w:pPr>
+        <w:pStyle w:val="ImageCaption"/>
+      </w:pPr>
+      <w:r>
+        <w:t xml:space="preserve">Corrección esperando la aprobación del dueño.</w:t>
+      </w:r>
+    </w:p>
+    <w:bookmarkEnd w:id="83"/>
+    <w:bookmarkStart w:id="90" w:name="odontograma-secretaria-y-dueño"/>
+    <w:p>
+      <w:pPr>
+        <w:pStyle w:val="Heading2"/>
+      </w:pPr>
+      <w:r>
+        <w:t xml:space="preserve">5.8 Odontograma (secretaria y dueño)</w:t>
+      </w:r>
+    </w:p>
+    <w:p>
+      <w:pPr>
+        <w:pStyle w:val="FirstParagraph"/>
+      </w:pPr>
+      <w:r>
+        <w:t xml:space="preserve">En la ficha del paciente, el</w:t>
+      </w:r>
+      <w:r>
+        <w:t xml:space="preserve"> </w:t>
+      </w:r>
+      <w:r>
+        <w:rPr>
+          <w:bCs/>
+          <w:b/>
+        </w:rPr>
+        <w:t xml:space="preserve">odontograma</w:t>
+      </w:r>
+      <w:r>
+        <w:t xml:space="preserve"> </w:t>
+      </w:r>
+      <w:r>
+        <w:t xml:space="preserve">muestra la boca como una dentadura: arriba los dientes superiores y abajo los inferiores, con la numeración internacional (FDI). El lado derecho del paciente queda a la izquierda de la pantalla, como cuando se le mira de frente. Con</w:t>
+      </w:r>
+      <w:r>
+        <w:t xml:space="preserve"> </w:t>
+      </w:r>
+      <w:r>
+        <w:rPr>
+          <w:bCs/>
+          <w:b/>
+        </w:rPr>
+        <w:t xml:space="preserve">Adulto (32)</w:t>
+      </w:r>
+      <w:r>
+        <w:t xml:space="preserve"> </w:t>
+      </w:r>
+      <w:r>
+        <w:t xml:space="preserve">y</w:t>
+      </w:r>
+      <w:r>
+        <w:t xml:space="preserve"> </w:t>
+      </w:r>
+      <w:r>
+        <w:rPr>
+          <w:bCs/>
+          <w:b/>
+        </w:rPr>
+        <w:t xml:space="preserve">Niño (20)</w:t>
+      </w:r>
+      <w:r>
+        <w:t xml:space="preserve"> </w:t>
+      </w:r>
+      <w:r>
+        <w:t xml:space="preserve">se cambia entre dientes permanentes y de leche.</w:t>
+      </w:r>
+    </w:p>
+    <w:p>
+      <w:pPr>
+        <w:pStyle w:val="BodyText"/>
+      </w:pPr>
+      <w:r>
+        <w:t xml:space="preserve">Cada diente tiene su figura y un cuadro con sus 5 caras: oclusal (centro), mesial, distal, vestibular y lingual o palatina. Los colores siguen la convención clínica:</w:t>
+      </w:r>
+    </w:p>
+    <w:p>
+      <w:pPr>
+        <w:numPr>
+          <w:ilvl w:val="0"/>
+          <w:numId w:val="1012"/>
+        </w:numPr>
+        <w:pStyle w:val="Compact"/>
+      </w:pPr>
+      <w:r>
+        <w:rPr>
+          <w:bCs/>
+          <w:b/>
+        </w:rPr>
+        <w:t xml:space="preserve">Rojo:</w:t>
+      </w:r>
+      <w:r>
+        <w:t xml:space="preserve"> </w:t>
+      </w:r>
+      <w:r>
+        <w:t xml:space="preserve">por hacer (por ejemplo, una caries que hay que tratar).</w:t>
+      </w:r>
+    </w:p>
+    <w:p>
+      <w:pPr>
+        <w:numPr>
+          <w:ilvl w:val="0"/>
+          <w:numId w:val="1012"/>
+        </w:numPr>
+        <w:pStyle w:val="Compact"/>
+      </w:pPr>
+      <w:r>
+        <w:rPr>
+          <w:bCs/>
+          <w:b/>
+        </w:rPr>
+        <w:t xml:space="preserve">Azul:</w:t>
+      </w:r>
+      <w:r>
+        <w:t xml:space="preserve"> </w:t>
+      </w:r>
+      <w:r>
+        <w:t xml:space="preserve">realizado o existente (por ejemplo, una resina ya hecha).</w:t>
+      </w:r>
+    </w:p>
+    <w:p>
+      <w:pPr>
+        <w:numPr>
+          <w:ilvl w:val="0"/>
+          <w:numId w:val="1012"/>
+        </w:numPr>
+        <w:pStyle w:val="Compact"/>
+      </w:pPr>
+      <w:r>
+        <w:t xml:space="preserve">Las letras sobre el diente indican hallazgos del diente completo (CO corona, EN endodoncia, EX extracción, AU ausente, IM implante, PR prótesis, FR fractura, OT otro). Un diente ausente o extraído aparece con una X.</w:t>
+      </w:r>
+    </w:p>
+    <w:p>
+      <w:pPr>
+        <w:numPr>
+          <w:ilvl w:val="0"/>
+          <w:numId w:val="1012"/>
+        </w:numPr>
+        <w:pStyle w:val="Compact"/>
+      </w:pPr>
+      <w:r>
+        <w:t xml:space="preserve">Un punto naranja indica que ese diente tiene una anulación esperando la aprobación del dueño.</w:t>
+      </w:r>
+    </w:p>
+    <w:p>
+      <w:pPr>
+        <w:pStyle w:val="FirstParagraph"/>
+      </w:pPr>
+      <w:r>
+        <w:t xml:space="preserve">Debajo aparece la lista</w:t>
+      </w:r>
+      <w:r>
+        <w:t xml:space="preserve"> </w:t>
+      </w:r>
+      <w:r>
+        <w:rPr>
+          <w:bCs/>
+          <w:b/>
+        </w:rPr>
+        <w:t xml:space="preserve">Por hacer</w:t>
+      </w:r>
+      <w:r>
+        <w:t xml:space="preserve">: el plan de tratamiento pendiente. Al tocar una línea se abre el diente.</w:t>
+      </w:r>
+    </w:p>
+    <w:p>
+      <w:pPr>
+        <w:pStyle w:val="CaptionedFigure"/>
+      </w:pPr>
+      <w:r>
+        <w:drawing>
+          <wp:inline>
+            <wp:extent cx="5067300" cy="3987061"/>
+            <wp:effectExtent b="0" l="0" r="0" t="0"/>
+            <wp:docPr descr="Odontograma en la ficha del paciente." title="" id="85" name="Picture"/>
+            <a:graphic>
+              <a:graphicData uri="http://schemas.openxmlformats.org/drawingml/2006/picture">
+                <pic:pic>
+                  <pic:nvPicPr>
+                    <pic:cNvPr descr="../capturas/manual/s16-odontograma.png" id="86" name="Picture"/>
+                    <pic:cNvPicPr>
+                      <a:picLocks noChangeArrowheads="1" noChangeAspect="1"/>
+                    </pic:cNvPicPr>
+                  </pic:nvPicPr>
+                  <pic:blipFill>
+                    <a:blip r:embed="rId84"/>
+                    <a:stretch>
+                      <a:fillRect/>
+                    </a:stretch>
+                  </pic:blipFill>
+                  <pic:spPr bwMode="auto">
+                    <a:xfrm>
+                      <a:off x="0" y="0"/>
+                      <a:ext cx="5067300" cy="3987061"/>
+                    </a:xfrm>
+                    <a:prstGeom prst="rect">
+                      <a:avLst/>
+                    </a:prstGeom>
+                    <a:noFill/>
+                    <a:ln w="9525">
+                      <a:noFill/>
+                      <a:headEnd/>
+                      <a:tailEnd/>
+                    </a:ln>
+                  </pic:spPr>
+                </pic:pic>
+              </a:graphicData>
+            </a:graphic>
+          </wp:inline>
+        </w:drawing>
+      </w:r>
+    </w:p>
+    <w:p>
+      <w:pPr>
+        <w:pStyle w:val="ImageCaption"/>
+      </w:pPr>
+      <w:r>
+        <w:t xml:space="preserve">Odontograma en la ficha del paciente.</w:t>
+      </w:r>
+    </w:p>
+    <w:p>
+      <w:pPr>
+        <w:pStyle w:val="BodyText"/>
+      </w:pPr>
+      <w:r>
+        <w:rPr>
+          <w:bCs/>
+          <w:b/>
+        </w:rPr>
+        <w:t xml:space="preserve">Registrar un hallazgo:</w:t>
+      </w:r>
+    </w:p>
+    <w:p>
+      <w:pPr>
+        <w:numPr>
+          <w:ilvl w:val="0"/>
+          <w:numId w:val="1013"/>
+        </w:numPr>
+        <w:pStyle w:val="Compact"/>
+      </w:pPr>
+      <w:r>
+        <w:t xml:space="preserve">Toque el diente.</w:t>
+      </w:r>
+    </w:p>
+    <w:p>
+      <w:pPr>
+        <w:numPr>
+          <w:ilvl w:val="0"/>
+          <w:numId w:val="1013"/>
+        </w:numPr>
+        <w:pStyle w:val="Compact"/>
+      </w:pPr>
+      <w:r>
+        <w:t xml:space="preserve">Elija qué se encontró o qué se hizo (caries, resina, corona, endodoncia, etc.).</w:t>
+      </w:r>
+    </w:p>
+    <w:p>
+      <w:pPr>
+        <w:numPr>
+          <w:ilvl w:val="0"/>
+          <w:numId w:val="1013"/>
+        </w:numPr>
+        <w:pStyle w:val="Compact"/>
+      </w:pPr>
+      <w:r>
+        <w:t xml:space="preserve">Marque las caras tocando el dibujo o las casillas. Algunos hallazgos van por caras (caries, resina, amalgama, sellante) y otros en el diente completo (corona, endodoncia, extracción, ausente, implante, prótesis); el sistema marca solo lo que corresponde.</w:t>
+      </w:r>
+    </w:p>
+    <w:p>
+      <w:pPr>
+        <w:numPr>
+          <w:ilvl w:val="0"/>
+          <w:numId w:val="1013"/>
+        </w:numPr>
+        <w:pStyle w:val="Compact"/>
+      </w:pPr>
+      <w:r>
+        <w:t xml:space="preserve">Elija</w:t>
+      </w:r>
+      <w:r>
+        <w:t xml:space="preserve"> </w:t>
+      </w:r>
+      <w:r>
+        <w:rPr>
+          <w:bCs/>
+          <w:b/>
+        </w:rPr>
+        <w:t xml:space="preserve">Por hacer</w:t>
+      </w:r>
+      <w:r>
+        <w:t xml:space="preserve"> </w:t>
+      </w:r>
+      <w:r>
+        <w:t xml:space="preserve">o</w:t>
+      </w:r>
+      <w:r>
+        <w:t xml:space="preserve"> </w:t>
+      </w:r>
+      <w:r>
+        <w:rPr>
+          <w:bCs/>
+          <w:b/>
+        </w:rPr>
+        <w:t xml:space="preserve">Realizado</w:t>
+      </w:r>
+      <w:r>
+        <w:t xml:space="preserve">, agregue notas si hace falta y toque</w:t>
+      </w:r>
+      <w:r>
+        <w:t xml:space="preserve"> </w:t>
+      </w:r>
+      <w:r>
+        <w:rPr>
+          <w:bCs/>
+          <w:b/>
+        </w:rPr>
+        <w:t xml:space="preserve">Guardar hallazgo</w:t>
+      </w:r>
+      <w:r>
+        <w:t xml:space="preserve">.</w:t>
+      </w:r>
+    </w:p>
+    <w:p>
+      <w:pPr>
+        <w:pStyle w:val="CaptionedFigure"/>
+      </w:pPr>
+      <w:r>
+        <w:drawing>
+          <wp:inline>
+            <wp:extent cx="4800600" cy="3375421"/>
+            <wp:effectExtent b="0" l="0" r="0" t="0"/>
+            <wp:docPr descr="Detalle de un diente: hallazgos registrados y formulario." title="" id="88" name="Picture"/>
+            <a:graphic>
+              <a:graphicData uri="http://schemas.openxmlformats.org/drawingml/2006/picture">
+                <pic:pic>
+                  <pic:nvPicPr>
+                    <pic:cNvPr descr="../capturas/manual/s17-diente.png" id="89" name="Picture"/>
+                    <pic:cNvPicPr>
+                      <a:picLocks noChangeArrowheads="1" noChangeAspect="1"/>
+                    </pic:cNvPicPr>
+                  </pic:nvPicPr>
+                  <pic:blipFill>
+                    <a:blip r:embed="rId87"/>
+                    <a:stretch>
+                      <a:fillRect/>
+                    </a:stretch>
+                  </pic:blipFill>
+                  <pic:spPr bwMode="auto">
+                    <a:xfrm>
+                      <a:off x="0" y="0"/>
+                      <a:ext cx="4800600" cy="3375421"/>
+                    </a:xfrm>
+                    <a:prstGeom prst="rect">
+                      <a:avLst/>
+                    </a:prstGeom>
+                    <a:noFill/>
+                    <a:ln w="9525">
+                      <a:noFill/>
+                      <a:headEnd/>
+                      <a:tailEnd/>
+                    </a:ln>
+                  </pic:spPr>
+                </pic:pic>
+              </a:graphicData>
+            </a:graphic>
+          </wp:inline>
+        </w:drawing>
+      </w:r>
+    </w:p>
+    <w:p>
+      <w:pPr>
+        <w:pStyle w:val="ImageCaption"/>
+      </w:pPr>
+      <w:r>
+        <w:t xml:space="preserve">Detalle de un diente: hallazgos registrados y formulario.</w:t>
+      </w:r>
+    </w:p>
+    <w:p>
+      <w:pPr>
+        <w:pStyle w:val="BodyText"/>
+      </w:pPr>
+      <w:r>
+        <w:t xml:space="preserve">En el mismo detalle, cada hallazgo</w:t>
+      </w:r>
+      <w:r>
+        <w:t xml:space="preserve"> </w:t>
+      </w:r>
+      <w:r>
+        <w:rPr>
+          <w:bCs/>
+          <w:b/>
+        </w:rPr>
+        <w:t xml:space="preserve">por hacer</w:t>
+      </w:r>
+      <w:r>
+        <w:t xml:space="preserve"> </w:t>
+      </w:r>
+      <w:r>
+        <w:t xml:space="preserve">tiene</w:t>
+      </w:r>
+      <w:r>
+        <w:t xml:space="preserve"> </w:t>
+      </w:r>
+      <w:r>
+        <w:rPr>
+          <w:bCs/>
+          <w:b/>
+        </w:rPr>
+        <w:t xml:space="preserve">Marcar realizado</w:t>
+      </w:r>
+      <w:r>
+        <w:t xml:space="preserve"> </w:t>
+      </w:r>
+      <w:r>
+        <w:t xml:space="preserve">(queda quién y cuándo). Si un hallazgo se registró por error,</w:t>
+      </w:r>
+      <w:r>
+        <w:t xml:space="preserve"> </w:t>
+      </w:r>
+      <w:r>
+        <w:rPr>
+          <w:bCs/>
+          <w:b/>
+        </w:rPr>
+        <w:t xml:space="preserve">Anular</w:t>
+      </w:r>
+      <w:r>
+        <w:t xml:space="preserve"> </w:t>
+      </w:r>
+      <w:r>
+        <w:t xml:space="preserve">pide la anulación con un motivo: el hallazgo sigue en el odontograma hasta que el dueño la apruebe. Nada se borra: los anulados quedan en el historial del diente.</w:t>
+      </w:r>
+    </w:p>
+    <w:bookmarkEnd w:id="90"/>
+    <w:bookmarkStart w:id="100" w:name="horarios-de-atención-secretaria"/>
+    <w:p>
+      <w:pPr>
+        <w:pStyle w:val="Heading2"/>
+      </w:pPr>
+      <w:r>
+        <w:t xml:space="preserve">5.9 Horarios de atención (secretaria)</w:t>
+      </w:r>
+    </w:p>
+    <w:p>
+      <w:pPr>
+        <w:pStyle w:val="FirstParagraph"/>
+      </w:pPr>
+      <w:r>
+        <w:t xml:space="preserve">Aquí se publican las horas en que cada especialista recibe pacientes. Solo esas horas aparecen disponibles en la web.</w:t>
+      </w:r>
+    </w:p>
+    <w:p>
+      <w:pPr>
+        <w:pStyle w:val="CaptionedFigure"/>
+      </w:pPr>
+      <w:r>
+        <w:drawing>
+          <wp:inline>
+            <wp:extent cx="5067300" cy="3250197"/>
+            <wp:effectExtent b="0" l="0" r="0" t="0"/>
+            <wp:docPr descr="Horarios: semana de un especialista." title="" id="92" name="Picture"/>
+            <a:graphic>
+              <a:graphicData uri="http://schemas.openxmlformats.org/drawingml/2006/picture">
+                <pic:pic>
+                  <pic:nvPicPr>
+                    <pic:cNvPr descr="../capturas/manual/s10-horarios.png" id="93" name="Picture"/>
+                    <pic:cNvPicPr>
+                      <a:picLocks noChangeArrowheads="1" noChangeAspect="1"/>
+                    </pic:cNvPicPr>
+                  </pic:nvPicPr>
+                  <pic:blipFill>
+                    <a:blip r:embed="rId91"/>
                     <a:stretch>
                       <a:fillRect/>
                     </a:stretch>
@@ -2903,7 +3550,7 @@
       <w:pPr>
         <w:numPr>
           <w:ilvl w:val="0"/>
-          <w:numId w:val="1012"/>
+          <w:numId w:val="1014"/>
         </w:numPr>
         <w:pStyle w:val="Compact"/>
       </w:pPr>
@@ -2928,7 +3575,7 @@
       <w:pPr>
         <w:numPr>
           <w:ilvl w:val="0"/>
-          <w:numId w:val="1012"/>
+          <w:numId w:val="1014"/>
         </w:numPr>
         <w:pStyle w:val="Compact"/>
       </w:pPr>
@@ -2953,7 +3600,7 @@
       <w:pPr>
         <w:numPr>
           <w:ilvl w:val="0"/>
-          <w:numId w:val="1012"/>
+          <w:numId w:val="1014"/>
         </w:numPr>
         <w:pStyle w:val="Compact"/>
       </w:pPr>
@@ -2986,18 +3633,18 @@
           <wp:inline>
             <wp:extent cx="4267200" cy="2667000"/>
             <wp:effectExtent b="0" l="0" r="0" t="0"/>
-            <wp:docPr descr="Editar el horario de un día." title="" id="85" name="Picture"/>
+            <wp:docPr descr="Editar el horario de un día." title="" id="95" name="Picture"/>
             <a:graphic>
               <a:graphicData uri="http://schemas.openxmlformats.org/drawingml/2006/picture">
                 <pic:pic>
                   <pic:nvPicPr>
-                    <pic:cNvPr descr="../capturas/manual/s11-horarios-editar.png" id="86" name="Picture"/>
+                    <pic:cNvPr descr="../capturas/manual/s11-horarios-editar.png" id="96" name="Picture"/>
                     <pic:cNvPicPr>
                       <a:picLocks noChangeArrowheads="1" noChangeAspect="1"/>
                     </pic:cNvPicPr>
                   </pic:nvPicPr>
                   <pic:blipFill>
-                    <a:blip r:embed="rId84"/>
+                    <a:blip r:embed="rId94"/>
                     <a:stretch>
                       <a:fillRect/>
                     </a:stretch>
@@ -3036,7 +3683,7 @@
       <w:pPr>
         <w:numPr>
           <w:ilvl w:val="0"/>
-          <w:numId w:val="1013"/>
+          <w:numId w:val="1015"/>
         </w:numPr>
         <w:pStyle w:val="Compact"/>
       </w:pPr>
@@ -3103,7 +3750,7 @@
       <w:pPr>
         <w:numPr>
           <w:ilvl w:val="0"/>
-          <w:numId w:val="1013"/>
+          <w:numId w:val="1015"/>
         </w:numPr>
         <w:pStyle w:val="Compact"/>
       </w:pPr>
@@ -3133,18 +3780,18 @@
           <wp:inline>
             <wp:extent cx="4267200" cy="2667000"/>
             <wp:effectExtent b="0" l="0" r="0" t="0"/>
-            <wp:docPr descr="Copiar el horario a otros días y semanas." title="" id="88" name="Picture"/>
+            <wp:docPr descr="Copiar el horario a otros días y semanas." title="" id="98" name="Picture"/>
             <a:graphic>
               <a:graphicData uri="http://schemas.openxmlformats.org/drawingml/2006/picture">
                 <pic:pic>
                   <pic:nvPicPr>
-                    <pic:cNvPr descr="../capturas/manual/s12-horarios-copiar.png" id="89" name="Picture"/>
+                    <pic:cNvPr descr="../capturas/manual/s12-horarios-copiar.png" id="99" name="Picture"/>
                     <pic:cNvPicPr>
                       <a:picLocks noChangeArrowheads="1" noChangeAspect="1"/>
                     </pic:cNvPicPr>
                   </pic:nvPicPr>
                   <pic:blipFill>
-                    <a:blip r:embed="rId87"/>
+                    <a:blip r:embed="rId97"/>
                     <a:stretch>
                       <a:fillRect/>
                     </a:stretch>
@@ -3183,7 +3830,7 @@
       <w:pPr>
         <w:numPr>
           <w:ilvl w:val="0"/>
-          <w:numId w:val="1014"/>
+          <w:numId w:val="1016"/>
         </w:numPr>
         <w:pStyle w:val="Compact"/>
       </w:pPr>
@@ -3212,21 +3859,21 @@
         <w:t xml:space="preserve">Las horas que ya tienen cita aparecen con el nombre del paciente y no se pueden quitar; las que ya pasaron tampoco se cambian. Para mover una cita hay que reprogramarla desde la agenda.</w:t>
       </w:r>
     </w:p>
-    <w:bookmarkEnd w:id="90"/>
-    <w:bookmarkStart w:id="100" w:name="configuración-de-preferencias"/>
+    <w:bookmarkEnd w:id="100"/>
+    <w:bookmarkStart w:id="110" w:name="configuración-de-preferencias"/>
     <w:p>
       <w:pPr>
         <w:pStyle w:val="Heading2"/>
       </w:pPr>
       <w:r>
-        <w:t xml:space="preserve">5.9 Configuración de preferencias</w:t>
+        <w:t xml:space="preserve">5.10 Configuración de preferencias</w:t>
       </w:r>
     </w:p>
     <w:p>
       <w:pPr>
         <w:numPr>
           <w:ilvl w:val="0"/>
-          <w:numId w:val="1015"/>
+          <w:numId w:val="1017"/>
         </w:numPr>
         <w:pStyle w:val="Compact"/>
       </w:pPr>
@@ -3253,18 +3900,18 @@
           <wp:inline>
             <wp:extent cx="2400300" cy="1248156"/>
             <wp:effectExtent b="0" l="0" r="0" t="0"/>
-            <wp:docPr descr="Menú de la cuenta." title="" id="92" name="Picture"/>
+            <wp:docPr descr="Menú de la cuenta." title="" id="102" name="Picture"/>
             <a:graphic>
               <a:graphicData uri="http://schemas.openxmlformats.org/drawingml/2006/picture">
                 <pic:pic>
                   <pic:nvPicPr>
-                    <pic:cNvPr descr="../capturas/manual/s04-menu-cuenta.png" id="93" name="Picture"/>
+                    <pic:cNvPr descr="../capturas/manual/s04-menu-cuenta.png" id="103" name="Picture"/>
                     <pic:cNvPicPr>
                       <a:picLocks noChangeArrowheads="1" noChangeAspect="1"/>
                     </pic:cNvPicPr>
                   </pic:nvPicPr>
                   <pic:blipFill>
-                    <a:blip r:embed="rId91"/>
+                    <a:blip r:embed="rId101"/>
                     <a:stretch>
                       <a:fillRect/>
                     </a:stretch>
@@ -3308,18 +3955,18 @@
           <wp:inline>
             <wp:extent cx="4800600" cy="3000375"/>
             <wp:effectExtent b="0" l="0" r="0" t="0"/>
-            <wp:docPr descr="Panel en modo oscuro." title="" id="95" name="Picture"/>
+            <wp:docPr descr="Panel en modo oscuro." title="" id="105" name="Picture"/>
             <a:graphic>
               <a:graphicData uri="http://schemas.openxmlformats.org/drawingml/2006/picture">
                 <pic:pic>
                   <pic:nvPicPr>
-                    <pic:cNvPr descr="../capturas/manual/s14-modo-oscuro.png" id="96" name="Picture"/>
+                    <pic:cNvPr descr="../capturas/manual/s14-modo-oscuro.png" id="106" name="Picture"/>
                     <pic:cNvPicPr>
                       <a:picLocks noChangeArrowheads="1" noChangeAspect="1"/>
                     </pic:cNvPicPr>
                   </pic:nvPicPr>
                   <pic:blipFill>
-                    <a:blip r:embed="rId94"/>
+                    <a:blip r:embed="rId104"/>
                     <a:stretch>
                       <a:fillRect/>
                     </a:stretch>
@@ -3358,7 +4005,7 @@
       <w:pPr>
         <w:numPr>
           <w:ilvl w:val="0"/>
-          <w:numId w:val="1016"/>
+          <w:numId w:val="1018"/>
         </w:numPr>
         <w:pStyle w:val="Compact"/>
       </w:pPr>
@@ -3385,18 +4032,18 @@
           <wp:inline>
             <wp:extent cx="1866900" cy="4040163"/>
             <wp:effectExtent b="0" l="0" r="0" t="0"/>
-            <wp:docPr descr="Panel en el celular." title="" id="98" name="Picture"/>
+            <wp:docPr descr="Panel en el celular." title="" id="108" name="Picture"/>
             <a:graphic>
               <a:graphicData uri="http://schemas.openxmlformats.org/drawingml/2006/picture">
                 <pic:pic>
                   <pic:nvPicPr>
-                    <pic:cNvPr descr="../capturas/manual/s15-movil.png" id="99" name="Picture"/>
+                    <pic:cNvPr descr="../capturas/manual/s15-movil.png" id="109" name="Picture"/>
                     <pic:cNvPicPr>
                       <a:picLocks noChangeArrowheads="1" noChangeAspect="1"/>
                     </pic:cNvPicPr>
                   </pic:nvPicPr>
                   <pic:blipFill>
-                    <a:blip r:embed="rId97"/>
+                    <a:blip r:embed="rId107"/>
                     <a:stretch>
                       <a:fillRect/>
                     </a:stretch>
@@ -3431,14 +4078,14 @@
         <w:t xml:space="preserve">Panel en el celular.</w:t>
       </w:r>
     </w:p>
-    <w:bookmarkEnd w:id="100"/>
-    <w:bookmarkStart w:id="101" w:name="especialidades-y-especialistas"/>
+    <w:bookmarkEnd w:id="110"/>
+    <w:bookmarkStart w:id="114" w:name="solicitudes-dueño"/>
     <w:p>
       <w:pPr>
         <w:pStyle w:val="Heading2"/>
       </w:pPr>
       <w:r>
-        <w:t xml:space="preserve">5.10 Especialidades y especialistas</w:t>
+        <w:t xml:space="preserve">5.11 Solicitudes (dueño)</w:t>
       </w:r>
     </w:p>
     <w:p>
@@ -3446,144 +4093,96 @@
         <w:pStyle w:val="FirstParagraph"/>
       </w:pPr>
       <w:r>
-        <w:t xml:space="preserve">En esta versión las especialidades y los especialistas</w:t>
-      </w:r>
-      <w:r>
-        <w:t xml:space="preserve"> </w:t>
-      </w:r>
-      <w:r>
-        <w:rPr>
-          <w:bCs/>
-          <w:b/>
-        </w:rPr>
-        <w:t xml:space="preserve">los configura el equipo técnico</w:t>
-      </w:r>
-      <w:r>
-        <w:t xml:space="preserve"> </w:t>
-      </w:r>
-      <w:r>
-        <w:t xml:space="preserve">al poner el sistema en marcha o cuando el consultorio lo pida (por ejemplo, para agregar un nuevo especialista o cambiar la descripción de una especialidad). El panel de la secretaria solo administra citas, pacientes y horarios. Una pantalla para que el consultorio los edite por sí mismo está prevista para una versión posterior.</w:t>
-      </w:r>
-    </w:p>
-    <w:bookmarkEnd w:id="101"/>
-    <w:bookmarkEnd w:id="102"/>
-    <w:bookmarkStart w:id="106" w:name="gestión-de-usuarios"/>
-    <w:p>
-      <w:pPr>
-        <w:pStyle w:val="Heading1"/>
-      </w:pPr>
-      <w:r>
-        <w:t xml:space="preserve">6. Gestión de usuarios</w:t>
-      </w:r>
-    </w:p>
-    <w:p>
-      <w:pPr>
-        <w:pStyle w:val="FirstParagraph"/>
-      </w:pPr>
-      <w:r>
-        <w:rPr>
-          <w:bCs/>
-          <w:b/>
-        </w:rPr>
-        <w:t xml:space="preserve">Crear cuenta o perfil.</w:t>
-      </w:r>
-      <w:r>
-        <w:t xml:space="preserve"> </w:t>
-      </w:r>
-      <w:r>
-        <w:t xml:space="preserve">Los pacientes no tienen cuenta ni perfil: sus datos quedan guardados en su ficha cuando piden o reciben una cita. La cuenta de la secretaria la crea el equipo técnico.</w:t>
-      </w:r>
-    </w:p>
-    <w:p>
-      <w:pPr>
-        <w:pStyle w:val="BodyText"/>
-      </w:pPr>
-      <w:r>
-        <w:rPr>
-          <w:bCs/>
-          <w:b/>
-        </w:rPr>
-        <w:t xml:space="preserve">Primer ingreso (secretaria).</w:t>
-      </w:r>
-      <w:r>
-        <w:t xml:space="preserve"> </w:t>
-      </w:r>
-      <w:r>
-        <w:t xml:space="preserve">Con la contraseña temporal, el sistema abre la pantalla «Crea tu contraseña»: escriba la temporal como contraseña actual y elija una propia. Sin ese paso no se puede entrar al panel.</w:t>
-      </w:r>
-    </w:p>
-    <w:p>
-      <w:pPr>
-        <w:pStyle w:val="BodyText"/>
-      </w:pPr>
-      <w:r>
-        <w:rPr>
-          <w:bCs/>
-          <w:b/>
-        </w:rPr>
-        <w:t xml:space="preserve">Cambiar la contraseña (secretaria).</w:t>
+        <w:t xml:space="preserve">En</w:t>
+      </w:r>
+      <w:r>
+        <w:t xml:space="preserve"> </w:t>
+      </w:r>
+      <w:r>
+        <w:rPr>
+          <w:bCs/>
+          <w:b/>
+        </w:rPr>
+        <w:t xml:space="preserve">Solicitudes</w:t>
+      </w:r>
+      <w:r>
+        <w:t xml:space="preserve"> </w:t>
+      </w:r>
+      <w:r>
+        <w:t xml:space="preserve">el dueño ve lo que pidieron los administradores y aún no está aprobado:</w:t>
       </w:r>
     </w:p>
     <w:p>
       <w:pPr>
         <w:numPr>
           <w:ilvl w:val="0"/>
-          <w:numId w:val="1017"/>
+          <w:numId w:val="1019"/>
         </w:numPr>
         <w:pStyle w:val="Compact"/>
       </w:pPr>
       <w:r>
-        <w:t xml:space="preserve">En el menú de la cuenta toque</w:t>
-      </w:r>
-      <w:r>
-        <w:t xml:space="preserve"> </w:t>
-      </w:r>
-      <w:r>
-        <w:rPr>
-          <w:bCs/>
-          <w:b/>
-        </w:rPr>
-        <w:t xml:space="preserve">Cambiar contraseña</w:t>
-      </w:r>
-      <w:r>
-        <w:t xml:space="preserve">.</w:t>
+        <w:rPr>
+          <w:bCs/>
+          <w:b/>
+        </w:rPr>
+        <w:t xml:space="preserve">Correcciones de la historia clínica:</w:t>
+      </w:r>
+      <w:r>
+        <w:t xml:space="preserve"> </w:t>
+      </w:r>
+      <w:r>
+        <w:t xml:space="preserve">cada tarjeta muestra el paciente, quién la pidió y cuándo, la</w:t>
+      </w:r>
+      <w:r>
+        <w:t xml:space="preserve"> </w:t>
+      </w:r>
+      <w:r>
+        <w:rPr>
+          <w:bCs/>
+          <w:b/>
+        </w:rPr>
+        <w:t xml:space="preserve">entrada original</w:t>
+      </w:r>
+      <w:r>
+        <w:t xml:space="preserve"> </w:t>
+      </w:r>
+      <w:r>
+        <w:t xml:space="preserve">y la</w:t>
+      </w:r>
+      <w:r>
+        <w:t xml:space="preserve"> </w:t>
+      </w:r>
+      <w:r>
+        <w:rPr>
+          <w:bCs/>
+          <w:b/>
+        </w:rPr>
+        <w:t xml:space="preserve">corrección pedida</w:t>
+      </w:r>
+      <w:r>
+        <w:t xml:space="preserve">, una al lado de la otra.</w:t>
       </w:r>
     </w:p>
     <w:p>
       <w:pPr>
         <w:numPr>
           <w:ilvl w:val="0"/>
-          <w:numId w:val="1017"/>
+          <w:numId w:val="1019"/>
         </w:numPr>
         <w:pStyle w:val="Compact"/>
       </w:pPr>
       <w:r>
-        <w:t xml:space="preserve">Escriba la contraseña actual y la nueva dos veces.</w:t>
-      </w:r>
-    </w:p>
-    <w:p>
-      <w:pPr>
-        <w:numPr>
-          <w:ilvl w:val="0"/>
-          <w:numId w:val="1017"/>
-        </w:numPr>
-        <w:pStyle w:val="Compact"/>
-      </w:pPr>
-      <w:r>
-        <w:t xml:space="preserve">Toque</w:t>
-      </w:r>
-      <w:r>
-        <w:t xml:space="preserve"> </w:t>
-      </w:r>
-      <w:r>
-        <w:rPr>
-          <w:bCs/>
-          <w:b/>
-        </w:rPr>
-        <w:t xml:space="preserve">Guardar contraseña</w:t>
-      </w:r>
-      <w:r>
-        <w:t xml:space="preserve">.</w:t>
+        <w:rPr>
+          <w:bCs/>
+          <w:b/>
+        </w:rPr>
+        <w:t xml:space="preserve">Anulaciones del odontograma:</w:t>
+      </w:r>
+      <w:r>
+        <w:t xml:space="preserve"> </w:t>
+      </w:r>
+      <w:r>
+        <w:t xml:space="preserve">el diente, la cara, el hallazgo y el motivo para anularlo.</w:t>
       </w:r>
     </w:p>
     <w:p>
@@ -3591,7 +4190,33 @@
         <w:pStyle w:val="FirstParagraph"/>
       </w:pPr>
       <w:r>
-        <w:t xml:space="preserve">La contraseña nueva debe tener entre 8 y 72 caracteres, con al menos una letra y un número.</w:t>
+        <w:rPr>
+          <w:bCs/>
+          <w:b/>
+        </w:rPr>
+        <w:t xml:space="preserve">Aprobar</w:t>
+      </w:r>
+      <w:r>
+        <w:t xml:space="preserve"> </w:t>
+      </w:r>
+      <w:r>
+        <w:t xml:space="preserve">aplica el cambio: la corrección pasa a la historia (la original queda «Corregida») o el hallazgo deja de dibujarse.</w:t>
+      </w:r>
+      <w:r>
+        <w:t xml:space="preserve"> </w:t>
+      </w:r>
+      <w:r>
+        <w:rPr>
+          <w:bCs/>
+          <w:b/>
+        </w:rPr>
+        <w:t xml:space="preserve">Rechazar</w:t>
+      </w:r>
+      <w:r>
+        <w:t xml:space="preserve"> </w:t>
+      </w:r>
+      <w:r>
+        <w:t xml:space="preserve">pide un motivo; el cambio no se aplica y el motivo queda registrado. El nombre del paciente abre su ficha.</w:t>
       </w:r>
     </w:p>
     <w:p>
@@ -3601,20 +4226,649 @@
       <w:r>
         <w:drawing>
           <wp:inline>
-            <wp:extent cx="4267200" cy="2667000"/>
+            <wp:extent cx="4800600" cy="3634204"/>
             <wp:effectExtent b="0" l="0" r="0" t="0"/>
-            <wp:docPr descr="Cambiar contraseña." title="" id="104" name="Picture"/>
+            <wp:docPr descr="Solicitudes por aprobar." title="" id="112" name="Picture"/>
             <a:graphic>
               <a:graphicData uri="http://schemas.openxmlformats.org/drawingml/2006/picture">
                 <pic:pic>
                   <pic:nvPicPr>
-                    <pic:cNvPr descr="../capturas/manual/s13-cambiar-contrasena.png" id="105" name="Picture"/>
+                    <pic:cNvPr descr="../capturas/manual/s18-solicitudes.png" id="113" name="Picture"/>
                     <pic:cNvPicPr>
                       <a:picLocks noChangeArrowheads="1" noChangeAspect="1"/>
                     </pic:cNvPicPr>
                   </pic:nvPicPr>
                   <pic:blipFill>
-                    <a:blip r:embed="rId103"/>
+                    <a:blip r:embed="rId111"/>
+                    <a:stretch>
+                      <a:fillRect/>
+                    </a:stretch>
+                  </pic:blipFill>
+                  <pic:spPr bwMode="auto">
+                    <a:xfrm>
+                      <a:off x="0" y="0"/>
+                      <a:ext cx="4800600" cy="3634204"/>
+                    </a:xfrm>
+                    <a:prstGeom prst="rect">
+                      <a:avLst/>
+                    </a:prstGeom>
+                    <a:noFill/>
+                    <a:ln w="9525">
+                      <a:noFill/>
+                      <a:headEnd/>
+                      <a:tailEnd/>
+                    </a:ln>
+                  </pic:spPr>
+                </pic:pic>
+              </a:graphicData>
+            </a:graphic>
+          </wp:inline>
+        </w:drawing>
+      </w:r>
+    </w:p>
+    <w:p>
+      <w:pPr>
+        <w:pStyle w:val="ImageCaption"/>
+      </w:pPr>
+      <w:r>
+        <w:t xml:space="preserve">Solicitudes por aprobar.</w:t>
+      </w:r>
+    </w:p>
+    <w:bookmarkEnd w:id="114"/>
+    <w:bookmarkStart w:id="121" w:name="equipo-dueño"/>
+    <w:p>
+      <w:pPr>
+        <w:pStyle w:val="Heading2"/>
+      </w:pPr>
+      <w:r>
+        <w:t xml:space="preserve">5.12 Equipo (dueño)</w:t>
+      </w:r>
+    </w:p>
+    <w:p>
+      <w:pPr>
+        <w:pStyle w:val="FirstParagraph"/>
+      </w:pPr>
+      <w:r>
+        <w:t xml:space="preserve">En</w:t>
+      </w:r>
+      <w:r>
+        <w:t xml:space="preserve"> </w:t>
+      </w:r>
+      <w:r>
+        <w:rPr>
+          <w:bCs/>
+          <w:b/>
+        </w:rPr>
+        <w:t xml:space="preserve">Equipo</w:t>
+      </w:r>
+      <w:r>
+        <w:t xml:space="preserve"> </w:t>
+      </w:r>
+      <w:r>
+        <w:t xml:space="preserve">el dueño administra quién entra al panel.</w:t>
+      </w:r>
+    </w:p>
+    <w:p>
+      <w:pPr>
+        <w:pStyle w:val="CaptionedFigure"/>
+      </w:pPr>
+      <w:r>
+        <w:drawing>
+          <wp:inline>
+            <wp:extent cx="4800600" cy="3375421"/>
+            <wp:effectExtent b="0" l="0" r="0" t="0"/>
+            <wp:docPr descr="Equipo de administradores." title="" id="116" name="Picture"/>
+            <a:graphic>
+              <a:graphicData uri="http://schemas.openxmlformats.org/drawingml/2006/picture">
+                <pic:pic>
+                  <pic:nvPicPr>
+                    <pic:cNvPr descr="../capturas/manual/s19-equipo.png" id="117" name="Picture"/>
+                    <pic:cNvPicPr>
+                      <a:picLocks noChangeArrowheads="1" noChangeAspect="1"/>
+                    </pic:cNvPicPr>
+                  </pic:nvPicPr>
+                  <pic:blipFill>
+                    <a:blip r:embed="rId115"/>
+                    <a:stretch>
+                      <a:fillRect/>
+                    </a:stretch>
+                  </pic:blipFill>
+                  <pic:spPr bwMode="auto">
+                    <a:xfrm>
+                      <a:off x="0" y="0"/>
+                      <a:ext cx="4800600" cy="3375421"/>
+                    </a:xfrm>
+                    <a:prstGeom prst="rect">
+                      <a:avLst/>
+                    </a:prstGeom>
+                    <a:noFill/>
+                    <a:ln w="9525">
+                      <a:noFill/>
+                      <a:headEnd/>
+                      <a:tailEnd/>
+                    </a:ln>
+                  </pic:spPr>
+                </pic:pic>
+              </a:graphicData>
+            </a:graphic>
+          </wp:inline>
+        </w:drawing>
+      </w:r>
+    </w:p>
+    <w:p>
+      <w:pPr>
+        <w:pStyle w:val="ImageCaption"/>
+      </w:pPr>
+      <w:r>
+        <w:t xml:space="preserve">Equipo de administradores.</w:t>
+      </w:r>
+    </w:p>
+    <w:p>
+      <w:pPr>
+        <w:pStyle w:val="BodyText"/>
+      </w:pPr>
+      <w:r>
+        <w:rPr>
+          <w:bCs/>
+          <w:b/>
+        </w:rPr>
+        <w:t xml:space="preserve">Agregar un administrador:</w:t>
+      </w:r>
+    </w:p>
+    <w:p>
+      <w:pPr>
+        <w:numPr>
+          <w:ilvl w:val="0"/>
+          <w:numId w:val="1020"/>
+        </w:numPr>
+        <w:pStyle w:val="Compact"/>
+      </w:pPr>
+      <w:r>
+        <w:t xml:space="preserve">Toque</w:t>
+      </w:r>
+      <w:r>
+        <w:t xml:space="preserve"> </w:t>
+      </w:r>
+      <w:r>
+        <w:rPr>
+          <w:bCs/>
+          <w:b/>
+        </w:rPr>
+        <w:t xml:space="preserve">Agregar administrador</w:t>
+      </w:r>
+      <w:r>
+        <w:t xml:space="preserve">.</w:t>
+      </w:r>
+    </w:p>
+    <w:p>
+      <w:pPr>
+        <w:numPr>
+          <w:ilvl w:val="0"/>
+          <w:numId w:val="1020"/>
+        </w:numPr>
+        <w:pStyle w:val="Compact"/>
+      </w:pPr>
+      <w:r>
+        <w:t xml:space="preserve">Escriba nombre completo, documento, celular y correo (con ese correo ingresará).</w:t>
+      </w:r>
+    </w:p>
+    <w:p>
+      <w:pPr>
+        <w:numPr>
+          <w:ilvl w:val="0"/>
+          <w:numId w:val="1020"/>
+        </w:numPr>
+        <w:pStyle w:val="Compact"/>
+      </w:pPr>
+      <w:r>
+        <w:t xml:space="preserve">Toque</w:t>
+      </w:r>
+      <w:r>
+        <w:t xml:space="preserve"> </w:t>
+      </w:r>
+      <w:r>
+        <w:rPr>
+          <w:bCs/>
+          <w:b/>
+        </w:rPr>
+        <w:t xml:space="preserve">Agregar</w:t>
+      </w:r>
+      <w:r>
+        <w:t xml:space="preserve">. El sistema muestra una</w:t>
+      </w:r>
+      <w:r>
+        <w:t xml:space="preserve"> </w:t>
+      </w:r>
+      <w:r>
+        <w:rPr>
+          <w:bCs/>
+          <w:b/>
+        </w:rPr>
+        <w:t xml:space="preserve">contraseña temporal</w:t>
+      </w:r>
+      <w:r>
+        <w:t xml:space="preserve">: entréguela a la persona.</w:t>
+      </w:r>
+      <w:r>
+        <w:t xml:space="preserve"> </w:t>
+      </w:r>
+      <w:r>
+        <w:rPr>
+          <w:bCs/>
+          <w:b/>
+        </w:rPr>
+        <w:t xml:space="preserve">Solo se muestra esa vez</w:t>
+      </w:r>
+      <w:r>
+        <w:t xml:space="preserve"> </w:t>
+      </w:r>
+      <w:r>
+        <w:t xml:space="preserve">(con</w:t>
+      </w:r>
+      <w:r>
+        <w:t xml:space="preserve"> </w:t>
+      </w:r>
+      <w:r>
+        <w:rPr>
+          <w:bCs/>
+          <w:b/>
+        </w:rPr>
+        <w:t xml:space="preserve">Copiar clave</w:t>
+      </w:r>
+      <w:r>
+        <w:t xml:space="preserve"> </w:t>
+      </w:r>
+      <w:r>
+        <w:t xml:space="preserve">se copia).</w:t>
+      </w:r>
+    </w:p>
+    <w:p>
+      <w:pPr>
+        <w:numPr>
+          <w:ilvl w:val="0"/>
+          <w:numId w:val="1020"/>
+        </w:numPr>
+        <w:pStyle w:val="Compact"/>
+      </w:pPr>
+      <w:r>
+        <w:t xml:space="preserve">La primera vez que ingrese, el sistema le pedirá crear su propia contraseña.</w:t>
+      </w:r>
+    </w:p>
+    <w:p>
+      <w:pPr>
+        <w:pStyle w:val="CaptionedFigure"/>
+      </w:pPr>
+      <w:r>
+        <w:drawing>
+          <wp:inline>
+            <wp:extent cx="3200400" cy="2197608"/>
+            <wp:effectExtent b="0" l="0" r="0" t="0"/>
+            <wp:docPr descr="Contraseña temporal del administrador nuevo." title="" id="119" name="Picture"/>
+            <a:graphic>
+              <a:graphicData uri="http://schemas.openxmlformats.org/drawingml/2006/picture">
+                <pic:pic>
+                  <pic:nvPicPr>
+                    <pic:cNvPr descr="../capturas/manual/s20-clave-temporal.png" id="120" name="Picture"/>
+                    <pic:cNvPicPr>
+                      <a:picLocks noChangeArrowheads="1" noChangeAspect="1"/>
+                    </pic:cNvPicPr>
+                  </pic:nvPicPr>
+                  <pic:blipFill>
+                    <a:blip r:embed="rId118"/>
+                    <a:stretch>
+                      <a:fillRect/>
+                    </a:stretch>
+                  </pic:blipFill>
+                  <pic:spPr bwMode="auto">
+                    <a:xfrm>
+                      <a:off x="0" y="0"/>
+                      <a:ext cx="3200400" cy="2197608"/>
+                    </a:xfrm>
+                    <a:prstGeom prst="rect">
+                      <a:avLst/>
+                    </a:prstGeom>
+                    <a:noFill/>
+                    <a:ln w="9525">
+                      <a:noFill/>
+                      <a:headEnd/>
+                      <a:tailEnd/>
+                    </a:ln>
+                  </pic:spPr>
+                </pic:pic>
+              </a:graphicData>
+            </a:graphic>
+          </wp:inline>
+        </w:drawing>
+      </w:r>
+    </w:p>
+    <w:p>
+      <w:pPr>
+        <w:pStyle w:val="ImageCaption"/>
+      </w:pPr>
+      <w:r>
+        <w:t xml:space="preserve">Contraseña temporal del administrador nuevo.</w:t>
+      </w:r>
+    </w:p>
+    <w:p>
+      <w:pPr>
+        <w:pStyle w:val="BodyText"/>
+      </w:pPr>
+      <w:r>
+        <w:t xml:space="preserve">En</w:t>
+      </w:r>
+      <w:r>
+        <w:t xml:space="preserve"> </w:t>
+      </w:r>
+      <w:r>
+        <w:rPr>
+          <w:bCs/>
+          <w:b/>
+        </w:rPr>
+        <w:t xml:space="preserve">Opciones</w:t>
+      </w:r>
+      <w:r>
+        <w:t xml:space="preserve"> </w:t>
+      </w:r>
+      <w:r>
+        <w:t xml:space="preserve">de cada persona:</w:t>
+      </w:r>
+    </w:p>
+    <w:p>
+      <w:pPr>
+        <w:numPr>
+          <w:ilvl w:val="0"/>
+          <w:numId w:val="1021"/>
+        </w:numPr>
+        <w:pStyle w:val="Compact"/>
+      </w:pPr>
+      <w:r>
+        <w:rPr>
+          <w:bCs/>
+          <w:b/>
+        </w:rPr>
+        <w:t xml:space="preserve">Editar datos:</w:t>
+      </w:r>
+      <w:r>
+        <w:t xml:space="preserve"> </w:t>
+      </w:r>
+      <w:r>
+        <w:t xml:space="preserve">nombre, documento, celular o correo.</w:t>
+      </w:r>
+    </w:p>
+    <w:p>
+      <w:pPr>
+        <w:numPr>
+          <w:ilvl w:val="0"/>
+          <w:numId w:val="1021"/>
+        </w:numPr>
+        <w:pStyle w:val="Compact"/>
+      </w:pPr>
+      <w:r>
+        <w:rPr>
+          <w:bCs/>
+          <w:b/>
+        </w:rPr>
+        <w:t xml:space="preserve">Nueva clave temporal:</w:t>
+      </w:r>
+      <w:r>
+        <w:t xml:space="preserve"> </w:t>
+      </w:r>
+      <w:r>
+        <w:t xml:space="preserve">si olvidó su contraseña.</w:t>
+      </w:r>
+    </w:p>
+    <w:p>
+      <w:pPr>
+        <w:numPr>
+          <w:ilvl w:val="0"/>
+          <w:numId w:val="1021"/>
+        </w:numPr>
+        <w:pStyle w:val="Compact"/>
+      </w:pPr>
+      <w:r>
+        <w:rPr>
+          <w:bCs/>
+          <w:b/>
+        </w:rPr>
+        <w:t xml:space="preserve">Desactivar / Activar:</w:t>
+      </w:r>
+      <w:r>
+        <w:t xml:space="preserve"> </w:t>
+      </w:r>
+      <w:r>
+        <w:t xml:space="preserve">un administrador desactivado no puede ingresar y, si tenía el panel abierto, se le cierra de inmediato. Sus registros se conservan.</w:t>
+      </w:r>
+    </w:p>
+    <w:p>
+      <w:pPr>
+        <w:numPr>
+          <w:ilvl w:val="0"/>
+          <w:numId w:val="1021"/>
+        </w:numPr>
+        <w:pStyle w:val="Compact"/>
+      </w:pPr>
+      <w:r>
+        <w:rPr>
+          <w:bCs/>
+          <w:b/>
+        </w:rPr>
+        <w:t xml:space="preserve">Eliminar:</w:t>
+      </w:r>
+      <w:r>
+        <w:t xml:space="preserve"> </w:t>
+      </w:r>
+      <w:r>
+        <w:t xml:space="preserve">borra a la persona. Si ya registró pacientes, citas o historia clínica no se puede borrar (esos registros deben decir quién los hizo) y el sistema sugiere desactivarla.</w:t>
+      </w:r>
+    </w:p>
+    <w:p>
+      <w:pPr>
+        <w:pStyle w:val="FirstParagraph"/>
+      </w:pPr>
+      <w:r>
+        <w:t xml:space="preserve">La cuenta del dueño no aparece aquí: solo la crea o la modifica el equipo técnico.</w:t>
+      </w:r>
+    </w:p>
+    <w:bookmarkEnd w:id="121"/>
+    <w:bookmarkStart w:id="122" w:name="especialidades-y-especialistas"/>
+    <w:p>
+      <w:pPr>
+        <w:pStyle w:val="Heading2"/>
+      </w:pPr>
+      <w:r>
+        <w:t xml:space="preserve">5.13 Especialidades y especialistas</w:t>
+      </w:r>
+    </w:p>
+    <w:p>
+      <w:pPr>
+        <w:pStyle w:val="FirstParagraph"/>
+      </w:pPr>
+      <w:r>
+        <w:t xml:space="preserve">En esta versión las especialidades y los especialistas</w:t>
+      </w:r>
+      <w:r>
+        <w:t xml:space="preserve"> </w:t>
+      </w:r>
+      <w:r>
+        <w:rPr>
+          <w:bCs/>
+          <w:b/>
+        </w:rPr>
+        <w:t xml:space="preserve">los configura el equipo técnico</w:t>
+      </w:r>
+      <w:r>
+        <w:t xml:space="preserve"> </w:t>
+      </w:r>
+      <w:r>
+        <w:t xml:space="preserve">al poner el sistema en marcha o cuando el consultorio lo pida (por ejemplo, para agregar un nuevo especialista o cambiar la descripción de una especialidad). El panel de la secretaria solo administra citas, pacientes y horarios. Una pantalla para que el consultorio los edite por sí mismo está prevista para una versión posterior.</w:t>
+      </w:r>
+    </w:p>
+    <w:bookmarkEnd w:id="122"/>
+    <w:bookmarkEnd w:id="123"/>
+    <w:bookmarkStart w:id="127" w:name="gestión-de-usuarios"/>
+    <w:p>
+      <w:pPr>
+        <w:pStyle w:val="Heading1"/>
+      </w:pPr>
+      <w:r>
+        <w:t xml:space="preserve">6. Gestión de usuarios</w:t>
+      </w:r>
+    </w:p>
+    <w:p>
+      <w:pPr>
+        <w:pStyle w:val="FirstParagraph"/>
+      </w:pPr>
+      <w:r>
+        <w:rPr>
+          <w:bCs/>
+          <w:b/>
+        </w:rPr>
+        <w:t xml:space="preserve">Crear cuenta o perfil.</w:t>
+      </w:r>
+      <w:r>
+        <w:t xml:space="preserve"> </w:t>
+      </w:r>
+      <w:r>
+        <w:t xml:space="preserve">Los pacientes no tienen cuenta ni perfil: sus datos quedan guardados en su ficha cuando piden o reciben una cita. Las cuentas de los administradores las crea el dueño desde</w:t>
+      </w:r>
+      <w:r>
+        <w:t xml:space="preserve"> </w:t>
+      </w:r>
+      <w:r>
+        <w:rPr>
+          <w:bCs/>
+          <w:b/>
+        </w:rPr>
+        <w:t xml:space="preserve">Equipo</w:t>
+      </w:r>
+      <w:r>
+        <w:t xml:space="preserve"> </w:t>
+      </w:r>
+      <w:r>
+        <w:t xml:space="preserve">(sección 5.12); la cuenta del dueño la crea el equipo técnico con una clave especial y el correo del dueño.</w:t>
+      </w:r>
+    </w:p>
+    <w:p>
+      <w:pPr>
+        <w:pStyle w:val="BodyText"/>
+      </w:pPr>
+      <w:r>
+        <w:rPr>
+          <w:bCs/>
+          <w:b/>
+        </w:rPr>
+        <w:t xml:space="preserve">Primer ingreso (secretaria).</w:t>
+      </w:r>
+      <w:r>
+        <w:t xml:space="preserve"> </w:t>
+      </w:r>
+      <w:r>
+        <w:t xml:space="preserve">Con la contraseña temporal, el sistema abre la pantalla «Crea tu contraseña»: escriba la temporal como contraseña actual y elija una propia. Sin ese paso no se puede entrar al panel.</w:t>
+      </w:r>
+    </w:p>
+    <w:p>
+      <w:pPr>
+        <w:pStyle w:val="BodyText"/>
+      </w:pPr>
+      <w:r>
+        <w:rPr>
+          <w:bCs/>
+          <w:b/>
+        </w:rPr>
+        <w:t xml:space="preserve">Cambiar la contraseña (secretaria).</w:t>
+      </w:r>
+    </w:p>
+    <w:p>
+      <w:pPr>
+        <w:numPr>
+          <w:ilvl w:val="0"/>
+          <w:numId w:val="1022"/>
+        </w:numPr>
+        <w:pStyle w:val="Compact"/>
+      </w:pPr>
+      <w:r>
+        <w:t xml:space="preserve">En el menú de la cuenta toque</w:t>
+      </w:r>
+      <w:r>
+        <w:t xml:space="preserve"> </w:t>
+      </w:r>
+      <w:r>
+        <w:rPr>
+          <w:bCs/>
+          <w:b/>
+        </w:rPr>
+        <w:t xml:space="preserve">Cambiar contraseña</w:t>
+      </w:r>
+      <w:r>
+        <w:t xml:space="preserve">.</w:t>
+      </w:r>
+    </w:p>
+    <w:p>
+      <w:pPr>
+        <w:numPr>
+          <w:ilvl w:val="0"/>
+          <w:numId w:val="1022"/>
+        </w:numPr>
+        <w:pStyle w:val="Compact"/>
+      </w:pPr>
+      <w:r>
+        <w:t xml:space="preserve">Escriba la contraseña actual y la nueva dos veces.</w:t>
+      </w:r>
+    </w:p>
+    <w:p>
+      <w:pPr>
+        <w:numPr>
+          <w:ilvl w:val="0"/>
+          <w:numId w:val="1022"/>
+        </w:numPr>
+        <w:pStyle w:val="Compact"/>
+      </w:pPr>
+      <w:r>
+        <w:t xml:space="preserve">Toque</w:t>
+      </w:r>
+      <w:r>
+        <w:t xml:space="preserve"> </w:t>
+      </w:r>
+      <w:r>
+        <w:rPr>
+          <w:bCs/>
+          <w:b/>
+        </w:rPr>
+        <w:t xml:space="preserve">Guardar contraseña</w:t>
+      </w:r>
+      <w:r>
+        <w:t xml:space="preserve">.</w:t>
+      </w:r>
+    </w:p>
+    <w:p>
+      <w:pPr>
+        <w:pStyle w:val="FirstParagraph"/>
+      </w:pPr>
+      <w:r>
+        <w:t xml:space="preserve">La contraseña nueva debe tener entre 8 y 72 caracteres, con al menos una letra y un número.</w:t>
+      </w:r>
+    </w:p>
+    <w:p>
+      <w:pPr>
+        <w:pStyle w:val="CaptionedFigure"/>
+      </w:pPr>
+      <w:r>
+        <w:drawing>
+          <wp:inline>
+            <wp:extent cx="4267200" cy="2667000"/>
+            <wp:effectExtent b="0" l="0" r="0" t="0"/>
+            <wp:docPr descr="Cambiar contraseña." title="" id="125" name="Picture"/>
+            <a:graphic>
+              <a:graphicData uri="http://schemas.openxmlformats.org/drawingml/2006/picture">
+                <pic:pic>
+                  <pic:nvPicPr>
+                    <pic:cNvPr descr="../capturas/manual/s13-cambiar-contrasena.png" id="126" name="Picture"/>
+                    <pic:cNvPicPr>
+                      <a:picLocks noChangeArrowheads="1" noChangeAspect="1"/>
+                    </pic:cNvPicPr>
+                  </pic:nvPicPr>
+                  <pic:blipFill>
+                    <a:blip r:embed="rId124"/>
                     <a:stretch>
                       <a:fillRect/>
                     </a:stretch>
@@ -3654,7 +4908,23 @@
         <w:pStyle w:val="BodyText"/>
       </w:pPr>
       <w:r>
-        <w:t xml:space="preserve">Si olvidó la contraseña, no hay recuperación automática: avise al equipo técnico, que la restablece.</w:t>
+        <w:t xml:space="preserve">Si olvidó la contraseña, no hay recuperación automática: un administrador le pide al dueño una</w:t>
+      </w:r>
+      <w:r>
+        <w:t xml:space="preserve"> </w:t>
+      </w:r>
+      <w:r>
+        <w:rPr>
+          <w:bCs/>
+          <w:b/>
+        </w:rPr>
+        <w:t xml:space="preserve">Nueva clave temporal</w:t>
+      </w:r>
+      <w:r>
+        <w:t xml:space="preserve"> </w:t>
+      </w:r>
+      <w:r>
+        <w:t xml:space="preserve">(sección 5.12); el dueño se la pide al equipo técnico.</w:t>
       </w:r>
     </w:p>
     <w:p>
@@ -3813,14 +5083,94 @@
               <w:jc w:val="left"/>
             </w:pPr>
             <w:r>
-              <w:t xml:space="preserve">Todo el panel: agenda, pacientes e historia clínica, horarios, registrar pacientes y cambiar citas.</w:t>
+              <w:t xml:space="preserve">Agenda, pacientes, historia clínica y odontograma, horarios, registrar pacientes y cambiar citas. Sus correcciones a la historia y las anulaciones del odontograma esperan la aprobación del dueño.</w:t>
+            </w:r>
+          </w:p>
+        </w:tc>
+      </w:tr>
+      <w:tr>
+        <w:tc>
+          <w:tcPr/>
+          <w:p>
+            <w:pPr>
+              <w:pStyle w:val="Compact"/>
+              <w:jc w:val="left"/>
+            </w:pPr>
+            <w:r>
+              <w:rPr>
+                <w:bCs/>
+                <w:b/>
+              </w:rPr>
+              <w:t xml:space="preserve">Dueño</w:t>
+            </w:r>
+            <w:r>
+              <w:t xml:space="preserve"> </w:t>
+            </w:r>
+            <w:r>
+              <w:t xml:space="preserve">(superadmin)</w:t>
+            </w:r>
+          </w:p>
+        </w:tc>
+        <w:tc>
+          <w:tcPr/>
+          <w:p>
+            <w:pPr>
+              <w:pStyle w:val="Compact"/>
+              <w:jc w:val="left"/>
+            </w:pPr>
+            <w:r>
+              <w:t xml:space="preserve">Con su correo y contraseña, por el candado</w:t>
+            </w:r>
+          </w:p>
+        </w:tc>
+        <w:tc>
+          <w:tcPr/>
+          <w:p>
+            <w:pPr>
+              <w:pStyle w:val="Compact"/>
+              <w:jc w:val="left"/>
+            </w:pPr>
+            <w:r>
+              <w:t xml:space="preserve">Todo lo anterior, sin esperar aprobación, más</w:t>
+            </w:r>
+            <w:r>
+              <w:t xml:space="preserve"> </w:t>
+            </w:r>
+            <w:r>
+              <w:rPr>
+                <w:bCs/>
+                <w:b/>
+              </w:rPr>
+              <w:t xml:space="preserve">Solicitudes</w:t>
+            </w:r>
+            <w:r>
+              <w:t xml:space="preserve"> </w:t>
+            </w:r>
+            <w:r>
+              <w:t xml:space="preserve">(aprobar o rechazar cambios a la historia clínica) y</w:t>
+            </w:r>
+            <w:r>
+              <w:t xml:space="preserve"> </w:t>
+            </w:r>
+            <w:r>
+              <w:rPr>
+                <w:bCs/>
+                <w:b/>
+              </w:rPr>
+              <w:t xml:space="preserve">Equipo</w:t>
+            </w:r>
+            <w:r>
+              <w:t xml:space="preserve"> </w:t>
+            </w:r>
+            <w:r>
+              <w:t xml:space="preserve">(crear, editar, desactivar y eliminar administradores).</w:t>
             </w:r>
           </w:p>
         </w:tc>
       </w:tr>
     </w:tbl>
-    <w:bookmarkEnd w:id="106"/>
-    <w:bookmarkStart w:id="107" w:name="notificaciones-y-alertas"/>
+    <w:bookmarkEnd w:id="127"/>
+    <w:bookmarkStart w:id="128" w:name="notificaciones-y-alertas"/>
     <w:p>
       <w:pPr>
         <w:pStyle w:val="Heading1"/>
@@ -4159,8 +5509,8 @@
         <w:t xml:space="preserve">para quitarlo de la lista.</w:t>
       </w:r>
     </w:p>
-    <w:bookmarkEnd w:id="107"/>
-    <w:bookmarkStart w:id="108" w:name="solución-de-problemas-comunes"/>
+    <w:bookmarkEnd w:id="128"/>
+    <w:bookmarkStart w:id="129" w:name="solución-de-problemas-comunes"/>
     <w:p>
       <w:pPr>
         <w:pStyle w:val="Heading1"/>
@@ -4521,8 +5871,52 @@
         <w:t xml:space="preserve">reprograme o cancele primero la cita desde la agenda.</w:t>
       </w:r>
     </w:p>
-    <w:bookmarkEnd w:id="108"/>
-    <w:bookmarkStart w:id="109" w:name="glosario"/>
+    <w:p>
+      <w:pPr>
+        <w:pStyle w:val="BodyText"/>
+      </w:pPr>
+      <w:r>
+        <w:rPr>
+          <w:bCs/>
+          <w:b/>
+        </w:rPr>
+        <w:t xml:space="preserve">Problema 9: No me deja corregir una entrada de la historia.</w:t>
+      </w:r>
+      <w:r>
+        <w:br/>
+      </w:r>
+      <w:r>
+        <w:rPr>
+          <w:bCs/>
+          <w:b/>
+        </w:rPr>
+        <w:t xml:space="preserve">Causa:</w:t>
+      </w:r>
+      <w:r>
+        <w:t xml:space="preserve"> </w:t>
+      </w:r>
+      <w:r>
+        <w:t xml:space="preserve">ya tiene una corrección esperando la aprobación del dueño, o la entrada ya fue corregida.</w:t>
+      </w:r>
+      <w:r>
+        <w:br/>
+      </w:r>
+      <w:r>
+        <w:rPr>
+          <w:bCs/>
+          <w:b/>
+        </w:rPr>
+        <w:t xml:space="preserve">Solución:</w:t>
+      </w:r>
+      <w:r>
+        <w:t xml:space="preserve"> </w:t>
+      </w:r>
+      <w:r>
+        <w:t xml:space="preserve">espere a que el dueño revise la solicitud, o corrija la corrección más reciente.</w:t>
+      </w:r>
+    </w:p>
+    <w:bookmarkEnd w:id="129"/>
+    <w:bookmarkStart w:id="130" w:name="glosario"/>
     <w:p>
       <w:pPr>
         <w:pStyle w:val="Heading1"/>
@@ -4740,7 +6134,7 @@
         <w:t xml:space="preserve"> </w:t>
       </w:r>
       <w:r>
-        <w:t xml:space="preserve">notas que la secretaria agrega a la ficha después de las citas atendidas. No se borran: se corrigen dejando constancia.</w:t>
+        <w:t xml:space="preserve">notas que la secretaria agrega a la ficha después de las citas atendidas. No se borran: se corrigen dejando constancia, y las correcciones de la secretaria las aprueba el dueño.</w:t>
       </w:r>
     </w:p>
     <w:p>
@@ -4752,6 +6146,78 @@
           <w:bCs/>
           <w:b/>
         </w:rPr>
+        <w:t xml:space="preserve">Hallazgo:</w:t>
+      </w:r>
+      <w:r>
+        <w:t xml:space="preserve"> </w:t>
+      </w:r>
+      <w:r>
+        <w:t xml:space="preserve">lo que se encontró o se hizo en un diente o en una de sus caras (caries, resina, corona, etc.), por hacer o realizado.</w:t>
+      </w:r>
+    </w:p>
+    <w:p>
+      <w:pPr>
+        <w:pStyle w:val="BodyText"/>
+      </w:pPr>
+      <w:r>
+        <w:rPr>
+          <w:bCs/>
+          <w:b/>
+        </w:rPr>
+        <w:t xml:space="preserve">Odontograma:</w:t>
+      </w:r>
+      <w:r>
+        <w:t xml:space="preserve"> </w:t>
+      </w:r>
+      <w:r>
+        <w:t xml:space="preserve">dibujo de la boca del paciente donde se registran los hallazgos de cada diente.</w:t>
+      </w:r>
+    </w:p>
+    <w:p>
+      <w:pPr>
+        <w:pStyle w:val="BodyText"/>
+      </w:pPr>
+      <w:r>
+        <w:rPr>
+          <w:bCs/>
+          <w:b/>
+        </w:rPr>
+        <w:t xml:space="preserve">Solicitud:</w:t>
+      </w:r>
+      <w:r>
+        <w:t xml:space="preserve"> </w:t>
+      </w:r>
+      <w:r>
+        <w:t xml:space="preserve">cambio a la historia clínica (corrección o anulación) que pidió un administrador y espera la decisión del dueño.</w:t>
+      </w:r>
+    </w:p>
+    <w:p>
+      <w:pPr>
+        <w:pStyle w:val="BodyText"/>
+      </w:pPr>
+      <w:r>
+        <w:rPr>
+          <w:bCs/>
+          <w:b/>
+        </w:rPr>
+        <w:t xml:space="preserve">FDI:</w:t>
+      </w:r>
+      <w:r>
+        <w:t xml:space="preserve"> </w:t>
+      </w:r>
+      <w:r>
+        <w:t xml:space="preserve">numeración internacional de los dientes: el primer número es el cuadrante (1 a 4 permanentes, 5 a 8 de leche) y el segundo la pieza, contando desde el centro de la boca.</w:t>
+      </w:r>
+    </w:p>
+    <w:p>
+      <w:pPr>
+        <w:pStyle w:val="BodyText"/>
+      </w:pPr>
+      <w:r>
+        <w:rPr>
+          <w:bCs/>
+          <w:b/>
+        </w:rPr>
         <w:t xml:space="preserve">Horario (franja):</w:t>
       </w:r>
       <w:r>
@@ -4815,8 +6281,8 @@
         <w:t xml:space="preserve">aplicación de mensajería por la que el sistema envía los avisos.</w:t>
       </w:r>
     </w:p>
-    <w:bookmarkEnd w:id="109"/>
-    <w:bookmarkStart w:id="110" w:name="cierre-de-sesión-y-seguridad"/>
+    <w:bookmarkEnd w:id="130"/>
+    <w:bookmarkStart w:id="131" w:name="cierre-de-sesión-y-seguridad"/>
     <w:p>
       <w:pPr>
         <w:pStyle w:val="Heading1"/>
@@ -4872,7 +6338,7 @@
       <w:pPr>
         <w:numPr>
           <w:ilvl w:val="0"/>
-          <w:numId w:val="1018"/>
+          <w:numId w:val="1023"/>
         </w:numPr>
         <w:pStyle w:val="Compact"/>
       </w:pPr>
@@ -4884,7 +6350,7 @@
       <w:pPr>
         <w:numPr>
           <w:ilvl w:val="0"/>
-          <w:numId w:val="1018"/>
+          <w:numId w:val="1023"/>
         </w:numPr>
         <w:pStyle w:val="Compact"/>
       </w:pPr>
@@ -4896,7 +6362,7 @@
       <w:pPr>
         <w:numPr>
           <w:ilvl w:val="0"/>
-          <w:numId w:val="1018"/>
+          <w:numId w:val="1023"/>
         </w:numPr>
         <w:pStyle w:val="Compact"/>
       </w:pPr>
@@ -4908,7 +6374,7 @@
       <w:pPr>
         <w:numPr>
           <w:ilvl w:val="0"/>
-          <w:numId w:val="1018"/>
+          <w:numId w:val="1023"/>
         </w:numPr>
         <w:pStyle w:val="Compact"/>
       </w:pPr>
@@ -4920,7 +6386,7 @@
       <w:pPr>
         <w:numPr>
           <w:ilvl w:val="0"/>
-          <w:numId w:val="1018"/>
+          <w:numId w:val="1023"/>
         </w:numPr>
         <w:pStyle w:val="Compact"/>
       </w:pPr>
@@ -4950,7 +6416,7 @@
       <w:pPr>
         <w:numPr>
           <w:ilvl w:val="0"/>
-          <w:numId w:val="1019"/>
+          <w:numId w:val="1024"/>
         </w:numPr>
         <w:pStyle w:val="Compact"/>
       </w:pPr>
@@ -4962,7 +6428,7 @@
       <w:pPr>
         <w:numPr>
           <w:ilvl w:val="0"/>
-          <w:numId w:val="1019"/>
+          <w:numId w:val="1024"/>
         </w:numPr>
         <w:pStyle w:val="Compact"/>
       </w:pPr>
@@ -4970,7 +6436,7 @@
         <w:t xml:space="preserve">Equipo técnico: Emmanuel Artunduaga Charry (emmanuel_artunduagach@fet.edu.co) y Jawer Leonardo Manrique Yosa (jawer_manriqueyo@fet.edu.co).</w:t>
       </w:r>
     </w:p>
-    <w:bookmarkEnd w:id="110"/>
+    <w:bookmarkEnd w:id="131"/>
     <w:sectPr/>
   </w:body>
 </w:document>
@@ -5553,6 +7019,9 @@
     <w:abstractNumId w:val="991"/>
   </w:num>
   <w:num w:numId="1012">
+    <w:abstractNumId w:val="991"/>
+  </w:num>
+  <w:num w:numId="1013">
     <w:abstractNumId w:val="99411"/>
     <w:lvlOverride w:ilvl="0">
       <w:startOverride w:val="1"/>
@@ -5582,7 +7051,37 @@
       <w:startOverride w:val="1"/>
     </w:lvlOverride>
   </w:num>
-  <w:num w:numId="1013">
+  <w:num w:numId="1014">
+    <w:abstractNumId w:val="99411"/>
+    <w:lvlOverride w:ilvl="0">
+      <w:startOverride w:val="1"/>
+    </w:lvlOverride>
+    <w:lvlOverride w:ilvl="1">
+      <w:startOverride w:val="1"/>
+    </w:lvlOverride>
+    <w:lvlOverride w:ilvl="2">
+      <w:startOverride w:val="1"/>
+    </w:lvlOverride>
+    <w:lvlOverride w:ilvl="3">
+      <w:startOverride w:val="1"/>
+    </w:lvlOverride>
+    <w:lvlOverride w:ilvl="4">
+      <w:startOverride w:val="1"/>
+    </w:lvlOverride>
+    <w:lvlOverride w:ilvl="5">
+      <w:startOverride w:val="1"/>
+    </w:lvlOverride>
+    <w:lvlOverride w:ilvl="6">
+      <w:startOverride w:val="1"/>
+    </w:lvlOverride>
+    <w:lvlOverride w:ilvl="7">
+      <w:startOverride w:val="1"/>
+    </w:lvlOverride>
+    <w:lvlOverride w:ilvl="8">
+      <w:startOverride w:val="1"/>
+    </w:lvlOverride>
+  </w:num>
+  <w:num w:numId="1015">
     <w:abstractNumId w:val="99414"/>
     <w:lvlOverride w:ilvl="0">
       <w:startOverride w:val="4"/>
@@ -5612,7 +7111,7 @@
       <w:startOverride w:val="4"/>
     </w:lvlOverride>
   </w:num>
-  <w:num w:numId="1014">
+  <w:num w:numId="1016">
     <w:abstractNumId w:val="99416"/>
     <w:lvlOverride w:ilvl="0">
       <w:startOverride w:val="6"/>
@@ -5642,46 +7141,82 @@
       <w:startOverride w:val="6"/>
     </w:lvlOverride>
   </w:num>
-  <w:num w:numId="1015">
+  <w:num w:numId="1017">
     <w:abstractNumId w:val="991"/>
-  </w:num>
-  <w:num w:numId="1016">
-    <w:abstractNumId w:val="991"/>
-  </w:num>
-  <w:num w:numId="1017">
-    <w:abstractNumId w:val="99411"/>
-    <w:lvlOverride w:ilvl="0">
-      <w:startOverride w:val="1"/>
-    </w:lvlOverride>
-    <w:lvlOverride w:ilvl="1">
-      <w:startOverride w:val="1"/>
-    </w:lvlOverride>
-    <w:lvlOverride w:ilvl="2">
-      <w:startOverride w:val="1"/>
-    </w:lvlOverride>
-    <w:lvlOverride w:ilvl="3">
-      <w:startOverride w:val="1"/>
-    </w:lvlOverride>
-    <w:lvlOverride w:ilvl="4">
-      <w:startOverride w:val="1"/>
-    </w:lvlOverride>
-    <w:lvlOverride w:ilvl="5">
-      <w:startOverride w:val="1"/>
-    </w:lvlOverride>
-    <w:lvlOverride w:ilvl="6">
-      <w:startOverride w:val="1"/>
-    </w:lvlOverride>
-    <w:lvlOverride w:ilvl="7">
-      <w:startOverride w:val="1"/>
-    </w:lvlOverride>
-    <w:lvlOverride w:ilvl="8">
-      <w:startOverride w:val="1"/>
-    </w:lvlOverride>
   </w:num>
   <w:num w:numId="1018">
     <w:abstractNumId w:val="991"/>
   </w:num>
   <w:num w:numId="1019">
+    <w:abstractNumId w:val="991"/>
+  </w:num>
+  <w:num w:numId="1020">
+    <w:abstractNumId w:val="99411"/>
+    <w:lvlOverride w:ilvl="0">
+      <w:startOverride w:val="1"/>
+    </w:lvlOverride>
+    <w:lvlOverride w:ilvl="1">
+      <w:startOverride w:val="1"/>
+    </w:lvlOverride>
+    <w:lvlOverride w:ilvl="2">
+      <w:startOverride w:val="1"/>
+    </w:lvlOverride>
+    <w:lvlOverride w:ilvl="3">
+      <w:startOverride w:val="1"/>
+    </w:lvlOverride>
+    <w:lvlOverride w:ilvl="4">
+      <w:startOverride w:val="1"/>
+    </w:lvlOverride>
+    <w:lvlOverride w:ilvl="5">
+      <w:startOverride w:val="1"/>
+    </w:lvlOverride>
+    <w:lvlOverride w:ilvl="6">
+      <w:startOverride w:val="1"/>
+    </w:lvlOverride>
+    <w:lvlOverride w:ilvl="7">
+      <w:startOverride w:val="1"/>
+    </w:lvlOverride>
+    <w:lvlOverride w:ilvl="8">
+      <w:startOverride w:val="1"/>
+    </w:lvlOverride>
+  </w:num>
+  <w:num w:numId="1021">
+    <w:abstractNumId w:val="991"/>
+  </w:num>
+  <w:num w:numId="1022">
+    <w:abstractNumId w:val="99411"/>
+    <w:lvlOverride w:ilvl="0">
+      <w:startOverride w:val="1"/>
+    </w:lvlOverride>
+    <w:lvlOverride w:ilvl="1">
+      <w:startOverride w:val="1"/>
+    </w:lvlOverride>
+    <w:lvlOverride w:ilvl="2">
+      <w:startOverride w:val="1"/>
+    </w:lvlOverride>
+    <w:lvlOverride w:ilvl="3">
+      <w:startOverride w:val="1"/>
+    </w:lvlOverride>
+    <w:lvlOverride w:ilvl="4">
+      <w:startOverride w:val="1"/>
+    </w:lvlOverride>
+    <w:lvlOverride w:ilvl="5">
+      <w:startOverride w:val="1"/>
+    </w:lvlOverride>
+    <w:lvlOverride w:ilvl="6">
+      <w:startOverride w:val="1"/>
+    </w:lvlOverride>
+    <w:lvlOverride w:ilvl="7">
+      <w:startOverride w:val="1"/>
+    </w:lvlOverride>
+    <w:lvlOverride w:ilvl="8">
+      <w:startOverride w:val="1"/>
+    </w:lvlOverride>
+  </w:num>
+  <w:num w:numId="1023">
+    <w:abstractNumId w:val="991"/>
+  </w:num>
+  <w:num w:numId="1024">
     <w:abstractNumId w:val="991"/>
   </w:num>
 </w:numbering>

--- a/docs/para-drive/Manual de usuario.docx
+++ b/docs/para-drive/Manual de usuario.docx
@@ -1007,6 +1007,42 @@
                 <w:bCs/>
                 <w:b/>
               </w:rPr>
+              <w:t xml:space="preserve">Especialistas</w:t>
+            </w:r>
+            <w:r>
+              <w:t xml:space="preserve"> </w:t>
+            </w:r>
+            <w:r>
+              <w:t xml:space="preserve">(solo el dueño)</w:t>
+            </w:r>
+          </w:p>
+        </w:tc>
+        <w:tc>
+          <w:tcPr/>
+          <w:p>
+            <w:pPr>
+              <w:pStyle w:val="Compact"/>
+              <w:jc w:val="left"/>
+            </w:pPr>
+            <w:r>
+              <w:t xml:space="preserve">Registrar a los odontólogos que atienden, con foto, título y las especialidades que cubren.</w:t>
+            </w:r>
+          </w:p>
+        </w:tc>
+      </w:tr>
+      <w:tr>
+        <w:tc>
+          <w:tcPr/>
+          <w:p>
+            <w:pPr>
+              <w:pStyle w:val="Compact"/>
+              <w:jc w:val="left"/>
+            </w:pPr>
+            <w:r>
+              <w:rPr>
+                <w:bCs/>
+                <w:b/>
+              </w:rPr>
               <w:t xml:space="preserve">Equipo</w:t>
             </w:r>
             <w:r>
@@ -1109,7 +1145,7 @@
     </w:p>
     <w:bookmarkEnd w:id="33"/>
     <w:bookmarkEnd w:id="34"/>
-    <w:bookmarkStart w:id="123" w:name="funciones-principales"/>
+    <w:bookmarkStart w:id="129" w:name="funciones-principales"/>
     <w:p>
       <w:pPr>
         <w:pStyle w:val="Heading1"/>
@@ -4670,13 +4706,13 @@
       </w:r>
     </w:p>
     <w:bookmarkEnd w:id="121"/>
-    <w:bookmarkStart w:id="122" w:name="especialidades-y-especialistas"/>
+    <w:bookmarkStart w:id="128" w:name="especialistas-dueño"/>
     <w:p>
       <w:pPr>
         <w:pStyle w:val="Heading2"/>
       </w:pPr>
       <w:r>
-        <w:t xml:space="preserve">5.13 Especialidades y especialistas</w:t>
+        <w:t xml:space="preserve">5.13 Especialistas (dueño)</w:t>
       </w:r>
     </w:p>
     <w:p>
@@ -4684,68 +4720,91 @@
         <w:pStyle w:val="FirstParagraph"/>
       </w:pPr>
       <w:r>
-        <w:t xml:space="preserve">En esta versión las especialidades y los especialistas</w:t>
-      </w:r>
-      <w:r>
-        <w:t xml:space="preserve"> </w:t>
-      </w:r>
-      <w:r>
-        <w:rPr>
-          <w:bCs/>
-          <w:b/>
-        </w:rPr>
-        <w:t xml:space="preserve">los configura el equipo técnico</w:t>
-      </w:r>
-      <w:r>
-        <w:t xml:space="preserve"> </w:t>
-      </w:r>
-      <w:r>
-        <w:t xml:space="preserve">al poner el sistema en marcha o cuando el consultorio lo pida (por ejemplo, para agregar un nuevo especialista o cambiar la descripción de una especialidad). El panel de la secretaria solo administra citas, pacientes y horarios. Una pantalla para que el consultorio los edite por sí mismo está prevista para una versión posterior.</w:t>
-      </w:r>
-    </w:p>
-    <w:bookmarkEnd w:id="122"/>
-    <w:bookmarkEnd w:id="123"/>
-    <w:bookmarkStart w:id="127" w:name="gestión-de-usuarios"/>
-    <w:p>
-      <w:pPr>
-        <w:pStyle w:val="Heading1"/>
-      </w:pPr>
-      <w:r>
-        <w:t xml:space="preserve">6. Gestión de usuarios</w:t>
-      </w:r>
-    </w:p>
-    <w:p>
-      <w:pPr>
-        <w:pStyle w:val="FirstParagraph"/>
-      </w:pPr>
-      <w:r>
-        <w:rPr>
-          <w:bCs/>
-          <w:b/>
-        </w:rPr>
-        <w:t xml:space="preserve">Crear cuenta o perfil.</w:t>
-      </w:r>
-      <w:r>
-        <w:t xml:space="preserve"> </w:t>
-      </w:r>
-      <w:r>
-        <w:t xml:space="preserve">Los pacientes no tienen cuenta ni perfil: sus datos quedan guardados en su ficha cuando piden o reciben una cita. Las cuentas de los administradores las crea el dueño desde</w:t>
-      </w:r>
-      <w:r>
-        <w:t xml:space="preserve"> </w:t>
-      </w:r>
-      <w:r>
-        <w:rPr>
-          <w:bCs/>
-          <w:b/>
-        </w:rPr>
-        <w:t xml:space="preserve">Equipo</w:t>
-      </w:r>
-      <w:r>
-        <w:t xml:space="preserve"> </w:t>
-      </w:r>
-      <w:r>
-        <w:t xml:space="preserve">(sección 5.12); la cuenta del dueño la crea el equipo técnico con una clave especial y el correo del dueño.</w:t>
+        <w:t xml:space="preserve">En</w:t>
+      </w:r>
+      <w:r>
+        <w:t xml:space="preserve"> </w:t>
+      </w:r>
+      <w:r>
+        <w:rPr>
+          <w:bCs/>
+          <w:b/>
+        </w:rPr>
+        <w:t xml:space="preserve">Especialistas</w:t>
+      </w:r>
+      <w:r>
+        <w:t xml:space="preserve"> </w:t>
+      </w:r>
+      <w:r>
+        <w:t xml:space="preserve">el dueño registra a los odontólogos que atienden en el consultorio. Cada uno aparece en una tarjeta con su foto (o la inicial de su nombre), su título y las especialidades que cubre. Este perfil</w:t>
+      </w:r>
+      <w:r>
+        <w:t xml:space="preserve"> </w:t>
+      </w:r>
+      <w:r>
+        <w:rPr>
+          <w:bCs/>
+          <w:b/>
+        </w:rPr>
+        <w:t xml:space="preserve">solo lo ve el dueño</w:t>
+      </w:r>
+      <w:r>
+        <w:t xml:space="preserve">: al paciente, cuando agenda, solo le aparece el nombre.</w:t>
+      </w:r>
+    </w:p>
+    <w:p>
+      <w:pPr>
+        <w:pStyle w:val="CaptionedFigure"/>
+      </w:pPr>
+      <w:r>
+        <w:drawing>
+          <wp:inline>
+            <wp:extent cx="4800600" cy="3375421"/>
+            <wp:effectExtent b="0" l="0" r="0" t="0"/>
+            <wp:docPr descr="Especialistas del consultorio." title="" id="123" name="Picture"/>
+            <a:graphic>
+              <a:graphicData uri="http://schemas.openxmlformats.org/drawingml/2006/picture">
+                <pic:pic>
+                  <pic:nvPicPr>
+                    <pic:cNvPr descr="../capturas/manual/s21-especialistas.png" id="124" name="Picture"/>
+                    <pic:cNvPicPr>
+                      <a:picLocks noChangeArrowheads="1" noChangeAspect="1"/>
+                    </pic:cNvPicPr>
+                  </pic:nvPicPr>
+                  <pic:blipFill>
+                    <a:blip r:embed="rId122"/>
+                    <a:stretch>
+                      <a:fillRect/>
+                    </a:stretch>
+                  </pic:blipFill>
+                  <pic:spPr bwMode="auto">
+                    <a:xfrm>
+                      <a:off x="0" y="0"/>
+                      <a:ext cx="4800600" cy="3375421"/>
+                    </a:xfrm>
+                    <a:prstGeom prst="rect">
+                      <a:avLst/>
+                    </a:prstGeom>
+                    <a:noFill/>
+                    <a:ln w="9525">
+                      <a:noFill/>
+                      <a:headEnd/>
+                      <a:tailEnd/>
+                    </a:ln>
+                  </pic:spPr>
+                </pic:pic>
+              </a:graphicData>
+            </a:graphic>
+          </wp:inline>
+        </w:drawing>
+      </w:r>
+    </w:p>
+    <w:p>
+      <w:pPr>
+        <w:pStyle w:val="ImageCaption"/>
+      </w:pPr>
+      <w:r>
+        <w:t xml:space="preserve">Especialistas del consultorio.</w:t>
       </w:r>
     </w:p>
     <w:p>
@@ -4757,25 +4816,7 @@
           <w:bCs/>
           <w:b/>
         </w:rPr>
-        <w:t xml:space="preserve">Primer ingreso (secretaria).</w:t>
-      </w:r>
-      <w:r>
-        <w:t xml:space="preserve"> </w:t>
-      </w:r>
-      <w:r>
-        <w:t xml:space="preserve">Con la contraseña temporal, el sistema abre la pantalla «Crea tu contraseña»: escriba la temporal como contraseña actual y elija una propia. Sin ese paso no se puede entrar al panel.</w:t>
-      </w:r>
-    </w:p>
-    <w:p>
-      <w:pPr>
-        <w:pStyle w:val="BodyText"/>
-      </w:pPr>
-      <w:r>
-        <w:rPr>
-          <w:bCs/>
-          <w:b/>
-        </w:rPr>
-        <w:t xml:space="preserve">Cambiar la contraseña (secretaria).</w:t>
+        <w:t xml:space="preserve">Agregar un especialista:</w:t>
       </w:r>
     </w:p>
     <w:p>
@@ -4787,17 +4828,17 @@
         <w:pStyle w:val="Compact"/>
       </w:pPr>
       <w:r>
-        <w:t xml:space="preserve">En el menú de la cuenta toque</w:t>
-      </w:r>
-      <w:r>
-        <w:t xml:space="preserve"> </w:t>
-      </w:r>
-      <w:r>
-        <w:rPr>
-          <w:bCs/>
-          <w:b/>
-        </w:rPr>
-        <w:t xml:space="preserve">Cambiar contraseña</w:t>
+        <w:t xml:space="preserve">Toque</w:t>
+      </w:r>
+      <w:r>
+        <w:t xml:space="preserve"> </w:t>
+      </w:r>
+      <w:r>
+        <w:rPr>
+          <w:bCs/>
+          <w:b/>
+        </w:rPr>
+        <w:t xml:space="preserve">Agregar especialista</w:t>
       </w:r>
       <w:r>
         <w:t xml:space="preserve">.</w:t>
@@ -4812,7 +4853,39 @@
         <w:pStyle w:val="Compact"/>
       </w:pPr>
       <w:r>
-        <w:t xml:space="preserve">Escriba la contraseña actual y la nueva dos veces.</w:t>
+        <w:t xml:space="preserve">Con</w:t>
+      </w:r>
+      <w:r>
+        <w:t xml:space="preserve"> </w:t>
+      </w:r>
+      <w:r>
+        <w:rPr>
+          <w:bCs/>
+          <w:b/>
+        </w:rPr>
+        <w:t xml:space="preserve">Elegir foto</w:t>
+      </w:r>
+      <w:r>
+        <w:t xml:space="preserve"> </w:t>
+      </w:r>
+      <w:r>
+        <w:t xml:space="preserve">escoja una imagen del computador o del celular (JPG, PNG o WEBP de hasta 5 MB). El sistema la recorta en cuadrado y la reduce sola; con</w:t>
+      </w:r>
+      <w:r>
+        <w:t xml:space="preserve"> </w:t>
+      </w:r>
+      <w:r>
+        <w:rPr>
+          <w:bCs/>
+          <w:b/>
+        </w:rPr>
+        <w:t xml:space="preserve">Quitar foto</w:t>
+      </w:r>
+      <w:r>
+        <w:t xml:space="preserve"> </w:t>
+      </w:r>
+      <w:r>
+        <w:t xml:space="preserve">se descarta.</w:t>
       </w:r>
     </w:p>
     <w:p>
@@ -4824,6 +4897,78 @@
         <w:pStyle w:val="Compact"/>
       </w:pPr>
       <w:r>
+        <w:t xml:space="preserve">Escriba el</w:t>
+      </w:r>
+      <w:r>
+        <w:t xml:space="preserve"> </w:t>
+      </w:r>
+      <w:r>
+        <w:rPr>
+          <w:bCs/>
+          <w:b/>
+        </w:rPr>
+        <w:t xml:space="preserve">nombre completo</w:t>
+      </w:r>
+      <w:r>
+        <w:t xml:space="preserve"> </w:t>
+      </w:r>
+      <w:r>
+        <w:t xml:space="preserve">y, si quiere, el</w:t>
+      </w:r>
+      <w:r>
+        <w:t xml:space="preserve"> </w:t>
+      </w:r>
+      <w:r>
+        <w:rPr>
+          <w:bCs/>
+          <w:b/>
+        </w:rPr>
+        <w:t xml:space="preserve">título o cargo</w:t>
+      </w:r>
+      <w:r>
+        <w:t xml:space="preserve"> </w:t>
+      </w:r>
+      <w:r>
+        <w:t xml:space="preserve">(por ejemplo, «Odontóloga · Ortodoncista»).</w:t>
+      </w:r>
+    </w:p>
+    <w:p>
+      <w:pPr>
+        <w:numPr>
+          <w:ilvl w:val="0"/>
+          <w:numId w:val="1022"/>
+        </w:numPr>
+        <w:pStyle w:val="Compact"/>
+      </w:pPr>
+      <w:r>
+        <w:t xml:space="preserve">Marque las</w:t>
+      </w:r>
+      <w:r>
+        <w:t xml:space="preserve"> </w:t>
+      </w:r>
+      <w:r>
+        <w:rPr>
+          <w:bCs/>
+          <w:b/>
+        </w:rPr>
+        <w:t xml:space="preserve">especialidades que atiende</w:t>
+      </w:r>
+      <w:r>
+        <w:t xml:space="preserve"> </w:t>
+      </w:r>
+      <w:r>
+        <w:t xml:space="preserve">(al menos una).</w:t>
+      </w:r>
+    </w:p>
+    <w:p>
+      <w:pPr>
+        <w:numPr>
+          <w:ilvl w:val="0"/>
+          <w:numId w:val="1022"/>
+        </w:numPr>
+        <w:pStyle w:val="Compact"/>
+      </w:pPr>
+      <w:r>
         <w:t xml:space="preserve">Toque</w:t>
       </w:r>
       <w:r>
@@ -4834,18 +4979,10 @@
           <w:bCs/>
           <w:b/>
         </w:rPr>
-        <w:t xml:space="preserve">Guardar contraseña</w:t>
+        <w:t xml:space="preserve">Agregar especialista</w:t>
       </w:r>
       <w:r>
         <w:t xml:space="preserve">.</w:t>
-      </w:r>
-    </w:p>
-    <w:p>
-      <w:pPr>
-        <w:pStyle w:val="FirstParagraph"/>
-      </w:pPr>
-      <w:r>
-        <w:t xml:space="preserve">La contraseña nueva debe tener entre 8 y 72 caracteres, con al menos una letra y un número.</w:t>
       </w:r>
     </w:p>
     <w:p>
@@ -4855,20 +4992,352 @@
       <w:r>
         <w:drawing>
           <wp:inline>
-            <wp:extent cx="4267200" cy="2667000"/>
+            <wp:extent cx="3200400" cy="3840480"/>
             <wp:effectExtent b="0" l="0" r="0" t="0"/>
-            <wp:docPr descr="Cambiar contraseña." title="" id="125" name="Picture"/>
+            <wp:docPr descr="Agregar o editar un especialista." title="" id="126" name="Picture"/>
             <a:graphic>
               <a:graphicData uri="http://schemas.openxmlformats.org/drawingml/2006/picture">
                 <pic:pic>
                   <pic:nvPicPr>
-                    <pic:cNvPr descr="../capturas/manual/s13-cambiar-contrasena.png" id="126" name="Picture"/>
+                    <pic:cNvPr descr="../capturas/manual/s22-especialista-formulario.png" id="127" name="Picture"/>
                     <pic:cNvPicPr>
                       <a:picLocks noChangeArrowheads="1" noChangeAspect="1"/>
                     </pic:cNvPicPr>
                   </pic:nvPicPr>
                   <pic:blipFill>
-                    <a:blip r:embed="rId124"/>
+                    <a:blip r:embed="rId125"/>
+                    <a:stretch>
+                      <a:fillRect/>
+                    </a:stretch>
+                  </pic:blipFill>
+                  <pic:spPr bwMode="auto">
+                    <a:xfrm>
+                      <a:off x="0" y="0"/>
+                      <a:ext cx="3200400" cy="3840480"/>
+                    </a:xfrm>
+                    <a:prstGeom prst="rect">
+                      <a:avLst/>
+                    </a:prstGeom>
+                    <a:noFill/>
+                    <a:ln w="9525">
+                      <a:noFill/>
+                      <a:headEnd/>
+                      <a:tailEnd/>
+                    </a:ln>
+                  </pic:spPr>
+                </pic:pic>
+              </a:graphicData>
+            </a:graphic>
+          </wp:inline>
+        </w:drawing>
+      </w:r>
+    </w:p>
+    <w:p>
+      <w:pPr>
+        <w:pStyle w:val="ImageCaption"/>
+      </w:pPr>
+      <w:r>
+        <w:t xml:space="preserve">Agregar o editar un especialista.</w:t>
+      </w:r>
+    </w:p>
+    <w:p>
+      <w:pPr>
+        <w:pStyle w:val="BodyText"/>
+      </w:pPr>
+      <w:r>
+        <w:t xml:space="preserve">Para que aparezca al agendar, después hay que</w:t>
+      </w:r>
+      <w:r>
+        <w:t xml:space="preserve"> </w:t>
+      </w:r>
+      <w:r>
+        <w:rPr>
+          <w:bCs/>
+          <w:b/>
+        </w:rPr>
+        <w:t xml:space="preserve">publicar sus horas</w:t>
+      </w:r>
+      <w:r>
+        <w:t xml:space="preserve"> </w:t>
+      </w:r>
+      <w:r>
+        <w:t xml:space="preserve">en</w:t>
+      </w:r>
+      <w:r>
+        <w:t xml:space="preserve"> </w:t>
+      </w:r>
+      <w:r>
+        <w:rPr>
+          <w:bCs/>
+          <w:b/>
+        </w:rPr>
+        <w:t xml:space="preserve">Horarios</w:t>
+      </w:r>
+      <w:r>
+        <w:t xml:space="preserve"> </w:t>
+      </w:r>
+      <w:r>
+        <w:t xml:space="preserve">(sección 5.9).</w:t>
+      </w:r>
+    </w:p>
+    <w:p>
+      <w:pPr>
+        <w:pStyle w:val="BodyText"/>
+      </w:pPr>
+      <w:r>
+        <w:t xml:space="preserve">En</w:t>
+      </w:r>
+      <w:r>
+        <w:t xml:space="preserve"> </w:t>
+      </w:r>
+      <w:r>
+        <w:rPr>
+          <w:bCs/>
+          <w:b/>
+        </w:rPr>
+        <w:t xml:space="preserve">Opciones</w:t>
+      </w:r>
+      <w:r>
+        <w:t xml:space="preserve"> </w:t>
+      </w:r>
+      <w:r>
+        <w:t xml:space="preserve">de cada especialista:</w:t>
+      </w:r>
+    </w:p>
+    <w:p>
+      <w:pPr>
+        <w:numPr>
+          <w:ilvl w:val="0"/>
+          <w:numId w:val="1023"/>
+        </w:numPr>
+        <w:pStyle w:val="Compact"/>
+      </w:pPr>
+      <w:r>
+        <w:rPr>
+          <w:bCs/>
+          <w:b/>
+        </w:rPr>
+        <w:t xml:space="preserve">Editar perfil:</w:t>
+      </w:r>
+      <w:r>
+        <w:t xml:space="preserve"> </w:t>
+      </w:r>
+      <w:r>
+        <w:t xml:space="preserve">cambiar foto, nombre, título o especialidades.</w:t>
+      </w:r>
+    </w:p>
+    <w:p>
+      <w:pPr>
+        <w:numPr>
+          <w:ilvl w:val="0"/>
+          <w:numId w:val="1023"/>
+        </w:numPr>
+        <w:pStyle w:val="Compact"/>
+      </w:pPr>
+      <w:r>
+        <w:rPr>
+          <w:bCs/>
+          <w:b/>
+        </w:rPr>
+        <w:t xml:space="preserve">Desactivar / Activar:</w:t>
+      </w:r>
+      <w:r>
+        <w:t xml:space="preserve"> </w:t>
+      </w:r>
+      <w:r>
+        <w:t xml:space="preserve">un especialista desactivado deja de aparecer para agendar, pero sus citas y su historial se conservan. No se borra, porque las citas antiguas lo necesitan.</w:t>
+      </w:r>
+    </w:p>
+    <w:p>
+      <w:pPr>
+        <w:pStyle w:val="FirstParagraph"/>
+      </w:pPr>
+      <w:r>
+        <w:t xml:space="preserve">Las</w:t>
+      </w:r>
+      <w:r>
+        <w:t xml:space="preserve"> </w:t>
+      </w:r>
+      <w:r>
+        <w:rPr>
+          <w:bCs/>
+          <w:b/>
+        </w:rPr>
+        <w:t xml:space="preserve">especialidades</w:t>
+      </w:r>
+      <w:r>
+        <w:t xml:space="preserve"> </w:t>
+      </w:r>
+      <w:r>
+        <w:t xml:space="preserve">(los servicios de la página principal) las sigue configurando el equipo técnico cuando el consultorio lo pida.</w:t>
+      </w:r>
+    </w:p>
+    <w:bookmarkEnd w:id="128"/>
+    <w:bookmarkEnd w:id="129"/>
+    <w:bookmarkStart w:id="133" w:name="gestión-de-usuarios"/>
+    <w:p>
+      <w:pPr>
+        <w:pStyle w:val="Heading1"/>
+      </w:pPr>
+      <w:r>
+        <w:t xml:space="preserve">6. Gestión de usuarios</w:t>
+      </w:r>
+    </w:p>
+    <w:p>
+      <w:pPr>
+        <w:pStyle w:val="FirstParagraph"/>
+      </w:pPr>
+      <w:r>
+        <w:rPr>
+          <w:bCs/>
+          <w:b/>
+        </w:rPr>
+        <w:t xml:space="preserve">Crear cuenta o perfil.</w:t>
+      </w:r>
+      <w:r>
+        <w:t xml:space="preserve"> </w:t>
+      </w:r>
+      <w:r>
+        <w:t xml:space="preserve">Los pacientes no tienen cuenta ni perfil: sus datos quedan guardados en su ficha cuando piden o reciben una cita. Las cuentas de los administradores las crea el dueño desde</w:t>
+      </w:r>
+      <w:r>
+        <w:t xml:space="preserve"> </w:t>
+      </w:r>
+      <w:r>
+        <w:rPr>
+          <w:bCs/>
+          <w:b/>
+        </w:rPr>
+        <w:t xml:space="preserve">Equipo</w:t>
+      </w:r>
+      <w:r>
+        <w:t xml:space="preserve"> </w:t>
+      </w:r>
+      <w:r>
+        <w:t xml:space="preserve">(sección 5.12); la cuenta del dueño la crea el equipo técnico con una clave especial y el correo del dueño.</w:t>
+      </w:r>
+    </w:p>
+    <w:p>
+      <w:pPr>
+        <w:pStyle w:val="BodyText"/>
+      </w:pPr>
+      <w:r>
+        <w:rPr>
+          <w:bCs/>
+          <w:b/>
+        </w:rPr>
+        <w:t xml:space="preserve">Primer ingreso (secretaria).</w:t>
+      </w:r>
+      <w:r>
+        <w:t xml:space="preserve"> </w:t>
+      </w:r>
+      <w:r>
+        <w:t xml:space="preserve">Con la contraseña temporal, el sistema abre la pantalla «Crea tu contraseña»: escriba la temporal como contraseña actual y elija una propia. Sin ese paso no se puede entrar al panel.</w:t>
+      </w:r>
+    </w:p>
+    <w:p>
+      <w:pPr>
+        <w:pStyle w:val="BodyText"/>
+      </w:pPr>
+      <w:r>
+        <w:rPr>
+          <w:bCs/>
+          <w:b/>
+        </w:rPr>
+        <w:t xml:space="preserve">Cambiar la contraseña (secretaria).</w:t>
+      </w:r>
+    </w:p>
+    <w:p>
+      <w:pPr>
+        <w:numPr>
+          <w:ilvl w:val="0"/>
+          <w:numId w:val="1024"/>
+        </w:numPr>
+        <w:pStyle w:val="Compact"/>
+      </w:pPr>
+      <w:r>
+        <w:t xml:space="preserve">En el menú de la cuenta toque</w:t>
+      </w:r>
+      <w:r>
+        <w:t xml:space="preserve"> </w:t>
+      </w:r>
+      <w:r>
+        <w:rPr>
+          <w:bCs/>
+          <w:b/>
+        </w:rPr>
+        <w:t xml:space="preserve">Cambiar contraseña</w:t>
+      </w:r>
+      <w:r>
+        <w:t xml:space="preserve">.</w:t>
+      </w:r>
+    </w:p>
+    <w:p>
+      <w:pPr>
+        <w:numPr>
+          <w:ilvl w:val="0"/>
+          <w:numId w:val="1024"/>
+        </w:numPr>
+        <w:pStyle w:val="Compact"/>
+      </w:pPr>
+      <w:r>
+        <w:t xml:space="preserve">Escriba la contraseña actual y la nueva dos veces.</w:t>
+      </w:r>
+    </w:p>
+    <w:p>
+      <w:pPr>
+        <w:numPr>
+          <w:ilvl w:val="0"/>
+          <w:numId w:val="1024"/>
+        </w:numPr>
+        <w:pStyle w:val="Compact"/>
+      </w:pPr>
+      <w:r>
+        <w:t xml:space="preserve">Toque</w:t>
+      </w:r>
+      <w:r>
+        <w:t xml:space="preserve"> </w:t>
+      </w:r>
+      <w:r>
+        <w:rPr>
+          <w:bCs/>
+          <w:b/>
+        </w:rPr>
+        <w:t xml:space="preserve">Guardar contraseña</w:t>
+      </w:r>
+      <w:r>
+        <w:t xml:space="preserve">.</w:t>
+      </w:r>
+    </w:p>
+    <w:p>
+      <w:pPr>
+        <w:pStyle w:val="FirstParagraph"/>
+      </w:pPr>
+      <w:r>
+        <w:t xml:space="preserve">La contraseña nueva debe tener entre 8 y 72 caracteres, con al menos una letra y un número.</w:t>
+      </w:r>
+    </w:p>
+    <w:p>
+      <w:pPr>
+        <w:pStyle w:val="CaptionedFigure"/>
+      </w:pPr>
+      <w:r>
+        <w:drawing>
+          <wp:inline>
+            <wp:extent cx="4267200" cy="2667000"/>
+            <wp:effectExtent b="0" l="0" r="0" t="0"/>
+            <wp:docPr descr="Cambiar contraseña." title="" id="131" name="Picture"/>
+            <a:graphic>
+              <a:graphicData uri="http://schemas.openxmlformats.org/drawingml/2006/picture">
+                <pic:pic>
+                  <pic:nvPicPr>
+                    <pic:cNvPr descr="../capturas/manual/s13-cambiar-contrasena.png" id="132" name="Picture"/>
+                    <pic:cNvPicPr>
+                      <a:picLocks noChangeArrowheads="1" noChangeAspect="1"/>
+                    </pic:cNvPicPr>
+                  </pic:nvPicPr>
+                  <pic:blipFill>
+                    <a:blip r:embed="rId130"/>
                     <a:stretch>
                       <a:fillRect/>
                     </a:stretch>
@@ -5169,8 +5638,8 @@
         </w:tc>
       </w:tr>
     </w:tbl>
-    <w:bookmarkEnd w:id="127"/>
-    <w:bookmarkStart w:id="128" w:name="notificaciones-y-alertas"/>
+    <w:bookmarkEnd w:id="133"/>
+    <w:bookmarkStart w:id="134" w:name="notificaciones-y-alertas"/>
     <w:p>
       <w:pPr>
         <w:pStyle w:val="Heading1"/>
@@ -5509,8 +5978,8 @@
         <w:t xml:space="preserve">para quitarlo de la lista.</w:t>
       </w:r>
     </w:p>
-    <w:bookmarkEnd w:id="128"/>
-    <w:bookmarkStart w:id="129" w:name="solución-de-problemas-comunes"/>
+    <w:bookmarkEnd w:id="134"/>
+    <w:bookmarkStart w:id="135" w:name="solución-de-problemas-comunes"/>
     <w:p>
       <w:pPr>
         <w:pStyle w:val="Heading1"/>
@@ -5915,8 +6384,8 @@
         <w:t xml:space="preserve">espere a que el dueño revise la solicitud, o corrija la corrección más reciente.</w:t>
       </w:r>
     </w:p>
-    <w:bookmarkEnd w:id="129"/>
-    <w:bookmarkStart w:id="130" w:name="glosario"/>
+    <w:bookmarkEnd w:id="135"/>
+    <w:bookmarkStart w:id="136" w:name="glosario"/>
     <w:p>
       <w:pPr>
         <w:pStyle w:val="Heading1"/>
@@ -6281,8 +6750,8 @@
         <w:t xml:space="preserve">aplicación de mensajería por la que el sistema envía los avisos.</w:t>
       </w:r>
     </w:p>
-    <w:bookmarkEnd w:id="130"/>
-    <w:bookmarkStart w:id="131" w:name="cierre-de-sesión-y-seguridad"/>
+    <w:bookmarkEnd w:id="136"/>
+    <w:bookmarkStart w:id="137" w:name="cierre-de-sesión-y-seguridad"/>
     <w:p>
       <w:pPr>
         <w:pStyle w:val="Heading1"/>
@@ -6338,7 +6807,7 @@
       <w:pPr>
         <w:numPr>
           <w:ilvl w:val="0"/>
-          <w:numId w:val="1023"/>
+          <w:numId w:val="1025"/>
         </w:numPr>
         <w:pStyle w:val="Compact"/>
       </w:pPr>
@@ -6350,7 +6819,7 @@
       <w:pPr>
         <w:numPr>
           <w:ilvl w:val="0"/>
-          <w:numId w:val="1023"/>
+          <w:numId w:val="1025"/>
         </w:numPr>
         <w:pStyle w:val="Compact"/>
       </w:pPr>
@@ -6362,7 +6831,7 @@
       <w:pPr>
         <w:numPr>
           <w:ilvl w:val="0"/>
-          <w:numId w:val="1023"/>
+          <w:numId w:val="1025"/>
         </w:numPr>
         <w:pStyle w:val="Compact"/>
       </w:pPr>
@@ -6374,7 +6843,7 @@
       <w:pPr>
         <w:numPr>
           <w:ilvl w:val="0"/>
-          <w:numId w:val="1023"/>
+          <w:numId w:val="1025"/>
         </w:numPr>
         <w:pStyle w:val="Compact"/>
       </w:pPr>
@@ -6386,7 +6855,7 @@
       <w:pPr>
         <w:numPr>
           <w:ilvl w:val="0"/>
-          <w:numId w:val="1023"/>
+          <w:numId w:val="1025"/>
         </w:numPr>
         <w:pStyle w:val="Compact"/>
       </w:pPr>
@@ -6416,7 +6885,7 @@
       <w:pPr>
         <w:numPr>
           <w:ilvl w:val="0"/>
-          <w:numId w:val="1024"/>
+          <w:numId w:val="1026"/>
         </w:numPr>
         <w:pStyle w:val="Compact"/>
       </w:pPr>
@@ -6428,7 +6897,7 @@
       <w:pPr>
         <w:numPr>
           <w:ilvl w:val="0"/>
-          <w:numId w:val="1024"/>
+          <w:numId w:val="1026"/>
         </w:numPr>
         <w:pStyle w:val="Compact"/>
       </w:pPr>
@@ -6436,7 +6905,7 @@
         <w:t xml:space="preserve">Equipo técnico: Emmanuel Artunduaga Charry (emmanuel_artunduagach@fet.edu.co) y Jawer Leonardo Manrique Yosa (jawer_manriqueyo@fet.edu.co).</w:t>
       </w:r>
     </w:p>
-    <w:bookmarkEnd w:id="131"/>
+    <w:bookmarkEnd w:id="137"/>
     <w:sectPr/>
   </w:body>
 </w:document>
@@ -7217,6 +7686,39 @@
     <w:abstractNumId w:val="991"/>
   </w:num>
   <w:num w:numId="1024">
+    <w:abstractNumId w:val="99411"/>
+    <w:lvlOverride w:ilvl="0">
+      <w:startOverride w:val="1"/>
+    </w:lvlOverride>
+    <w:lvlOverride w:ilvl="1">
+      <w:startOverride w:val="1"/>
+    </w:lvlOverride>
+    <w:lvlOverride w:ilvl="2">
+      <w:startOverride w:val="1"/>
+    </w:lvlOverride>
+    <w:lvlOverride w:ilvl="3">
+      <w:startOverride w:val="1"/>
+    </w:lvlOverride>
+    <w:lvlOverride w:ilvl="4">
+      <w:startOverride w:val="1"/>
+    </w:lvlOverride>
+    <w:lvlOverride w:ilvl="5">
+      <w:startOverride w:val="1"/>
+    </w:lvlOverride>
+    <w:lvlOverride w:ilvl="6">
+      <w:startOverride w:val="1"/>
+    </w:lvlOverride>
+    <w:lvlOverride w:ilvl="7">
+      <w:startOverride w:val="1"/>
+    </w:lvlOverride>
+    <w:lvlOverride w:ilvl="8">
+      <w:startOverride w:val="1"/>
+    </w:lvlOverride>
+  </w:num>
+  <w:num w:numId="1025">
+    <w:abstractNumId w:val="991"/>
+  </w:num>
+  <w:num w:numId="1026">
     <w:abstractNumId w:val="991"/>
   </w:num>
 </w:numbering>

--- a/docs/para-drive/Manual de usuario.docx
+++ b/docs/para-drive/Manual de usuario.docx
@@ -500,7 +500,7 @@
           <w:bCs/>
           <w:b/>
         </w:rPr>
-        <w:t xml:space="preserve">[dirección del sistema publicado — se completa al publicar]</w:t>
+        <w:t xml:space="preserve">https://arte-odontologico-production.up.railway.app</w:t>
       </w:r>
       <w:r>
         <w:t xml:space="preserve">. La página principal es la misma para todos.</w:t>
